--- a/docs/UAW-SDD2.0 Skill化方案说明与操作指南.docx
+++ b/docs/UAW-SDD2.0 Skill化方案说明与操作指南.docx
@@ -14,7 +14,7 @@
       </w:pPr>
       <w:r>
         <w:rPr>
-          <w:rFonts w:ascii="Arial Unicode MS" w:hAnsi="Arial Unicode MS" w:eastAsia="Arial Unicode MS"/>
+          <w:rFonts w:ascii="Hiragino Sans GB" w:hAnsi="Hiragino Sans GB" w:eastAsia="Hiragino Sans GB"/>
           <w:b/>
           <w:color w:val="153B5B"/>
           <w:sz w:val="62"/>
@@ -29,7 +29,7 @@
       </w:pPr>
       <w:r>
         <w:rPr>
-          <w:rFonts w:ascii="Arial Unicode MS" w:hAnsi="Arial Unicode MS" w:eastAsia="Arial Unicode MS"/>
+          <w:rFonts w:ascii="Hiragino Sans GB" w:hAnsi="Hiragino Sans GB" w:eastAsia="Hiragino Sans GB"/>
           <w:b/>
           <w:color w:val="2F6F9F"/>
           <w:sz w:val="40"/>
@@ -43,7 +43,7 @@
       </w:pPr>
       <w:r>
         <w:rPr>
-          <w:rFonts w:ascii="Arial Unicode MS" w:hAnsi="Arial Unicode MS" w:eastAsia="Arial Unicode MS"/>
+          <w:rFonts w:ascii="Hiragino Sans GB" w:hAnsi="Hiragino Sans GB" w:eastAsia="Hiragino Sans GB"/>
           <w:color w:val="637384"/>
           <w:sz w:val="23"/>
         </w:rPr>
@@ -110,7 +110,7 @@
             </w:pPr>
             <w:r>
               <w:rPr>
-                <w:rFonts w:ascii="Arial Unicode MS" w:hAnsi="Arial Unicode MS" w:eastAsia="Arial Unicode MS"/>
+                <w:rFonts w:ascii="Hiragino Sans GB" w:hAnsi="Hiragino Sans GB" w:eastAsia="Hiragino Sans GB"/>
                 <w:b/>
                 <w:color w:val="B88216"/>
                 <w:sz w:val="21"/>
@@ -119,11 +119,11 @@
             </w:r>
             <w:r>
               <w:rPr>
-                <w:rFonts w:ascii="Arial Unicode MS" w:hAnsi="Arial Unicode MS" w:eastAsia="Arial Unicode MS"/>
+                <w:rFonts w:ascii="Hiragino Sans GB" w:hAnsi="Hiragino Sans GB" w:eastAsia="Hiragino Sans GB"/>
                 <w:color w:val="1E2933"/>
                 <w:sz w:val="21"/>
               </w:rPr>
-              <w:t>开发者仍然只需提交简要提示词并调用 uaw-sdd-ai-coding；状态、审批、Git 范围、失效和恢复全部由 Skill 内部处理，新生成过程资产以简体中文为主体。</w:t>
+              <w:t>开发者仍然只需提交简要提示词并调用 uaw-sdd-ai-coding；每个规划 Gate 强制跨回合人工批准，实现许可和 Git Guard 阻止提前写代码及自动提交，新生成过程资产以简体中文为主体。</w:t>
             </w:r>
           </w:p>
         </w:tc>
@@ -175,7 +175,7 @@
           <w:p>
             <w:r>
               <w:rPr>
-                <w:rFonts w:ascii="Arial Unicode MS" w:hAnsi="Arial Unicode MS" w:eastAsia="Arial Unicode MS"/>
+                <w:rFonts w:ascii="Hiragino Sans GB" w:hAnsi="Hiragino Sans GB" w:eastAsia="Hiragino Sans GB"/>
                 <w:b/>
                 <w:color w:val="153B5B"/>
                 <w:sz w:val="19"/>
@@ -206,7 +206,7 @@
           <w:p>
             <w:r>
               <w:rPr>
-                <w:rFonts w:ascii="Arial Unicode MS" w:hAnsi="Arial Unicode MS" w:eastAsia="Arial Unicode MS"/>
+                <w:rFonts w:ascii="Hiragino Sans GB" w:hAnsi="Hiragino Sans GB" w:eastAsia="Hiragino Sans GB"/>
                 <w:b w:val="0"/>
                 <w:color w:val="1E2933"/>
                 <w:sz w:val="19"/>
@@ -242,7 +242,7 @@
           <w:p>
             <w:r>
               <w:rPr>
-                <w:rFonts w:ascii="Arial Unicode MS" w:hAnsi="Arial Unicode MS" w:eastAsia="Arial Unicode MS"/>
+                <w:rFonts w:ascii="Hiragino Sans GB" w:hAnsi="Hiragino Sans GB" w:eastAsia="Hiragino Sans GB"/>
                 <w:b/>
                 <w:color w:val="153B5B"/>
                 <w:sz w:val="19"/>
@@ -273,12 +273,12 @@
           <w:p>
             <w:r>
               <w:rPr>
-                <w:rFonts w:ascii="Arial Unicode MS" w:hAnsi="Arial Unicode MS" w:eastAsia="Arial Unicode MS"/>
+                <w:rFonts w:ascii="Hiragino Sans GB" w:hAnsi="Hiragino Sans GB" w:eastAsia="Hiragino Sans GB"/>
                 <w:b w:val="0"/>
                 <w:color w:val="1E2933"/>
                 <w:sz w:val="19"/>
               </w:rPr>
-              <w:t>2.0-hardened / 2026-07-15</w:t>
+              <w:t>2.0-p0-gate-hardened / 2026-07-30</w:t>
             </w:r>
           </w:p>
         </w:tc>
@@ -309,7 +309,7 @@
           <w:p>
             <w:r>
               <w:rPr>
-                <w:rFonts w:ascii="Arial Unicode MS" w:hAnsi="Arial Unicode MS" w:eastAsia="Arial Unicode MS"/>
+                <w:rFonts w:ascii="Hiragino Sans GB" w:hAnsi="Hiragino Sans GB" w:eastAsia="Hiragino Sans GB"/>
                 <w:b/>
                 <w:color w:val="153B5B"/>
                 <w:sz w:val="19"/>
@@ -340,7 +340,7 @@
           <w:p>
             <w:r>
               <w:rPr>
-                <w:rFonts w:ascii="Arial Unicode MS" w:hAnsi="Arial Unicode MS" w:eastAsia="Arial Unicode MS"/>
+                <w:rFonts w:ascii="Hiragino Sans GB" w:hAnsi="Hiragino Sans GB" w:eastAsia="Hiragino Sans GB"/>
                 <w:b w:val="0"/>
                 <w:color w:val="1E2933"/>
                 <w:sz w:val="19"/>
@@ -376,7 +376,7 @@
           <w:p>
             <w:r>
               <w:rPr>
-                <w:rFonts w:ascii="Arial Unicode MS" w:hAnsi="Arial Unicode MS" w:eastAsia="Arial Unicode MS"/>
+                <w:rFonts w:ascii="Hiragino Sans GB" w:hAnsi="Hiragino Sans GB" w:eastAsia="Hiragino Sans GB"/>
                 <w:b/>
                 <w:color w:val="153B5B"/>
                 <w:sz w:val="19"/>
@@ -407,7 +407,7 @@
           <w:p>
             <w:r>
               <w:rPr>
-                <w:rFonts w:ascii="Arial Unicode MS" w:hAnsi="Arial Unicode MS" w:eastAsia="Arial Unicode MS"/>
+                <w:rFonts w:ascii="Hiragino Sans GB" w:hAnsi="Hiragino Sans GB" w:eastAsia="Hiragino Sans GB"/>
                 <w:b w:val="0"/>
                 <w:color w:val="1E2933"/>
                 <w:sz w:val="19"/>
@@ -493,7 +493,7 @@
             </w:pPr>
             <w:r>
               <w:rPr>
-                <w:rFonts w:ascii="Arial Unicode MS" w:hAnsi="Arial Unicode MS" w:eastAsia="Arial Unicode MS"/>
+                <w:rFonts w:ascii="Hiragino Sans GB" w:hAnsi="Hiragino Sans GB" w:eastAsia="Hiragino Sans GB"/>
                 <w:b/>
                 <w:color w:val="397A55"/>
                 <w:sz w:val="21"/>
@@ -502,7 +502,7 @@
             </w:r>
             <w:r>
               <w:rPr>
-                <w:rFonts w:ascii="Arial Unicode MS" w:hAnsi="Arial Unicode MS" w:eastAsia="Arial Unicode MS"/>
+                <w:rFonts w:ascii="Hiragino Sans GB" w:hAnsi="Hiragino Sans GB" w:eastAsia="Hiragino Sans GB"/>
                 <w:color w:val="1E2933"/>
                 <w:sz w:val="21"/>
               </w:rPr>
@@ -524,7 +524,7 @@
       </w:pPr>
       <w:r>
         <w:rPr>
-          <w:rFonts w:ascii="Arial Unicode MS" w:hAnsi="Arial Unicode MS" w:eastAsia="Arial Unicode MS"/>
+          <w:rFonts w:ascii="Hiragino Sans GB" w:hAnsi="Hiragino Sans GB" w:eastAsia="Hiragino Sans GB"/>
         </w:rPr>
         <w:t>SDD2.0 由一个总控 Skill、两个下游质量 Skill、九个公开过程资产和一套内部确定性控制记录组成。聊天上下文只承载当前交互，实际恢复点由 Feature 目录中的 .sdd2 控制状态决定。</w:t>
       </w:r>
@@ -537,7 +537,7 @@
       </w:pPr>
       <w:r>
         <w:rPr>
-          <w:rFonts w:ascii="Arial Unicode MS" w:hAnsi="Arial Unicode MS" w:eastAsia="Arial Unicode MS"/>
+          <w:rFonts w:ascii="Hiragino Sans GB" w:hAnsi="Hiragino Sans GB" w:eastAsia="Hiragino Sans GB"/>
         </w:rPr>
         <w:t>总控 uaw-sdd-ai-coding：接收简要需求、编排阶段、生成资产、停在人工 Gate、调度评审和单测。</w:t>
       </w:r>
@@ -550,7 +550,7 @@
       </w:pPr>
       <w:r>
         <w:rPr>
-          <w:rFonts w:ascii="Arial Unicode MS" w:hAnsi="Arial Unicode MS" w:eastAsia="Arial Unicode MS"/>
+          <w:rFonts w:ascii="Hiragino Sans GB" w:hAnsi="Hiragino Sans GB" w:eastAsia="Hiragino Sans GB"/>
         </w:rPr>
         <w:t>uaw-code-review：在 SDD 模式下只审查当前冻结范围，输出 Markdown Findings，不修改代码。</w:t>
       </w:r>
@@ -563,7 +563,7 @@
       </w:pPr>
       <w:r>
         <w:rPr>
-          <w:rFonts w:ascii="Arial Unicode MS" w:hAnsi="Arial Unicode MS" w:eastAsia="Arial Unicode MS"/>
+          <w:rFonts w:ascii="Hiragino Sans GB" w:hAnsi="Hiragino Sans GB" w:eastAsia="Hiragino Sans GB"/>
         </w:rPr>
         <w:t>uaw-unit-test：先生成或更新真实测试源码；范围重新冻结并复审后，再执行测试并生成 Summary。</w:t>
       </w:r>
@@ -576,9 +576,22 @@
       </w:pPr>
       <w:r>
         <w:rPr>
-          <w:rFonts w:ascii="Arial Unicode MS" w:hAnsi="Arial Unicode MS" w:eastAsia="Arial Unicode MS"/>
+          <w:rFonts w:ascii="Hiragino Sans GB" w:hAnsi="Hiragino Sans GB" w:eastAsia="Hiragino Sans GB"/>
         </w:rPr>
-        <w:t>控制引擎：绑定 Feature、worktree、分支、Git 基线、审批 revision/hash、范围哈希和归档证据。</w:t>
+        <w:t>控制引擎：绑定规划基线、Feature、worktree、分支、审批 revision/hash、实现许可、范围哈希和归档证据。</w:t>
+      </w:r>
+    </w:p>
+    <w:p>
+      <w:pPr>
+        <w:pStyle w:val="ListBullet"/>
+        <w:keepNext w:val="0"/>
+        <w:keepLines/>
+      </w:pPr>
+      <w:r>
+        <w:rPr>
+          <w:rFonts w:ascii="Hiragino Sans GB" w:hAnsi="Hiragino Sans GB" w:eastAsia="Hiragino Sans GB"/>
+        </w:rPr>
+        <w:t>Git Guard：活动 Attempt 下拒绝提交和推送；不覆盖既有 Hook，释放锁后恢复原行为。</w:t>
       </w:r>
     </w:p>
     <w:p>
@@ -629,7 +642,7 @@
       </w:pPr>
       <w:r>
         <w:rPr>
-          <w:rFonts w:ascii="Arial Unicode MS" w:hAnsi="Arial Unicode MS" w:eastAsia="Arial Unicode MS"/>
+          <w:rFonts w:ascii="Hiragino Sans GB" w:hAnsi="Hiragino Sans GB" w:eastAsia="Hiragino Sans GB"/>
           <w:color w:val="637384"/>
           <w:sz w:val="17"/>
         </w:rPr>
@@ -653,7 +666,7 @@
       </w:pPr>
       <w:r>
         <w:rPr>
-          <w:rFonts w:ascii="Arial Unicode MS" w:hAnsi="Arial Unicode MS" w:eastAsia="Arial Unicode MS"/>
+          <w:rFonts w:ascii="Hiragino Sans GB" w:hAnsi="Hiragino Sans GB" w:eastAsia="Hiragino Sans GB"/>
         </w:rPr>
         <w:t>开发者只需描述当前需求并点名调用 Skill。以下是建议结构，不是新增强制表单：</w:t>
       </w:r>
@@ -693,7 +706,7 @@
             </w:pPr>
             <w:r>
               <w:rPr>
-                <w:rFonts w:ascii="Arial Unicode MS" w:hAnsi="Arial Unicode MS" w:eastAsia="Arial Unicode MS"/>
+                <w:rFonts w:ascii="Hiragino Sans GB" w:hAnsi="Hiragino Sans GB" w:eastAsia="Hiragino Sans GB"/>
                 <w:color w:val="1E2933"/>
                 <w:sz w:val="18"/>
               </w:rPr>
@@ -704,7 +717,7 @@
             </w:r>
             <w:r>
               <w:rPr>
-                <w:rFonts w:ascii="Arial Unicode MS" w:hAnsi="Arial Unicode MS" w:eastAsia="Arial Unicode MS"/>
+                <w:rFonts w:ascii="Hiragino Sans GB" w:hAnsi="Hiragino Sans GB" w:eastAsia="Hiragino Sans GB"/>
                 <w:color w:val="1E2933"/>
                 <w:sz w:val="18"/>
               </w:rPr>
@@ -715,7 +728,7 @@
             </w:r>
             <w:r>
               <w:rPr>
-                <w:rFonts w:ascii="Arial Unicode MS" w:hAnsi="Arial Unicode MS" w:eastAsia="Arial Unicode MS"/>
+                <w:rFonts w:ascii="Hiragino Sans GB" w:hAnsi="Hiragino Sans GB" w:eastAsia="Hiragino Sans GB"/>
                 <w:color w:val="1E2933"/>
                 <w:sz w:val="18"/>
               </w:rPr>
@@ -726,7 +739,7 @@
             </w:r>
             <w:r>
               <w:rPr>
-                <w:rFonts w:ascii="Arial Unicode MS" w:hAnsi="Arial Unicode MS" w:eastAsia="Arial Unicode MS"/>
+                <w:rFonts w:ascii="Hiragino Sans GB" w:hAnsi="Hiragino Sans GB" w:eastAsia="Hiragino Sans GB"/>
                 <w:color w:val="1E2933"/>
                 <w:sz w:val="18"/>
               </w:rPr>
@@ -737,7 +750,7 @@
             </w:r>
             <w:r>
               <w:rPr>
-                <w:rFonts w:ascii="Arial Unicode MS" w:hAnsi="Arial Unicode MS" w:eastAsia="Arial Unicode MS"/>
+                <w:rFonts w:ascii="Hiragino Sans GB" w:hAnsi="Hiragino Sans GB" w:eastAsia="Hiragino Sans GB"/>
                 <w:color w:val="1E2933"/>
                 <w:sz w:val="18"/>
               </w:rPr>
@@ -748,7 +761,7 @@
             </w:r>
             <w:r>
               <w:rPr>
-                <w:rFonts w:ascii="Arial Unicode MS" w:hAnsi="Arial Unicode MS" w:eastAsia="Arial Unicode MS"/>
+                <w:rFonts w:ascii="Hiragino Sans GB" w:hAnsi="Hiragino Sans GB" w:eastAsia="Hiragino Sans GB"/>
                 <w:color w:val="1E2933"/>
                 <w:sz w:val="18"/>
               </w:rPr>
@@ -770,7 +783,7 @@
       </w:pPr>
       <w:r>
         <w:rPr>
-          <w:rFonts w:ascii="Arial Unicode MS" w:hAnsi="Arial Unicode MS" w:eastAsia="Arial Unicode MS"/>
+          <w:rFonts w:ascii="Hiragino Sans GB" w:hAnsi="Hiragino Sans GB" w:eastAsia="Hiragino Sans GB"/>
         </w:rPr>
         <w:t>Skill 会从当前提示词和当前代码中安全推导可确认信息，仅针对无法确认且会影响方案的字段提问。模板、历史 Feature 和示例不得补齐业务事实。</w:t>
       </w:r>
@@ -818,7 +831,7 @@
             </w:pPr>
             <w:r>
               <w:rPr>
-                <w:rFonts w:ascii="Arial Unicode MS" w:hAnsi="Arial Unicode MS" w:eastAsia="Arial Unicode MS"/>
+                <w:rFonts w:ascii="Hiragino Sans GB" w:hAnsi="Hiragino Sans GB" w:eastAsia="Hiragino Sans GB"/>
                 <w:b/>
                 <w:color w:val="FFFFFF"/>
                 <w:sz w:val="17"/>
@@ -853,7 +866,7 @@
             </w:pPr>
             <w:r>
               <w:rPr>
-                <w:rFonts w:ascii="Arial Unicode MS" w:hAnsi="Arial Unicode MS" w:eastAsia="Arial Unicode MS"/>
+                <w:rFonts w:ascii="Hiragino Sans GB" w:hAnsi="Hiragino Sans GB" w:eastAsia="Hiragino Sans GB"/>
                 <w:b/>
                 <w:color w:val="FFFFFF"/>
                 <w:sz w:val="17"/>
@@ -888,7 +901,7 @@
             </w:pPr>
             <w:r>
               <w:rPr>
-                <w:rFonts w:ascii="Arial Unicode MS" w:hAnsi="Arial Unicode MS" w:eastAsia="Arial Unicode MS"/>
+                <w:rFonts w:ascii="Hiragino Sans GB" w:hAnsi="Hiragino Sans GB" w:eastAsia="Hiragino Sans GB"/>
                 <w:b/>
                 <w:color w:val="FFFFFF"/>
                 <w:sz w:val="17"/>
@@ -928,7 +941,7 @@
             </w:pPr>
             <w:r>
               <w:rPr>
-                <w:rFonts w:ascii="Arial Unicode MS" w:hAnsi="Arial Unicode MS" w:eastAsia="Arial Unicode MS"/>
+                <w:rFonts w:ascii="Hiragino Sans GB" w:hAnsi="Hiragino Sans GB" w:eastAsia="Hiragino Sans GB"/>
                 <w:color w:val="1E2933"/>
                 <w:sz w:val="17"/>
               </w:rPr>
@@ -962,7 +975,7 @@
             </w:pPr>
             <w:r>
               <w:rPr>
-                <w:rFonts w:ascii="Arial Unicode MS" w:hAnsi="Arial Unicode MS" w:eastAsia="Arial Unicode MS"/>
+                <w:rFonts w:ascii="Hiragino Sans GB" w:hAnsi="Hiragino Sans GB" w:eastAsia="Hiragino Sans GB"/>
                 <w:color w:val="1E2933"/>
                 <w:sz w:val="17"/>
               </w:rPr>
@@ -996,7 +1009,7 @@
             </w:pPr>
             <w:r>
               <w:rPr>
-                <w:rFonts w:ascii="Arial Unicode MS" w:hAnsi="Arial Unicode MS" w:eastAsia="Arial Unicode MS"/>
+                <w:rFonts w:ascii="Hiragino Sans GB" w:hAnsi="Hiragino Sans GB" w:eastAsia="Hiragino Sans GB"/>
                 <w:color w:val="1E2933"/>
                 <w:sz w:val="17"/>
               </w:rPr>
@@ -1035,7 +1048,7 @@
             </w:pPr>
             <w:r>
               <w:rPr>
-                <w:rFonts w:ascii="Arial Unicode MS" w:hAnsi="Arial Unicode MS" w:eastAsia="Arial Unicode MS"/>
+                <w:rFonts w:ascii="Hiragino Sans GB" w:hAnsi="Hiragino Sans GB" w:eastAsia="Hiragino Sans GB"/>
                 <w:color w:val="1E2933"/>
                 <w:sz w:val="17"/>
               </w:rPr>
@@ -1069,7 +1082,7 @@
             </w:pPr>
             <w:r>
               <w:rPr>
-                <w:rFonts w:ascii="Arial Unicode MS" w:hAnsi="Arial Unicode MS" w:eastAsia="Arial Unicode MS"/>
+                <w:rFonts w:ascii="Hiragino Sans GB" w:hAnsi="Hiragino Sans GB" w:eastAsia="Hiragino Sans GB"/>
                 <w:color w:val="1E2933"/>
                 <w:sz w:val="17"/>
               </w:rPr>
@@ -1103,7 +1116,7 @@
             </w:pPr>
             <w:r>
               <w:rPr>
-                <w:rFonts w:ascii="Arial Unicode MS" w:hAnsi="Arial Unicode MS" w:eastAsia="Arial Unicode MS"/>
+                <w:rFonts w:ascii="Hiragino Sans GB" w:hAnsi="Hiragino Sans GB" w:eastAsia="Hiragino Sans GB"/>
                 <w:color w:val="1E2933"/>
                 <w:sz w:val="17"/>
               </w:rPr>
@@ -1142,7 +1155,7 @@
             </w:pPr>
             <w:r>
               <w:rPr>
-                <w:rFonts w:ascii="Arial Unicode MS" w:hAnsi="Arial Unicode MS" w:eastAsia="Arial Unicode MS"/>
+                <w:rFonts w:ascii="Hiragino Sans GB" w:hAnsi="Hiragino Sans GB" w:eastAsia="Hiragino Sans GB"/>
                 <w:color w:val="1E2933"/>
                 <w:sz w:val="17"/>
               </w:rPr>
@@ -1176,7 +1189,7 @@
             </w:pPr>
             <w:r>
               <w:rPr>
-                <w:rFonts w:ascii="Arial Unicode MS" w:hAnsi="Arial Unicode MS" w:eastAsia="Arial Unicode MS"/>
+                <w:rFonts w:ascii="Hiragino Sans GB" w:hAnsi="Hiragino Sans GB" w:eastAsia="Hiragino Sans GB"/>
                 <w:color w:val="1E2933"/>
                 <w:sz w:val="17"/>
               </w:rPr>
@@ -1210,7 +1223,7 @@
             </w:pPr>
             <w:r>
               <w:rPr>
-                <w:rFonts w:ascii="Arial Unicode MS" w:hAnsi="Arial Unicode MS" w:eastAsia="Arial Unicode MS"/>
+                <w:rFonts w:ascii="Hiragino Sans GB" w:hAnsi="Hiragino Sans GB" w:eastAsia="Hiragino Sans GB"/>
                 <w:color w:val="1E2933"/>
                 <w:sz w:val="17"/>
               </w:rPr>
@@ -1249,7 +1262,7 @@
             </w:pPr>
             <w:r>
               <w:rPr>
-                <w:rFonts w:ascii="Arial Unicode MS" w:hAnsi="Arial Unicode MS" w:eastAsia="Arial Unicode MS"/>
+                <w:rFonts w:ascii="Hiragino Sans GB" w:hAnsi="Hiragino Sans GB" w:eastAsia="Hiragino Sans GB"/>
                 <w:color w:val="1E2933"/>
                 <w:sz w:val="17"/>
               </w:rPr>
@@ -1283,7 +1296,7 @@
             </w:pPr>
             <w:r>
               <w:rPr>
-                <w:rFonts w:ascii="Arial Unicode MS" w:hAnsi="Arial Unicode MS" w:eastAsia="Arial Unicode MS"/>
+                <w:rFonts w:ascii="Hiragino Sans GB" w:hAnsi="Hiragino Sans GB" w:eastAsia="Hiragino Sans GB"/>
                 <w:color w:val="1E2933"/>
                 <w:sz w:val="17"/>
               </w:rPr>
@@ -1317,7 +1330,7 @@
             </w:pPr>
             <w:r>
               <w:rPr>
-                <w:rFonts w:ascii="Arial Unicode MS" w:hAnsi="Arial Unicode MS" w:eastAsia="Arial Unicode MS"/>
+                <w:rFonts w:ascii="Hiragino Sans GB" w:hAnsi="Hiragino Sans GB" w:eastAsia="Hiragino Sans GB"/>
                 <w:color w:val="1E2933"/>
                 <w:sz w:val="17"/>
               </w:rPr>
@@ -1356,7 +1369,7 @@
             </w:pPr>
             <w:r>
               <w:rPr>
-                <w:rFonts w:ascii="Arial Unicode MS" w:hAnsi="Arial Unicode MS" w:eastAsia="Arial Unicode MS"/>
+                <w:rFonts w:ascii="Hiragino Sans GB" w:hAnsi="Hiragino Sans GB" w:eastAsia="Hiragino Sans GB"/>
                 <w:color w:val="1E2933"/>
                 <w:sz w:val="17"/>
               </w:rPr>
@@ -1390,7 +1403,7 @@
             </w:pPr>
             <w:r>
               <w:rPr>
-                <w:rFonts w:ascii="Arial Unicode MS" w:hAnsi="Arial Unicode MS" w:eastAsia="Arial Unicode MS"/>
+                <w:rFonts w:ascii="Hiragino Sans GB" w:hAnsi="Hiragino Sans GB" w:eastAsia="Hiragino Sans GB"/>
                 <w:color w:val="1E2933"/>
                 <w:sz w:val="17"/>
               </w:rPr>
@@ -1424,7 +1437,7 @@
             </w:pPr>
             <w:r>
               <w:rPr>
-                <w:rFonts w:ascii="Arial Unicode MS" w:hAnsi="Arial Unicode MS" w:eastAsia="Arial Unicode MS"/>
+                <w:rFonts w:ascii="Hiragino Sans GB" w:hAnsi="Hiragino Sans GB" w:eastAsia="Hiragino Sans GB"/>
                 <w:color w:val="1E2933"/>
                 <w:sz w:val="17"/>
               </w:rPr>
@@ -1463,7 +1476,7 @@
             </w:pPr>
             <w:r>
               <w:rPr>
-                <w:rFonts w:ascii="Arial Unicode MS" w:hAnsi="Arial Unicode MS" w:eastAsia="Arial Unicode MS"/>
+                <w:rFonts w:ascii="Hiragino Sans GB" w:hAnsi="Hiragino Sans GB" w:eastAsia="Hiragino Sans GB"/>
                 <w:color w:val="1E2933"/>
                 <w:sz w:val="17"/>
               </w:rPr>
@@ -1497,7 +1510,7 @@
             </w:pPr>
             <w:r>
               <w:rPr>
-                <w:rFonts w:ascii="Arial Unicode MS" w:hAnsi="Arial Unicode MS" w:eastAsia="Arial Unicode MS"/>
+                <w:rFonts w:ascii="Hiragino Sans GB" w:hAnsi="Hiragino Sans GB" w:eastAsia="Hiragino Sans GB"/>
                 <w:color w:val="1E2933"/>
                 <w:sz w:val="17"/>
               </w:rPr>
@@ -1531,7 +1544,7 @@
             </w:pPr>
             <w:r>
               <w:rPr>
-                <w:rFonts w:ascii="Arial Unicode MS" w:hAnsi="Arial Unicode MS" w:eastAsia="Arial Unicode MS"/>
+                <w:rFonts w:ascii="Hiragino Sans GB" w:hAnsi="Hiragino Sans GB" w:eastAsia="Hiragino Sans GB"/>
                 <w:color w:val="1E2933"/>
                 <w:sz w:val="17"/>
               </w:rPr>
@@ -1570,7 +1583,7 @@
             </w:pPr>
             <w:r>
               <w:rPr>
-                <w:rFonts w:ascii="Arial Unicode MS" w:hAnsi="Arial Unicode MS" w:eastAsia="Arial Unicode MS"/>
+                <w:rFonts w:ascii="Hiragino Sans GB" w:hAnsi="Hiragino Sans GB" w:eastAsia="Hiragino Sans GB"/>
                 <w:color w:val="1E2933"/>
                 <w:sz w:val="17"/>
               </w:rPr>
@@ -1604,7 +1617,7 @@
             </w:pPr>
             <w:r>
               <w:rPr>
-                <w:rFonts w:ascii="Arial Unicode MS" w:hAnsi="Arial Unicode MS" w:eastAsia="Arial Unicode MS"/>
+                <w:rFonts w:ascii="Hiragino Sans GB" w:hAnsi="Hiragino Sans GB" w:eastAsia="Hiragino Sans GB"/>
                 <w:color w:val="1E2933"/>
                 <w:sz w:val="17"/>
               </w:rPr>
@@ -1638,7 +1651,7 @@
             </w:pPr>
             <w:r>
               <w:rPr>
-                <w:rFonts w:ascii="Arial Unicode MS" w:hAnsi="Arial Unicode MS" w:eastAsia="Arial Unicode MS"/>
+                <w:rFonts w:ascii="Hiragino Sans GB" w:hAnsi="Hiragino Sans GB" w:eastAsia="Hiragino Sans GB"/>
                 <w:color w:val="1E2933"/>
                 <w:sz w:val="17"/>
               </w:rPr>
@@ -1713,7 +1726,7 @@
             </w:pPr>
             <w:r>
               <w:rPr>
-                <w:rFonts w:ascii="Arial Unicode MS" w:hAnsi="Arial Unicode MS" w:eastAsia="Arial Unicode MS"/>
+                <w:rFonts w:ascii="Hiragino Sans GB" w:hAnsi="Hiragino Sans GB" w:eastAsia="Hiragino Sans GB"/>
                 <w:b/>
                 <w:color w:val="6B5795"/>
                 <w:sz w:val="21"/>
@@ -1722,7 +1735,7 @@
             </w:r>
             <w:r>
               <w:rPr>
-                <w:rFonts w:ascii="Arial Unicode MS" w:hAnsi="Arial Unicode MS" w:eastAsia="Arial Unicode MS"/>
+                <w:rFonts w:ascii="Hiragino Sans GB" w:hAnsi="Hiragino Sans GB" w:eastAsia="Hiragino Sans GB"/>
                 <w:color w:val="1E2933"/>
                 <w:sz w:val="21"/>
               </w:rPr>
@@ -1754,7 +1767,7 @@
       </w:pPr>
       <w:r>
         <w:rPr>
-          <w:rFonts w:ascii="Arial Unicode MS" w:hAnsi="Arial Unicode MS" w:eastAsia="Arial Unicode MS"/>
+          <w:rFonts w:ascii="Hiragino Sans GB" w:hAnsi="Hiragino Sans GB" w:eastAsia="Hiragino Sans GB"/>
         </w:rPr>
         <w:t>三项 Skill 的人类可读运行规则、模板以及新建或修订的九项公开资产，统一以简体中文为主体。唯一语言规则来源是 skills/uaw-sdd-ai-coding/references/language-policy.md。</w:t>
       </w:r>
@@ -1767,7 +1780,7 @@
       </w:pPr>
       <w:r>
         <w:rPr>
-          <w:rFonts w:ascii="Arial Unicode MS" w:hAnsi="Arial Unicode MS" w:eastAsia="Arial Unicode MS"/>
+          <w:rFonts w:ascii="Hiragino Sans GB" w:hAnsi="Hiragino Sans GB" w:eastAsia="Hiragino Sans GB"/>
         </w:rPr>
         <w:t>标题、说明、事实、判断、风险、验收、评审发现、测试结论和归档总结使用简体中文。</w:t>
       </w:r>
@@ -1780,7 +1793,7 @@
       </w:pPr>
       <w:r>
         <w:rPr>
-          <w:rFonts w:ascii="Arial Unicode MS" w:hAnsi="Arial Unicode MS" w:eastAsia="Arial Unicode MS"/>
+          <w:rFonts w:ascii="Hiragino Sans GB" w:hAnsi="Hiragino Sans GB" w:eastAsia="Hiragino Sans GB"/>
         </w:rPr>
         <w:t>文件名、路径、命令、代码标识符、Schema 键、状态枚举、技术缩写和外部契约原值可保留英文。</w:t>
       </w:r>
@@ -1793,7 +1806,7 @@
       </w:pPr>
       <w:r>
         <w:rPr>
-          <w:rFonts w:ascii="Arial Unicode MS" w:hAnsi="Arial Unicode MS" w:eastAsia="Arial Unicode MS"/>
+          <w:rFonts w:ascii="Hiragino Sans GB" w:hAnsi="Hiragino Sans GB" w:eastAsia="Hiragino Sans GB"/>
         </w:rPr>
         <w:t>用户以英文提交需求时，资产分析和结论仍使用简体中文；需要追溯的原文可按原样引用并标注来源。</w:t>
       </w:r>
@@ -1806,7 +1819,7 @@
       </w:pPr>
       <w:r>
         <w:rPr>
-          <w:rFonts w:ascii="Arial Unicode MS" w:hAnsi="Arial Unicode MS" w:eastAsia="Arial Unicode MS"/>
+          <w:rFonts w:ascii="Hiragino Sans GB" w:hAnsi="Hiragino Sans GB" w:eastAsia="Hiragino Sans GB"/>
         </w:rPr>
         <w:t>控制器在 init 和 record-artifact 时执行语言校验；不符合规范时返回非零并阻塞当前动作。</w:t>
       </w:r>
@@ -1819,7 +1832,7 @@
       </w:pPr>
       <w:r>
         <w:rPr>
-          <w:rFonts w:ascii="Arial Unicode MS" w:hAnsi="Arial Unicode MS" w:eastAsia="Arial Unicode MS"/>
+          <w:rFonts w:ascii="Hiragino Sans GB" w:hAnsi="Hiragino Sans GB" w:eastAsia="Hiragino Sans GB"/>
         </w:rPr>
         <w:t>historical-example 是不可变审计样例，为保持哈希和迁移证据不回写翻译，也不得复制为新资产。</w:t>
       </w:r>
@@ -1832,7 +1845,7 @@
       </w:pPr>
       <w:r>
         <w:rPr>
-          <w:rFonts w:ascii="Arial Unicode MS" w:hAnsi="Arial Unicode MS" w:eastAsia="Arial Unicode MS"/>
+          <w:rFonts w:ascii="Hiragino Sans GB" w:hAnsi="Hiragino Sans GB" w:eastAsia="Hiragino Sans GB"/>
         </w:rPr>
         <w:t>original/ 是保留原文和来源哈希的导入档案，不作为运行规则；面向运行的派生内容必须在 references/ 中以简体中文表达。</w:t>
       </w:r>
@@ -1854,7 +1867,7 @@
       </w:pPr>
       <w:r>
         <w:rPr>
-          <w:rFonts w:ascii="Arial Unicode MS" w:hAnsi="Arial Unicode MS" w:eastAsia="Arial Unicode MS"/>
+          <w:rFonts w:ascii="Hiragino Sans GB" w:hAnsi="Hiragino Sans GB" w:eastAsia="Hiragino Sans GB"/>
         </w:rPr>
         <w:t>出现冲突时按以下顺序判定；低层规则不得覆盖高层规则：</w:t>
       </w:r>
@@ -1864,10 +1877,14 @@
         <w:pStyle w:val="ListNumber"/>
         <w:keepNext w:val="0"/>
         <w:keepLines/>
+        <w:numPr>
+          <w:ilvl w:val="0"/>
+          <w:numId w:val="10"/>
+        </w:numPr>
       </w:pPr>
       <w:r>
         <w:rPr>
-          <w:rFonts w:ascii="Arial Unicode MS" w:hAnsi="Arial Unicode MS" w:eastAsia="Arial Unicode MS"/>
+          <w:rFonts w:ascii="Hiragino Sans GB" w:hAnsi="Hiragino Sans GB" w:eastAsia="Hiragino Sans GB"/>
         </w:rPr>
         <w:t>SKILL.md：识别用户意图、选择运行模式并维护不变入口。</w:t>
       </w:r>
@@ -1877,10 +1894,14 @@
         <w:pStyle w:val="ListNumber"/>
         <w:keepNext w:val="0"/>
         <w:keepLines/>
+        <w:numPr>
+          <w:ilvl w:val="0"/>
+          <w:numId w:val="10"/>
+        </w:numPr>
       </w:pPr>
       <w:r>
         <w:rPr>
-          <w:rFonts w:ascii="Arial Unicode MS" w:hAnsi="Arial Unicode MS" w:eastAsia="Arial Unicode MS"/>
+          <w:rFonts w:ascii="Hiragino Sans GB" w:hAnsi="Hiragino Sans GB" w:eastAsia="Hiragino Sans GB"/>
         </w:rPr>
         <w:t>sdd2-control-contract.md：阶段、状态、审批、失效、范围、恢复和 Archive 资格的唯一事实来源。</w:t>
       </w:r>
@@ -1890,10 +1911,14 @@
         <w:pStyle w:val="ListNumber"/>
         <w:keepNext w:val="0"/>
         <w:keepLines/>
+        <w:numPr>
+          <w:ilvl w:val="0"/>
+          <w:numId w:val="10"/>
+        </w:numPr>
       </w:pPr>
       <w:r>
         <w:rPr>
-          <w:rFonts w:ascii="Arial Unicode MS" w:hAnsi="Arial Unicode MS" w:eastAsia="Arial Unicode MS"/>
+          <w:rFonts w:ascii="Hiragino Sans GB" w:hAnsi="Hiragino Sans GB" w:eastAsia="Hiragino Sans GB"/>
         </w:rPr>
         <w:t>sdd2_control.py：确定性执行控制契约；返回非零即硬停止。</w:t>
       </w:r>
@@ -1903,10 +1928,14 @@
         <w:pStyle w:val="ListNumber"/>
         <w:keepNext w:val="0"/>
         <w:keepLines/>
+        <w:numPr>
+          <w:ilvl w:val="0"/>
+          <w:numId w:val="10"/>
+        </w:numPr>
       </w:pPr>
       <w:r>
         <w:rPr>
-          <w:rFonts w:ascii="Arial Unicode MS" w:hAnsi="Arial Unicode MS" w:eastAsia="Arial Unicode MS"/>
+          <w:rFonts w:ascii="Hiragino Sans GB" w:hAnsi="Hiragino Sans GB" w:eastAsia="Hiragino Sans GB"/>
         </w:rPr>
         <w:t>references/schemas/：持久化状态、审批和范围的数据结构约束。</w:t>
       </w:r>
@@ -1916,10 +1945,14 @@
         <w:pStyle w:val="ListNumber"/>
         <w:keepNext w:val="0"/>
         <w:keepLines/>
+        <w:numPr>
+          <w:ilvl w:val="0"/>
+          <w:numId w:val="10"/>
+        </w:numPr>
       </w:pPr>
       <w:r>
         <w:rPr>
-          <w:rFonts w:ascii="Arial Unicode MS" w:hAnsi="Arial Unicode MS" w:eastAsia="Arial Unicode MS"/>
+          <w:rFonts w:ascii="Hiragino Sans GB" w:hAnsi="Hiragino Sans GB" w:eastAsia="Hiragino Sans GB"/>
         </w:rPr>
         <w:t>language-policy.md：人类可读文件与生成资产的简体中文主体要求。</w:t>
       </w:r>
@@ -1929,10 +1962,14 @@
         <w:pStyle w:val="ListNumber"/>
         <w:keepNext w:val="0"/>
         <w:keepLines/>
+        <w:numPr>
+          <w:ilvl w:val="0"/>
+          <w:numId w:val="10"/>
+        </w:numPr>
       </w:pPr>
       <w:r>
         <w:rPr>
-          <w:rFonts w:ascii="Arial Unicode MS" w:hAnsi="Arial Unicode MS" w:eastAsia="Arial Unicode MS"/>
+          <w:rFonts w:ascii="Hiragino Sans GB" w:hAnsi="Hiragino Sans GB" w:eastAsia="Hiragino Sans GB"/>
         </w:rPr>
         <w:t>references/templates/：九个公开资产的人类可读结构。</w:t>
       </w:r>
@@ -1942,10 +1979,14 @@
         <w:pStyle w:val="ListNumber"/>
         <w:keepNext w:val="0"/>
         <w:keepLines/>
+        <w:numPr>
+          <w:ilvl w:val="0"/>
+          <w:numId w:val="10"/>
+        </w:numPr>
       </w:pPr>
       <w:r>
         <w:rPr>
-          <w:rFonts w:ascii="Arial Unicode MS" w:hAnsi="Arial Unicode MS" w:eastAsia="Arial Unicode MS"/>
+          <w:rFonts w:ascii="Hiragino Sans GB" w:hAnsi="Hiragino Sans GB" w:eastAsia="Hiragino Sans GB"/>
         </w:rPr>
         <w:t>references/rules/ 与下游 Skill 规则：当前代码实现和测试约束。</w:t>
       </w:r>
@@ -1955,10 +1996,14 @@
         <w:pStyle w:val="ListNumber"/>
         <w:keepNext w:val="0"/>
         <w:keepLines/>
+        <w:numPr>
+          <w:ilvl w:val="0"/>
+          <w:numId w:val="10"/>
+        </w:numPr>
       </w:pPr>
       <w:r>
         <w:rPr>
-          <w:rFonts w:ascii="Arial Unicode MS" w:hAnsi="Arial Unicode MS" w:eastAsia="Arial Unicode MS"/>
+          <w:rFonts w:ascii="Hiragino Sans GB" w:hAnsi="Hiragino Sans GB" w:eastAsia="Hiragino Sans GB"/>
         </w:rPr>
         <w:t>examples 与历史 Feature：仅供阅读，不构成需求、审批或运行状态。</w:t>
       </w:r>
@@ -2023,7 +2068,7 @@
             </w:pPr>
             <w:r>
               <w:rPr>
-                <w:rFonts w:ascii="Arial Unicode MS" w:hAnsi="Arial Unicode MS" w:eastAsia="Arial Unicode MS"/>
+                <w:rFonts w:ascii="Hiragino Sans GB" w:hAnsi="Hiragino Sans GB" w:eastAsia="Hiragino Sans GB"/>
                 <w:b/>
                 <w:color w:val="A74438"/>
                 <w:sz w:val="21"/>
@@ -2032,7 +2077,7 @@
             </w:r>
             <w:r>
               <w:rPr>
-                <w:rFonts w:ascii="Arial Unicode MS" w:hAnsi="Arial Unicode MS" w:eastAsia="Arial Unicode MS"/>
+                <w:rFonts w:ascii="Hiragino Sans GB" w:hAnsi="Hiragino Sans GB" w:eastAsia="Hiragino Sans GB"/>
                 <w:color w:val="1E2933"/>
                 <w:sz w:val="21"/>
               </w:rPr>
@@ -2105,7 +2150,7 @@
       </w:pPr>
       <w:r>
         <w:rPr>
-          <w:rFonts w:ascii="Arial Unicode MS" w:hAnsi="Arial Unicode MS" w:eastAsia="Arial Unicode MS"/>
+          <w:rFonts w:ascii="Hiragino Sans GB" w:hAnsi="Hiragino Sans GB" w:eastAsia="Hiragino Sans GB"/>
           <w:color w:val="637384"/>
           <w:sz w:val="17"/>
         </w:rPr>
@@ -2156,7 +2201,7 @@
             </w:pPr>
             <w:r>
               <w:rPr>
-                <w:rFonts w:ascii="Arial Unicode MS" w:hAnsi="Arial Unicode MS" w:eastAsia="Arial Unicode MS"/>
+                <w:rFonts w:ascii="Hiragino Sans GB" w:hAnsi="Hiragino Sans GB" w:eastAsia="Hiragino Sans GB"/>
                 <w:b/>
                 <w:color w:val="FFFFFF"/>
                 <w:sz w:val="16"/>
@@ -2191,7 +2236,7 @@
             </w:pPr>
             <w:r>
               <w:rPr>
-                <w:rFonts w:ascii="Arial Unicode MS" w:hAnsi="Arial Unicode MS" w:eastAsia="Arial Unicode MS"/>
+                <w:rFonts w:ascii="Hiragino Sans GB" w:hAnsi="Hiragino Sans GB" w:eastAsia="Hiragino Sans GB"/>
                 <w:b/>
                 <w:color w:val="FFFFFF"/>
                 <w:sz w:val="16"/>
@@ -2226,7 +2271,7 @@
             </w:pPr>
             <w:r>
               <w:rPr>
-                <w:rFonts w:ascii="Arial Unicode MS" w:hAnsi="Arial Unicode MS" w:eastAsia="Arial Unicode MS"/>
+                <w:rFonts w:ascii="Hiragino Sans GB" w:hAnsi="Hiragino Sans GB" w:eastAsia="Hiragino Sans GB"/>
                 <w:b/>
                 <w:color w:val="FFFFFF"/>
                 <w:sz w:val="16"/>
@@ -2261,7 +2306,7 @@
             </w:pPr>
             <w:r>
               <w:rPr>
-                <w:rFonts w:ascii="Arial Unicode MS" w:hAnsi="Arial Unicode MS" w:eastAsia="Arial Unicode MS"/>
+                <w:rFonts w:ascii="Hiragino Sans GB" w:hAnsi="Hiragino Sans GB" w:eastAsia="Hiragino Sans GB"/>
                 <w:b/>
                 <w:color w:val="FFFFFF"/>
                 <w:sz w:val="16"/>
@@ -2301,7 +2346,7 @@
             </w:pPr>
             <w:r>
               <w:rPr>
-                <w:rFonts w:ascii="Arial Unicode MS" w:hAnsi="Arial Unicode MS" w:eastAsia="Arial Unicode MS"/>
+                <w:rFonts w:ascii="Hiragino Sans GB" w:hAnsi="Hiragino Sans GB" w:eastAsia="Hiragino Sans GB"/>
                 <w:color w:val="1E2933"/>
                 <w:sz w:val="16"/>
               </w:rPr>
@@ -2335,7 +2380,7 @@
             </w:pPr>
             <w:r>
               <w:rPr>
-                <w:rFonts w:ascii="Arial Unicode MS" w:hAnsi="Arial Unicode MS" w:eastAsia="Arial Unicode MS"/>
+                <w:rFonts w:ascii="Hiragino Sans GB" w:hAnsi="Hiragino Sans GB" w:eastAsia="Hiragino Sans GB"/>
                 <w:color w:val="1E2933"/>
                 <w:sz w:val="16"/>
               </w:rPr>
@@ -2369,7 +2414,7 @@
             </w:pPr>
             <w:r>
               <w:rPr>
-                <w:rFonts w:ascii="Arial Unicode MS" w:hAnsi="Arial Unicode MS" w:eastAsia="Arial Unicode MS"/>
+                <w:rFonts w:ascii="Hiragino Sans GB" w:hAnsi="Hiragino Sans GB" w:eastAsia="Hiragino Sans GB"/>
                 <w:color w:val="1E2933"/>
                 <w:sz w:val="16"/>
               </w:rPr>
@@ -2403,7 +2448,7 @@
             </w:pPr>
             <w:r>
               <w:rPr>
-                <w:rFonts w:ascii="Arial Unicode MS" w:hAnsi="Arial Unicode MS" w:eastAsia="Arial Unicode MS"/>
+                <w:rFonts w:ascii="Hiragino Sans GB" w:hAnsi="Hiragino Sans GB" w:eastAsia="Hiragino Sans GB"/>
                 <w:color w:val="1E2933"/>
                 <w:sz w:val="16"/>
               </w:rPr>
@@ -2442,7 +2487,7 @@
             </w:pPr>
             <w:r>
               <w:rPr>
-                <w:rFonts w:ascii="Arial Unicode MS" w:hAnsi="Arial Unicode MS" w:eastAsia="Arial Unicode MS"/>
+                <w:rFonts w:ascii="Hiragino Sans GB" w:hAnsi="Hiragino Sans GB" w:eastAsia="Hiragino Sans GB"/>
                 <w:color w:val="1E2933"/>
                 <w:sz w:val="16"/>
               </w:rPr>
@@ -2476,7 +2521,7 @@
             </w:pPr>
             <w:r>
               <w:rPr>
-                <w:rFonts w:ascii="Arial Unicode MS" w:hAnsi="Arial Unicode MS" w:eastAsia="Arial Unicode MS"/>
+                <w:rFonts w:ascii="Hiragino Sans GB" w:hAnsi="Hiragino Sans GB" w:eastAsia="Hiragino Sans GB"/>
                 <w:color w:val="1E2933"/>
                 <w:sz w:val="16"/>
               </w:rPr>
@@ -2510,7 +2555,7 @@
             </w:pPr>
             <w:r>
               <w:rPr>
-                <w:rFonts w:ascii="Arial Unicode MS" w:hAnsi="Arial Unicode MS" w:eastAsia="Arial Unicode MS"/>
+                <w:rFonts w:ascii="Hiragino Sans GB" w:hAnsi="Hiragino Sans GB" w:eastAsia="Hiragino Sans GB"/>
                 <w:color w:val="1E2933"/>
                 <w:sz w:val="16"/>
               </w:rPr>
@@ -2544,7 +2589,7 @@
             </w:pPr>
             <w:r>
               <w:rPr>
-                <w:rFonts w:ascii="Arial Unicode MS" w:hAnsi="Arial Unicode MS" w:eastAsia="Arial Unicode MS"/>
+                <w:rFonts w:ascii="Hiragino Sans GB" w:hAnsi="Hiragino Sans GB" w:eastAsia="Hiragino Sans GB"/>
                 <w:color w:val="1E2933"/>
                 <w:sz w:val="16"/>
               </w:rPr>
@@ -2583,7 +2628,7 @@
             </w:pPr>
             <w:r>
               <w:rPr>
-                <w:rFonts w:ascii="Arial Unicode MS" w:hAnsi="Arial Unicode MS" w:eastAsia="Arial Unicode MS"/>
+                <w:rFonts w:ascii="Hiragino Sans GB" w:hAnsi="Hiragino Sans GB" w:eastAsia="Hiragino Sans GB"/>
                 <w:color w:val="1E2933"/>
                 <w:sz w:val="16"/>
               </w:rPr>
@@ -2617,7 +2662,7 @@
             </w:pPr>
             <w:r>
               <w:rPr>
-                <w:rFonts w:ascii="Arial Unicode MS" w:hAnsi="Arial Unicode MS" w:eastAsia="Arial Unicode MS"/>
+                <w:rFonts w:ascii="Hiragino Sans GB" w:hAnsi="Hiragino Sans GB" w:eastAsia="Hiragino Sans GB"/>
                 <w:color w:val="1E2933"/>
                 <w:sz w:val="16"/>
               </w:rPr>
@@ -2651,7 +2696,7 @@
             </w:pPr>
             <w:r>
               <w:rPr>
-                <w:rFonts w:ascii="Arial Unicode MS" w:hAnsi="Arial Unicode MS" w:eastAsia="Arial Unicode MS"/>
+                <w:rFonts w:ascii="Hiragino Sans GB" w:hAnsi="Hiragino Sans GB" w:eastAsia="Hiragino Sans GB"/>
                 <w:color w:val="1E2933"/>
                 <w:sz w:val="16"/>
               </w:rPr>
@@ -2685,7 +2730,7 @@
             </w:pPr>
             <w:r>
               <w:rPr>
-                <w:rFonts w:ascii="Arial Unicode MS" w:hAnsi="Arial Unicode MS" w:eastAsia="Arial Unicode MS"/>
+                <w:rFonts w:ascii="Hiragino Sans GB" w:hAnsi="Hiragino Sans GB" w:eastAsia="Hiragino Sans GB"/>
                 <w:color w:val="1E2933"/>
                 <w:sz w:val="16"/>
               </w:rPr>
@@ -2724,7 +2769,7 @@
             </w:pPr>
             <w:r>
               <w:rPr>
-                <w:rFonts w:ascii="Arial Unicode MS" w:hAnsi="Arial Unicode MS" w:eastAsia="Arial Unicode MS"/>
+                <w:rFonts w:ascii="Hiragino Sans GB" w:hAnsi="Hiragino Sans GB" w:eastAsia="Hiragino Sans GB"/>
                 <w:color w:val="1E2933"/>
                 <w:sz w:val="16"/>
               </w:rPr>
@@ -2758,7 +2803,7 @@
             </w:pPr>
             <w:r>
               <w:rPr>
-                <w:rFonts w:ascii="Arial Unicode MS" w:hAnsi="Arial Unicode MS" w:eastAsia="Arial Unicode MS"/>
+                <w:rFonts w:ascii="Hiragino Sans GB" w:hAnsi="Hiragino Sans GB" w:eastAsia="Hiragino Sans GB"/>
                 <w:color w:val="1E2933"/>
                 <w:sz w:val="16"/>
               </w:rPr>
@@ -2792,7 +2837,7 @@
             </w:pPr>
             <w:r>
               <w:rPr>
-                <w:rFonts w:ascii="Arial Unicode MS" w:hAnsi="Arial Unicode MS" w:eastAsia="Arial Unicode MS"/>
+                <w:rFonts w:ascii="Hiragino Sans GB" w:hAnsi="Hiragino Sans GB" w:eastAsia="Hiragino Sans GB"/>
                 <w:color w:val="1E2933"/>
                 <w:sz w:val="16"/>
               </w:rPr>
@@ -2826,7 +2871,7 @@
             </w:pPr>
             <w:r>
               <w:rPr>
-                <w:rFonts w:ascii="Arial Unicode MS" w:hAnsi="Arial Unicode MS" w:eastAsia="Arial Unicode MS"/>
+                <w:rFonts w:ascii="Hiragino Sans GB" w:hAnsi="Hiragino Sans GB" w:eastAsia="Hiragino Sans GB"/>
                 <w:color w:val="1E2933"/>
                 <w:sz w:val="16"/>
               </w:rPr>
@@ -2865,7 +2910,7 @@
             </w:pPr>
             <w:r>
               <w:rPr>
-                <w:rFonts w:ascii="Arial Unicode MS" w:hAnsi="Arial Unicode MS" w:eastAsia="Arial Unicode MS"/>
+                <w:rFonts w:ascii="Hiragino Sans GB" w:hAnsi="Hiragino Sans GB" w:eastAsia="Hiragino Sans GB"/>
                 <w:color w:val="1E2933"/>
                 <w:sz w:val="16"/>
               </w:rPr>
@@ -2899,7 +2944,7 @@
             </w:pPr>
             <w:r>
               <w:rPr>
-                <w:rFonts w:ascii="Arial Unicode MS" w:hAnsi="Arial Unicode MS" w:eastAsia="Arial Unicode MS"/>
+                <w:rFonts w:ascii="Hiragino Sans GB" w:hAnsi="Hiragino Sans GB" w:eastAsia="Hiragino Sans GB"/>
                 <w:color w:val="1E2933"/>
                 <w:sz w:val="16"/>
               </w:rPr>
@@ -2933,7 +2978,7 @@
             </w:pPr>
             <w:r>
               <w:rPr>
-                <w:rFonts w:ascii="Arial Unicode MS" w:hAnsi="Arial Unicode MS" w:eastAsia="Arial Unicode MS"/>
+                <w:rFonts w:ascii="Hiragino Sans GB" w:hAnsi="Hiragino Sans GB" w:eastAsia="Hiragino Sans GB"/>
                 <w:color w:val="1E2933"/>
                 <w:sz w:val="16"/>
               </w:rPr>
@@ -2967,7 +3012,7 @@
             </w:pPr>
             <w:r>
               <w:rPr>
-                <w:rFonts w:ascii="Arial Unicode MS" w:hAnsi="Arial Unicode MS" w:eastAsia="Arial Unicode MS"/>
+                <w:rFonts w:ascii="Hiragino Sans GB" w:hAnsi="Hiragino Sans GB" w:eastAsia="Hiragino Sans GB"/>
                 <w:color w:val="1E2933"/>
                 <w:sz w:val="16"/>
               </w:rPr>
@@ -3006,7 +3051,7 @@
             </w:pPr>
             <w:r>
               <w:rPr>
-                <w:rFonts w:ascii="Arial Unicode MS" w:hAnsi="Arial Unicode MS" w:eastAsia="Arial Unicode MS"/>
+                <w:rFonts w:ascii="Hiragino Sans GB" w:hAnsi="Hiragino Sans GB" w:eastAsia="Hiragino Sans GB"/>
                 <w:color w:val="1E2933"/>
                 <w:sz w:val="16"/>
               </w:rPr>
@@ -3040,7 +3085,7 @@
             </w:pPr>
             <w:r>
               <w:rPr>
-                <w:rFonts w:ascii="Arial Unicode MS" w:hAnsi="Arial Unicode MS" w:eastAsia="Arial Unicode MS"/>
+                <w:rFonts w:ascii="Hiragino Sans GB" w:hAnsi="Hiragino Sans GB" w:eastAsia="Hiragino Sans GB"/>
                 <w:color w:val="1E2933"/>
                 <w:sz w:val="16"/>
               </w:rPr>
@@ -3074,7 +3119,7 @@
             </w:pPr>
             <w:r>
               <w:rPr>
-                <w:rFonts w:ascii="Arial Unicode MS" w:hAnsi="Arial Unicode MS" w:eastAsia="Arial Unicode MS"/>
+                <w:rFonts w:ascii="Hiragino Sans GB" w:hAnsi="Hiragino Sans GB" w:eastAsia="Hiragino Sans GB"/>
                 <w:color w:val="1E2933"/>
                 <w:sz w:val="16"/>
               </w:rPr>
@@ -3108,7 +3153,7 @@
             </w:pPr>
             <w:r>
               <w:rPr>
-                <w:rFonts w:ascii="Arial Unicode MS" w:hAnsi="Arial Unicode MS" w:eastAsia="Arial Unicode MS"/>
+                <w:rFonts w:ascii="Hiragino Sans GB" w:hAnsi="Hiragino Sans GB" w:eastAsia="Hiragino Sans GB"/>
                 <w:color w:val="1E2933"/>
                 <w:sz w:val="16"/>
               </w:rPr>
@@ -3147,7 +3192,7 @@
             </w:pPr>
             <w:r>
               <w:rPr>
-                <w:rFonts w:ascii="Arial Unicode MS" w:hAnsi="Arial Unicode MS" w:eastAsia="Arial Unicode MS"/>
+                <w:rFonts w:ascii="Hiragino Sans GB" w:hAnsi="Hiragino Sans GB" w:eastAsia="Hiragino Sans GB"/>
                 <w:color w:val="1E2933"/>
                 <w:sz w:val="16"/>
               </w:rPr>
@@ -3181,7 +3226,7 @@
             </w:pPr>
             <w:r>
               <w:rPr>
-                <w:rFonts w:ascii="Arial Unicode MS" w:hAnsi="Arial Unicode MS" w:eastAsia="Arial Unicode MS"/>
+                <w:rFonts w:ascii="Hiragino Sans GB" w:hAnsi="Hiragino Sans GB" w:eastAsia="Hiragino Sans GB"/>
                 <w:color w:val="1E2933"/>
                 <w:sz w:val="16"/>
               </w:rPr>
@@ -3215,7 +3260,7 @@
             </w:pPr>
             <w:r>
               <w:rPr>
-                <w:rFonts w:ascii="Arial Unicode MS" w:hAnsi="Arial Unicode MS" w:eastAsia="Arial Unicode MS"/>
+                <w:rFonts w:ascii="Hiragino Sans GB" w:hAnsi="Hiragino Sans GB" w:eastAsia="Hiragino Sans GB"/>
                 <w:color w:val="1E2933"/>
                 <w:sz w:val="16"/>
               </w:rPr>
@@ -3249,7 +3294,7 @@
             </w:pPr>
             <w:r>
               <w:rPr>
-                <w:rFonts w:ascii="Arial Unicode MS" w:hAnsi="Arial Unicode MS" w:eastAsia="Arial Unicode MS"/>
+                <w:rFonts w:ascii="Hiragino Sans GB" w:hAnsi="Hiragino Sans GB" w:eastAsia="Hiragino Sans GB"/>
                 <w:color w:val="1E2933"/>
                 <w:sz w:val="16"/>
               </w:rPr>
@@ -3288,7 +3333,7 @@
             </w:pPr>
             <w:r>
               <w:rPr>
-                <w:rFonts w:ascii="Arial Unicode MS" w:hAnsi="Arial Unicode MS" w:eastAsia="Arial Unicode MS"/>
+                <w:rFonts w:ascii="Hiragino Sans GB" w:hAnsi="Hiragino Sans GB" w:eastAsia="Hiragino Sans GB"/>
                 <w:color w:val="1E2933"/>
                 <w:sz w:val="16"/>
               </w:rPr>
@@ -3322,7 +3367,7 @@
             </w:pPr>
             <w:r>
               <w:rPr>
-                <w:rFonts w:ascii="Arial Unicode MS" w:hAnsi="Arial Unicode MS" w:eastAsia="Arial Unicode MS"/>
+                <w:rFonts w:ascii="Hiragino Sans GB" w:hAnsi="Hiragino Sans GB" w:eastAsia="Hiragino Sans GB"/>
                 <w:color w:val="1E2933"/>
                 <w:sz w:val="16"/>
               </w:rPr>
@@ -3356,7 +3401,7 @@
             </w:pPr>
             <w:r>
               <w:rPr>
-                <w:rFonts w:ascii="Arial Unicode MS" w:hAnsi="Arial Unicode MS" w:eastAsia="Arial Unicode MS"/>
+                <w:rFonts w:ascii="Hiragino Sans GB" w:hAnsi="Hiragino Sans GB" w:eastAsia="Hiragino Sans GB"/>
                 <w:color w:val="1E2933"/>
                 <w:sz w:val="16"/>
               </w:rPr>
@@ -3390,7 +3435,7 @@
             </w:pPr>
             <w:r>
               <w:rPr>
-                <w:rFonts w:ascii="Arial Unicode MS" w:hAnsi="Arial Unicode MS" w:eastAsia="Arial Unicode MS"/>
+                <w:rFonts w:ascii="Hiragino Sans GB" w:hAnsi="Hiragino Sans GB" w:eastAsia="Hiragino Sans GB"/>
                 <w:color w:val="1E2933"/>
                 <w:sz w:val="16"/>
               </w:rPr>
@@ -3429,7 +3474,7 @@
             </w:pPr>
             <w:r>
               <w:rPr>
-                <w:rFonts w:ascii="Arial Unicode MS" w:hAnsi="Arial Unicode MS" w:eastAsia="Arial Unicode MS"/>
+                <w:rFonts w:ascii="Hiragino Sans GB" w:hAnsi="Hiragino Sans GB" w:eastAsia="Hiragino Sans GB"/>
                 <w:color w:val="1E2933"/>
                 <w:sz w:val="16"/>
               </w:rPr>
@@ -3463,7 +3508,7 @@
             </w:pPr>
             <w:r>
               <w:rPr>
-                <w:rFonts w:ascii="Arial Unicode MS" w:hAnsi="Arial Unicode MS" w:eastAsia="Arial Unicode MS"/>
+                <w:rFonts w:ascii="Hiragino Sans GB" w:hAnsi="Hiragino Sans GB" w:eastAsia="Hiragino Sans GB"/>
                 <w:color w:val="1E2933"/>
                 <w:sz w:val="16"/>
               </w:rPr>
@@ -3497,7 +3542,7 @@
             </w:pPr>
             <w:r>
               <w:rPr>
-                <w:rFonts w:ascii="Arial Unicode MS" w:hAnsi="Arial Unicode MS" w:eastAsia="Arial Unicode MS"/>
+                <w:rFonts w:ascii="Hiragino Sans GB" w:hAnsi="Hiragino Sans GB" w:eastAsia="Hiragino Sans GB"/>
                 <w:color w:val="1E2933"/>
                 <w:sz w:val="16"/>
               </w:rPr>
@@ -3531,7 +3576,7 @@
             </w:pPr>
             <w:r>
               <w:rPr>
-                <w:rFonts w:ascii="Arial Unicode MS" w:hAnsi="Arial Unicode MS" w:eastAsia="Arial Unicode MS"/>
+                <w:rFonts w:ascii="Hiragino Sans GB" w:hAnsi="Hiragino Sans GB" w:eastAsia="Hiragino Sans GB"/>
                 <w:color w:val="1E2933"/>
                 <w:sz w:val="16"/>
               </w:rPr>
@@ -3553,7 +3598,7 @@
       </w:pPr>
       <w:r>
         <w:rPr>
-          <w:rFonts w:ascii="Arial Unicode MS" w:hAnsi="Arial Unicode MS" w:eastAsia="Arial Unicode MS"/>
+          <w:rFonts w:ascii="Hiragino Sans GB" w:hAnsi="Hiragino Sans GB" w:eastAsia="Hiragino Sans GB"/>
         </w:rPr>
         <w:t>内部控制文件位于同一 Feature 的 .sdd2/ 下，由 Skill 自动维护：</w:t>
       </w:r>
@@ -3566,7 +3611,7 @@
       </w:pPr>
       <w:r>
         <w:rPr>
-          <w:rFonts w:ascii="Arial Unicode MS" w:hAnsi="Arial Unicode MS" w:eastAsia="Arial Unicode MS"/>
+          <w:rFonts w:ascii="Hiragino Sans GB" w:hAnsi="Hiragino Sans GB" w:eastAsia="Hiragino Sans GB"/>
         </w:rPr>
         <w:t>feature-state.json：唯一当前状态和唯一 next_required_action。</w:t>
       </w:r>
@@ -3579,7 +3624,7 @@
       </w:pPr>
       <w:r>
         <w:rPr>
-          <w:rFonts w:ascii="Arial Unicode MS" w:hAnsi="Arial Unicode MS" w:eastAsia="Arial Unicode MS"/>
+          <w:rFonts w:ascii="Hiragino Sans GB" w:hAnsi="Hiragino Sans GB" w:eastAsia="Hiragino Sans GB"/>
         </w:rPr>
         <w:t>gate-approvals.jsonl / events.jsonl：追加式 SHA-256 哈希链。</w:t>
       </w:r>
@@ -3592,9 +3637,9 @@
       </w:pPr>
       <w:r>
         <w:rPr>
-          <w:rFonts w:ascii="Arial Unicode MS" w:hAnsi="Arial Unicode MS" w:eastAsia="Arial Unicode MS"/>
+          <w:rFonts w:ascii="Hiragino Sans GB" w:hAnsi="Hiragino Sans GB" w:eastAsia="Hiragino Sans GB"/>
         </w:rPr>
-        <w:t>implementation-scope.json：Git base/head/tree、文件清单和文件哈希。</w:t>
+        <w:t>implementation-scope.json：Git base/head/tree、文件清单、文件哈希、范围契约哈希和实现许可哈希。</w:t>
       </w:r>
     </w:p>
     <w:p>
@@ -3605,7 +3650,7 @@
       </w:pPr>
       <w:r>
         <w:rPr>
-          <w:rFonts w:ascii="Arial Unicode MS" w:hAnsi="Arial Unicode MS" w:eastAsia="Arial Unicode MS"/>
+          <w:rFonts w:ascii="Hiragino Sans GB" w:hAnsi="Hiragino Sans GB" w:eastAsia="Hiragino Sans GB"/>
         </w:rPr>
         <w:t>archive-evidence.json：归档前生成的不可变证据。</w:t>
       </w:r>
@@ -3618,7 +3663,7 @@
       </w:pPr>
       <w:r>
         <w:rPr>
-          <w:rFonts w:ascii="Arial Unicode MS" w:hAnsi="Arial Unicode MS" w:eastAsia="Arial Unicode MS"/>
+          <w:rFonts w:ascii="Hiragino Sans GB" w:hAnsi="Hiragino Sans GB" w:eastAsia="Hiragino Sans GB"/>
         </w:rPr>
         <w:t>revisions/：公开资产的内容寻址 revision 快照。</w:t>
       </w:r>
@@ -3681,7 +3726,7 @@
       </w:pPr>
       <w:r>
         <w:rPr>
-          <w:rFonts w:ascii="Arial Unicode MS" w:hAnsi="Arial Unicode MS" w:eastAsia="Arial Unicode MS"/>
+          <w:rFonts w:ascii="Hiragino Sans GB" w:hAnsi="Hiragino Sans GB" w:eastAsia="Hiragino Sans GB"/>
           <w:color w:val="637384"/>
           <w:sz w:val="17"/>
         </w:rPr>
@@ -3732,7 +3777,7 @@
             </w:pPr>
             <w:r>
               <w:rPr>
-                <w:rFonts w:ascii="Arial Unicode MS" w:hAnsi="Arial Unicode MS" w:eastAsia="Arial Unicode MS"/>
+                <w:rFonts w:ascii="Hiragino Sans GB" w:hAnsi="Hiragino Sans GB" w:eastAsia="Hiragino Sans GB"/>
                 <w:b/>
                 <w:color w:val="FFFFFF"/>
                 <w:sz w:val="15"/>
@@ -3767,7 +3812,7 @@
             </w:pPr>
             <w:r>
               <w:rPr>
-                <w:rFonts w:ascii="Arial Unicode MS" w:hAnsi="Arial Unicode MS" w:eastAsia="Arial Unicode MS"/>
+                <w:rFonts w:ascii="Hiragino Sans GB" w:hAnsi="Hiragino Sans GB" w:eastAsia="Hiragino Sans GB"/>
                 <w:b/>
                 <w:color w:val="FFFFFF"/>
                 <w:sz w:val="15"/>
@@ -3802,7 +3847,7 @@
             </w:pPr>
             <w:r>
               <w:rPr>
-                <w:rFonts w:ascii="Arial Unicode MS" w:hAnsi="Arial Unicode MS" w:eastAsia="Arial Unicode MS"/>
+                <w:rFonts w:ascii="Hiragino Sans GB" w:hAnsi="Hiragino Sans GB" w:eastAsia="Hiragino Sans GB"/>
                 <w:b/>
                 <w:color w:val="FFFFFF"/>
                 <w:sz w:val="15"/>
@@ -3837,7 +3882,7 @@
             </w:pPr>
             <w:r>
               <w:rPr>
-                <w:rFonts w:ascii="Arial Unicode MS" w:hAnsi="Arial Unicode MS" w:eastAsia="Arial Unicode MS"/>
+                <w:rFonts w:ascii="Hiragino Sans GB" w:hAnsi="Hiragino Sans GB" w:eastAsia="Hiragino Sans GB"/>
                 <w:b/>
                 <w:color w:val="FFFFFF"/>
                 <w:sz w:val="15"/>
@@ -3877,7 +3922,7 @@
             </w:pPr>
             <w:r>
               <w:rPr>
-                <w:rFonts w:ascii="Arial Unicode MS" w:hAnsi="Arial Unicode MS" w:eastAsia="Arial Unicode MS"/>
+                <w:rFonts w:ascii="Hiragino Sans GB" w:hAnsi="Hiragino Sans GB" w:eastAsia="Hiragino Sans GB"/>
                 <w:color w:val="1E2933"/>
                 <w:sz w:val="15"/>
               </w:rPr>
@@ -3911,7 +3956,7 @@
             </w:pPr>
             <w:r>
               <w:rPr>
-                <w:rFonts w:ascii="Arial Unicode MS" w:hAnsi="Arial Unicode MS" w:eastAsia="Arial Unicode MS"/>
+                <w:rFonts w:ascii="Hiragino Sans GB" w:hAnsi="Hiragino Sans GB" w:eastAsia="Hiragino Sans GB"/>
                 <w:color w:val="1E2933"/>
                 <w:sz w:val="15"/>
               </w:rPr>
@@ -3945,7 +3990,7 @@
             </w:pPr>
             <w:r>
               <w:rPr>
-                <w:rFonts w:ascii="Arial Unicode MS" w:hAnsi="Arial Unicode MS" w:eastAsia="Arial Unicode MS"/>
+                <w:rFonts w:ascii="Hiragino Sans GB" w:hAnsi="Hiragino Sans GB" w:eastAsia="Hiragino Sans GB"/>
                 <w:color w:val="1E2933"/>
                 <w:sz w:val="15"/>
               </w:rPr>
@@ -3979,7 +4024,7 @@
             </w:pPr>
             <w:r>
               <w:rPr>
-                <w:rFonts w:ascii="Arial Unicode MS" w:hAnsi="Arial Unicode MS" w:eastAsia="Arial Unicode MS"/>
+                <w:rFonts w:ascii="Hiragino Sans GB" w:hAnsi="Hiragino Sans GB" w:eastAsia="Hiragino Sans GB"/>
                 <w:color w:val="1E2933"/>
                 <w:sz w:val="15"/>
               </w:rPr>
@@ -4018,7 +4063,7 @@
             </w:pPr>
             <w:r>
               <w:rPr>
-                <w:rFonts w:ascii="Arial Unicode MS" w:hAnsi="Arial Unicode MS" w:eastAsia="Arial Unicode MS"/>
+                <w:rFonts w:ascii="Hiragino Sans GB" w:hAnsi="Hiragino Sans GB" w:eastAsia="Hiragino Sans GB"/>
                 <w:color w:val="1E2933"/>
                 <w:sz w:val="15"/>
               </w:rPr>
@@ -4052,7 +4097,7 @@
             </w:pPr>
             <w:r>
               <w:rPr>
-                <w:rFonts w:ascii="Arial Unicode MS" w:hAnsi="Arial Unicode MS" w:eastAsia="Arial Unicode MS"/>
+                <w:rFonts w:ascii="Hiragino Sans GB" w:hAnsi="Hiragino Sans GB" w:eastAsia="Hiragino Sans GB"/>
                 <w:color w:val="1E2933"/>
                 <w:sz w:val="15"/>
               </w:rPr>
@@ -4086,7 +4131,7 @@
             </w:pPr>
             <w:r>
               <w:rPr>
-                <w:rFonts w:ascii="Arial Unicode MS" w:hAnsi="Arial Unicode MS" w:eastAsia="Arial Unicode MS"/>
+                <w:rFonts w:ascii="Hiragino Sans GB" w:hAnsi="Hiragino Sans GB" w:eastAsia="Hiragino Sans GB"/>
                 <w:color w:val="1E2933"/>
                 <w:sz w:val="15"/>
               </w:rPr>
@@ -4120,7 +4165,7 @@
             </w:pPr>
             <w:r>
               <w:rPr>
-                <w:rFonts w:ascii="Arial Unicode MS" w:hAnsi="Arial Unicode MS" w:eastAsia="Arial Unicode MS"/>
+                <w:rFonts w:ascii="Hiragino Sans GB" w:hAnsi="Hiragino Sans GB" w:eastAsia="Hiragino Sans GB"/>
                 <w:color w:val="1E2933"/>
                 <w:sz w:val="15"/>
               </w:rPr>
@@ -4159,7 +4204,7 @@
             </w:pPr>
             <w:r>
               <w:rPr>
-                <w:rFonts w:ascii="Arial Unicode MS" w:hAnsi="Arial Unicode MS" w:eastAsia="Arial Unicode MS"/>
+                <w:rFonts w:ascii="Hiragino Sans GB" w:hAnsi="Hiragino Sans GB" w:eastAsia="Hiragino Sans GB"/>
                 <w:color w:val="1E2933"/>
                 <w:sz w:val="15"/>
               </w:rPr>
@@ -4193,7 +4238,7 @@
             </w:pPr>
             <w:r>
               <w:rPr>
-                <w:rFonts w:ascii="Arial Unicode MS" w:hAnsi="Arial Unicode MS" w:eastAsia="Arial Unicode MS"/>
+                <w:rFonts w:ascii="Hiragino Sans GB" w:hAnsi="Hiragino Sans GB" w:eastAsia="Hiragino Sans GB"/>
                 <w:color w:val="1E2933"/>
                 <w:sz w:val="15"/>
               </w:rPr>
@@ -4227,7 +4272,7 @@
             </w:pPr>
             <w:r>
               <w:rPr>
-                <w:rFonts w:ascii="Arial Unicode MS" w:hAnsi="Arial Unicode MS" w:eastAsia="Arial Unicode MS"/>
+                <w:rFonts w:ascii="Hiragino Sans GB" w:hAnsi="Hiragino Sans GB" w:eastAsia="Hiragino Sans GB"/>
                 <w:color w:val="1E2933"/>
                 <w:sz w:val="15"/>
               </w:rPr>
@@ -4261,7 +4306,7 @@
             </w:pPr>
             <w:r>
               <w:rPr>
-                <w:rFonts w:ascii="Arial Unicode MS" w:hAnsi="Arial Unicode MS" w:eastAsia="Arial Unicode MS"/>
+                <w:rFonts w:ascii="Hiragino Sans GB" w:hAnsi="Hiragino Sans GB" w:eastAsia="Hiragino Sans GB"/>
                 <w:color w:val="1E2933"/>
                 <w:sz w:val="15"/>
               </w:rPr>
@@ -4300,7 +4345,7 @@
             </w:pPr>
             <w:r>
               <w:rPr>
-                <w:rFonts w:ascii="Arial Unicode MS" w:hAnsi="Arial Unicode MS" w:eastAsia="Arial Unicode MS"/>
+                <w:rFonts w:ascii="Hiragino Sans GB" w:hAnsi="Hiragino Sans GB" w:eastAsia="Hiragino Sans GB"/>
                 <w:color w:val="1E2933"/>
                 <w:sz w:val="15"/>
               </w:rPr>
@@ -4334,7 +4379,7 @@
             </w:pPr>
             <w:r>
               <w:rPr>
-                <w:rFonts w:ascii="Arial Unicode MS" w:hAnsi="Arial Unicode MS" w:eastAsia="Arial Unicode MS"/>
+                <w:rFonts w:ascii="Hiragino Sans GB" w:hAnsi="Hiragino Sans GB" w:eastAsia="Hiragino Sans GB"/>
                 <w:color w:val="1E2933"/>
                 <w:sz w:val="15"/>
               </w:rPr>
@@ -4368,7 +4413,7 @@
             </w:pPr>
             <w:r>
               <w:rPr>
-                <w:rFonts w:ascii="Arial Unicode MS" w:hAnsi="Arial Unicode MS" w:eastAsia="Arial Unicode MS"/>
+                <w:rFonts w:ascii="Hiragino Sans GB" w:hAnsi="Hiragino Sans GB" w:eastAsia="Hiragino Sans GB"/>
                 <w:color w:val="1E2933"/>
                 <w:sz w:val="15"/>
               </w:rPr>
@@ -4402,7 +4447,7 @@
             </w:pPr>
             <w:r>
               <w:rPr>
-                <w:rFonts w:ascii="Arial Unicode MS" w:hAnsi="Arial Unicode MS" w:eastAsia="Arial Unicode MS"/>
+                <w:rFonts w:ascii="Hiragino Sans GB" w:hAnsi="Hiragino Sans GB" w:eastAsia="Hiragino Sans GB"/>
                 <w:color w:val="1E2933"/>
                 <w:sz w:val="15"/>
               </w:rPr>
@@ -4441,7 +4486,7 @@
             </w:pPr>
             <w:r>
               <w:rPr>
-                <w:rFonts w:ascii="Arial Unicode MS" w:hAnsi="Arial Unicode MS" w:eastAsia="Arial Unicode MS"/>
+                <w:rFonts w:ascii="Hiragino Sans GB" w:hAnsi="Hiragino Sans GB" w:eastAsia="Hiragino Sans GB"/>
                 <w:color w:val="1E2933"/>
                 <w:sz w:val="15"/>
               </w:rPr>
@@ -4475,7 +4520,7 @@
             </w:pPr>
             <w:r>
               <w:rPr>
-                <w:rFonts w:ascii="Arial Unicode MS" w:hAnsi="Arial Unicode MS" w:eastAsia="Arial Unicode MS"/>
+                <w:rFonts w:ascii="Hiragino Sans GB" w:hAnsi="Hiragino Sans GB" w:eastAsia="Hiragino Sans GB"/>
                 <w:color w:val="1E2933"/>
                 <w:sz w:val="15"/>
               </w:rPr>
@@ -4509,7 +4554,7 @@
             </w:pPr>
             <w:r>
               <w:rPr>
-                <w:rFonts w:ascii="Arial Unicode MS" w:hAnsi="Arial Unicode MS" w:eastAsia="Arial Unicode MS"/>
+                <w:rFonts w:ascii="Hiragino Sans GB" w:hAnsi="Hiragino Sans GB" w:eastAsia="Hiragino Sans GB"/>
                 <w:color w:val="1E2933"/>
                 <w:sz w:val="15"/>
               </w:rPr>
@@ -4543,7 +4588,7 @@
             </w:pPr>
             <w:r>
               <w:rPr>
-                <w:rFonts w:ascii="Arial Unicode MS" w:hAnsi="Arial Unicode MS" w:eastAsia="Arial Unicode MS"/>
+                <w:rFonts w:ascii="Hiragino Sans GB" w:hAnsi="Hiragino Sans GB" w:eastAsia="Hiragino Sans GB"/>
                 <w:color w:val="1E2933"/>
                 <w:sz w:val="15"/>
               </w:rPr>
@@ -4582,7 +4627,7 @@
             </w:pPr>
             <w:r>
               <w:rPr>
-                <w:rFonts w:ascii="Arial Unicode MS" w:hAnsi="Arial Unicode MS" w:eastAsia="Arial Unicode MS"/>
+                <w:rFonts w:ascii="Hiragino Sans GB" w:hAnsi="Hiragino Sans GB" w:eastAsia="Hiragino Sans GB"/>
                 <w:color w:val="1E2933"/>
                 <w:sz w:val="15"/>
               </w:rPr>
@@ -4616,11 +4661,11 @@
             </w:pPr>
             <w:r>
               <w:rPr>
-                <w:rFonts w:ascii="Arial Unicode MS" w:hAnsi="Arial Unicode MS" w:eastAsia="Arial Unicode MS"/>
+                <w:rFonts w:ascii="Hiragino Sans GB" w:hAnsi="Hiragino Sans GB" w:eastAsia="Hiragino Sans GB"/>
                 <w:color w:val="1E2933"/>
                 <w:sz w:val="15"/>
               </w:rPr>
-              <w:t>Tasks 当前且已批</w:t>
+              <w:t>Spec/Design/Tasks 当前且已批</w:t>
             </w:r>
           </w:p>
         </w:tc>
@@ -4650,11 +4695,11 @@
             </w:pPr>
             <w:r>
               <w:rPr>
-                <w:rFonts w:ascii="Arial Unicode MS" w:hAnsi="Arial Unicode MS" w:eastAsia="Arial Unicode MS"/>
+                <w:rFonts w:ascii="Hiragino Sans GB" w:hAnsi="Hiragino Sans GB" w:eastAsia="Hiragino Sans GB"/>
                 <w:color w:val="1E2933"/>
                 <w:sz w:val="15"/>
               </w:rPr>
-              <w:t>干净 Git 基线、路径、Phase、测试路径</w:t>
+              <w:t>干净 Git 基线、路径、Phase、测试路径、实现许可</w:t>
             </w:r>
           </w:p>
         </w:tc>
@@ -4684,11 +4729,11 @@
             </w:pPr>
             <w:r>
               <w:rPr>
-                <w:rFonts w:ascii="Arial Unicode MS" w:hAnsi="Arial Unicode MS" w:eastAsia="Arial Unicode MS"/>
+                <w:rFonts w:ascii="Hiragino Sans GB" w:hAnsi="Hiragino Sans GB" w:eastAsia="Hiragino Sans GB"/>
                 <w:color w:val="1E2933"/>
                 <w:sz w:val="15"/>
               </w:rPr>
-              <w:t>校验通过才实施</w:t>
+              <w:t>许可签发成功才实施</w:t>
             </w:r>
           </w:p>
         </w:tc>
@@ -4723,7 +4768,7 @@
             </w:pPr>
             <w:r>
               <w:rPr>
-                <w:rFonts w:ascii="Arial Unicode MS" w:hAnsi="Arial Unicode MS" w:eastAsia="Arial Unicode MS"/>
+                <w:rFonts w:ascii="Hiragino Sans GB" w:hAnsi="Hiragino Sans GB" w:eastAsia="Hiragino Sans GB"/>
                 <w:color w:val="1E2933"/>
                 <w:sz w:val="15"/>
               </w:rPr>
@@ -4757,11 +4802,11 @@
             </w:pPr>
             <w:r>
               <w:rPr>
-                <w:rFonts w:ascii="Arial Unicode MS" w:hAnsi="Arial Unicode MS" w:eastAsia="Arial Unicode MS"/>
+                <w:rFonts w:ascii="Hiragino Sans GB" w:hAnsi="Hiragino Sans GB" w:eastAsia="Hiragino Sans GB"/>
                 <w:color w:val="1E2933"/>
                 <w:sz w:val="15"/>
               </w:rPr>
-              <w:t>范围有效</w:t>
+              <w:t>活动实现许可和范围有效</w:t>
             </w:r>
           </w:p>
         </w:tc>
@@ -4791,7 +4836,7 @@
             </w:pPr>
             <w:r>
               <w:rPr>
-                <w:rFonts w:ascii="Arial Unicode MS" w:hAnsi="Arial Unicode MS" w:eastAsia="Arial Unicode MS"/>
+                <w:rFonts w:ascii="Hiragino Sans GB" w:hAnsi="Hiragino Sans GB" w:eastAsia="Hiragino Sans GB"/>
                 <w:color w:val="1E2933"/>
                 <w:sz w:val="15"/>
               </w:rPr>
@@ -4825,7 +4870,7 @@
             </w:pPr>
             <w:r>
               <w:rPr>
-                <w:rFonts w:ascii="Arial Unicode MS" w:hAnsi="Arial Unicode MS" w:eastAsia="Arial Unicode MS"/>
+                <w:rFonts w:ascii="Hiragino Sans GB" w:hAnsi="Hiragino Sans GB" w:eastAsia="Hiragino Sans GB"/>
                 <w:color w:val="1E2933"/>
                 <w:sz w:val="15"/>
               </w:rPr>
@@ -4864,7 +4909,7 @@
             </w:pPr>
             <w:r>
               <w:rPr>
-                <w:rFonts w:ascii="Arial Unicode MS" w:hAnsi="Arial Unicode MS" w:eastAsia="Arial Unicode MS"/>
+                <w:rFonts w:ascii="Hiragino Sans GB" w:hAnsi="Hiragino Sans GB" w:eastAsia="Hiragino Sans GB"/>
                 <w:color w:val="1E2933"/>
                 <w:sz w:val="15"/>
               </w:rPr>
@@ -4898,7 +4943,7 @@
             </w:pPr>
             <w:r>
               <w:rPr>
-                <w:rFonts w:ascii="Arial Unicode MS" w:hAnsi="Arial Unicode MS" w:eastAsia="Arial Unicode MS"/>
+                <w:rFonts w:ascii="Hiragino Sans GB" w:hAnsi="Hiragino Sans GB" w:eastAsia="Hiragino Sans GB"/>
                 <w:color w:val="1E2933"/>
                 <w:sz w:val="15"/>
               </w:rPr>
@@ -4932,7 +4977,7 @@
             </w:pPr>
             <w:r>
               <w:rPr>
-                <w:rFonts w:ascii="Arial Unicode MS" w:hAnsi="Arial Unicode MS" w:eastAsia="Arial Unicode MS"/>
+                <w:rFonts w:ascii="Hiragino Sans GB" w:hAnsi="Hiragino Sans GB" w:eastAsia="Hiragino Sans GB"/>
                 <w:color w:val="1E2933"/>
                 <w:sz w:val="15"/>
               </w:rPr>
@@ -4966,7 +5011,7 @@
             </w:pPr>
             <w:r>
               <w:rPr>
-                <w:rFonts w:ascii="Arial Unicode MS" w:hAnsi="Arial Unicode MS" w:eastAsia="Arial Unicode MS"/>
+                <w:rFonts w:ascii="Hiragino Sans GB" w:hAnsi="Hiragino Sans GB" w:eastAsia="Hiragino Sans GB"/>
                 <w:color w:val="1E2933"/>
                 <w:sz w:val="15"/>
               </w:rPr>
@@ -5005,7 +5050,7 @@
             </w:pPr>
             <w:r>
               <w:rPr>
-                <w:rFonts w:ascii="Arial Unicode MS" w:hAnsi="Arial Unicode MS" w:eastAsia="Arial Unicode MS"/>
+                <w:rFonts w:ascii="Hiragino Sans GB" w:hAnsi="Hiragino Sans GB" w:eastAsia="Hiragino Sans GB"/>
                 <w:color w:val="1E2933"/>
                 <w:sz w:val="15"/>
               </w:rPr>
@@ -5039,7 +5084,7 @@
             </w:pPr>
             <w:r>
               <w:rPr>
-                <w:rFonts w:ascii="Arial Unicode MS" w:hAnsi="Arial Unicode MS" w:eastAsia="Arial Unicode MS"/>
+                <w:rFonts w:ascii="Hiragino Sans GB" w:hAnsi="Hiragino Sans GB" w:eastAsia="Hiragino Sans GB"/>
                 <w:color w:val="1E2933"/>
                 <w:sz w:val="15"/>
               </w:rPr>
@@ -5073,7 +5118,7 @@
             </w:pPr>
             <w:r>
               <w:rPr>
-                <w:rFonts w:ascii="Arial Unicode MS" w:hAnsi="Arial Unicode MS" w:eastAsia="Arial Unicode MS"/>
+                <w:rFonts w:ascii="Hiragino Sans GB" w:hAnsi="Hiragino Sans GB" w:eastAsia="Hiragino Sans GB"/>
                 <w:color w:val="1E2933"/>
                 <w:sz w:val="15"/>
               </w:rPr>
@@ -5107,7 +5152,7 @@
             </w:pPr>
             <w:r>
               <w:rPr>
-                <w:rFonts w:ascii="Arial Unicode MS" w:hAnsi="Arial Unicode MS" w:eastAsia="Arial Unicode MS"/>
+                <w:rFonts w:ascii="Hiragino Sans GB" w:hAnsi="Hiragino Sans GB" w:eastAsia="Hiragino Sans GB"/>
                 <w:color w:val="1E2933"/>
                 <w:sz w:val="15"/>
               </w:rPr>
@@ -5146,7 +5191,7 @@
             </w:pPr>
             <w:r>
               <w:rPr>
-                <w:rFonts w:ascii="Arial Unicode MS" w:hAnsi="Arial Unicode MS" w:eastAsia="Arial Unicode MS"/>
+                <w:rFonts w:ascii="Hiragino Sans GB" w:hAnsi="Hiragino Sans GB" w:eastAsia="Hiragino Sans GB"/>
                 <w:color w:val="1E2933"/>
                 <w:sz w:val="15"/>
               </w:rPr>
@@ -5180,7 +5225,7 @@
             </w:pPr>
             <w:r>
               <w:rPr>
-                <w:rFonts w:ascii="Arial Unicode MS" w:hAnsi="Arial Unicode MS" w:eastAsia="Arial Unicode MS"/>
+                <w:rFonts w:ascii="Hiragino Sans GB" w:hAnsi="Hiragino Sans GB" w:eastAsia="Hiragino Sans GB"/>
                 <w:color w:val="1E2933"/>
                 <w:sz w:val="15"/>
               </w:rPr>
@@ -5214,7 +5259,7 @@
             </w:pPr>
             <w:r>
               <w:rPr>
-                <w:rFonts w:ascii="Arial Unicode MS" w:hAnsi="Arial Unicode MS" w:eastAsia="Arial Unicode MS"/>
+                <w:rFonts w:ascii="Hiragino Sans GB" w:hAnsi="Hiragino Sans GB" w:eastAsia="Hiragino Sans GB"/>
                 <w:color w:val="1E2933"/>
                 <w:sz w:val="15"/>
               </w:rPr>
@@ -5248,7 +5293,7 @@
             </w:pPr>
             <w:r>
               <w:rPr>
-                <w:rFonts w:ascii="Arial Unicode MS" w:hAnsi="Arial Unicode MS" w:eastAsia="Arial Unicode MS"/>
+                <w:rFonts w:ascii="Hiragino Sans GB" w:hAnsi="Hiragino Sans GB" w:eastAsia="Hiragino Sans GB"/>
                 <w:color w:val="1E2933"/>
                 <w:sz w:val="15"/>
               </w:rPr>
@@ -5287,7 +5332,7 @@
             </w:pPr>
             <w:r>
               <w:rPr>
-                <w:rFonts w:ascii="Arial Unicode MS" w:hAnsi="Arial Unicode MS" w:eastAsia="Arial Unicode MS"/>
+                <w:rFonts w:ascii="Hiragino Sans GB" w:hAnsi="Hiragino Sans GB" w:eastAsia="Hiragino Sans GB"/>
                 <w:color w:val="1E2933"/>
                 <w:sz w:val="15"/>
               </w:rPr>
@@ -5321,7 +5366,7 @@
             </w:pPr>
             <w:r>
               <w:rPr>
-                <w:rFonts w:ascii="Arial Unicode MS" w:hAnsi="Arial Unicode MS" w:eastAsia="Arial Unicode MS"/>
+                <w:rFonts w:ascii="Hiragino Sans GB" w:hAnsi="Hiragino Sans GB" w:eastAsia="Hiragino Sans GB"/>
                 <w:color w:val="1E2933"/>
                 <w:sz w:val="15"/>
               </w:rPr>
@@ -5355,7 +5400,7 @@
             </w:pPr>
             <w:r>
               <w:rPr>
-                <w:rFonts w:ascii="Arial Unicode MS" w:hAnsi="Arial Unicode MS" w:eastAsia="Arial Unicode MS"/>
+                <w:rFonts w:ascii="Hiragino Sans GB" w:hAnsi="Hiragino Sans GB" w:eastAsia="Hiragino Sans GB"/>
                 <w:color w:val="1E2933"/>
                 <w:sz w:val="15"/>
               </w:rPr>
@@ -5389,7 +5434,7 @@
             </w:pPr>
             <w:r>
               <w:rPr>
-                <w:rFonts w:ascii="Arial Unicode MS" w:hAnsi="Arial Unicode MS" w:eastAsia="Arial Unicode MS"/>
+                <w:rFonts w:ascii="Hiragino Sans GB" w:hAnsi="Hiragino Sans GB" w:eastAsia="Hiragino Sans GB"/>
                 <w:color w:val="1E2933"/>
                 <w:sz w:val="15"/>
               </w:rPr>
@@ -5428,7 +5473,7 @@
             </w:pPr>
             <w:r>
               <w:rPr>
-                <w:rFonts w:ascii="Arial Unicode MS" w:hAnsi="Arial Unicode MS" w:eastAsia="Arial Unicode MS"/>
+                <w:rFonts w:ascii="Hiragino Sans GB" w:hAnsi="Hiragino Sans GB" w:eastAsia="Hiragino Sans GB"/>
                 <w:color w:val="1E2933"/>
                 <w:sz w:val="15"/>
               </w:rPr>
@@ -5462,7 +5507,7 @@
             </w:pPr>
             <w:r>
               <w:rPr>
-                <w:rFonts w:ascii="Arial Unicode MS" w:hAnsi="Arial Unicode MS" w:eastAsia="Arial Unicode MS"/>
+                <w:rFonts w:ascii="Hiragino Sans GB" w:hAnsi="Hiragino Sans GB" w:eastAsia="Hiragino Sans GB"/>
                 <w:color w:val="1E2933"/>
                 <w:sz w:val="15"/>
               </w:rPr>
@@ -5496,7 +5541,7 @@
             </w:pPr>
             <w:r>
               <w:rPr>
-                <w:rFonts w:ascii="Arial Unicode MS" w:hAnsi="Arial Unicode MS" w:eastAsia="Arial Unicode MS"/>
+                <w:rFonts w:ascii="Hiragino Sans GB" w:hAnsi="Hiragino Sans GB" w:eastAsia="Hiragino Sans GB"/>
                 <w:color w:val="1E2933"/>
                 <w:sz w:val="15"/>
               </w:rPr>
@@ -5530,7 +5575,7 @@
             </w:pPr>
             <w:r>
               <w:rPr>
-                <w:rFonts w:ascii="Arial Unicode MS" w:hAnsi="Arial Unicode MS" w:eastAsia="Arial Unicode MS"/>
+                <w:rFonts w:ascii="Hiragino Sans GB" w:hAnsi="Hiragino Sans GB" w:eastAsia="Hiragino Sans GB"/>
                 <w:color w:val="1E2933"/>
                 <w:sz w:val="15"/>
               </w:rPr>
@@ -5569,7 +5614,7 @@
             </w:pPr>
             <w:r>
               <w:rPr>
-                <w:rFonts w:ascii="Arial Unicode MS" w:hAnsi="Arial Unicode MS" w:eastAsia="Arial Unicode MS"/>
+                <w:rFonts w:ascii="Hiragino Sans GB" w:hAnsi="Hiragino Sans GB" w:eastAsia="Hiragino Sans GB"/>
                 <w:color w:val="1E2933"/>
                 <w:sz w:val="15"/>
               </w:rPr>
@@ -5603,7 +5648,7 @@
             </w:pPr>
             <w:r>
               <w:rPr>
-                <w:rFonts w:ascii="Arial Unicode MS" w:hAnsi="Arial Unicode MS" w:eastAsia="Arial Unicode MS"/>
+                <w:rFonts w:ascii="Hiragino Sans GB" w:hAnsi="Hiragino Sans GB" w:eastAsia="Hiragino Sans GB"/>
                 <w:color w:val="1E2933"/>
                 <w:sz w:val="15"/>
               </w:rPr>
@@ -5637,7 +5682,7 @@
             </w:pPr>
             <w:r>
               <w:rPr>
-                <w:rFonts w:ascii="Arial Unicode MS" w:hAnsi="Arial Unicode MS" w:eastAsia="Arial Unicode MS"/>
+                <w:rFonts w:ascii="Hiragino Sans GB" w:hAnsi="Hiragino Sans GB" w:eastAsia="Hiragino Sans GB"/>
                 <w:color w:val="1E2933"/>
                 <w:sz w:val="15"/>
               </w:rPr>
@@ -5671,7 +5716,7 @@
             </w:pPr>
             <w:r>
               <w:rPr>
-                <w:rFonts w:ascii="Arial Unicode MS" w:hAnsi="Arial Unicode MS" w:eastAsia="Arial Unicode MS"/>
+                <w:rFonts w:ascii="Hiragino Sans GB" w:hAnsi="Hiragino Sans GB" w:eastAsia="Hiragino Sans GB"/>
                 <w:color w:val="1E2933"/>
                 <w:sz w:val="15"/>
               </w:rPr>
@@ -5710,7 +5755,7 @@
             </w:pPr>
             <w:r>
               <w:rPr>
-                <w:rFonts w:ascii="Arial Unicode MS" w:hAnsi="Arial Unicode MS" w:eastAsia="Arial Unicode MS"/>
+                <w:rFonts w:ascii="Hiragino Sans GB" w:hAnsi="Hiragino Sans GB" w:eastAsia="Hiragino Sans GB"/>
                 <w:color w:val="1E2933"/>
                 <w:sz w:val="15"/>
               </w:rPr>
@@ -5744,7 +5789,7 @@
             </w:pPr>
             <w:r>
               <w:rPr>
-                <w:rFonts w:ascii="Arial Unicode MS" w:hAnsi="Arial Unicode MS" w:eastAsia="Arial Unicode MS"/>
+                <w:rFonts w:ascii="Hiragino Sans GB" w:hAnsi="Hiragino Sans GB" w:eastAsia="Hiragino Sans GB"/>
                 <w:color w:val="1E2933"/>
                 <w:sz w:val="15"/>
               </w:rPr>
@@ -5778,7 +5823,7 @@
             </w:pPr>
             <w:r>
               <w:rPr>
-                <w:rFonts w:ascii="Arial Unicode MS" w:hAnsi="Arial Unicode MS" w:eastAsia="Arial Unicode MS"/>
+                <w:rFonts w:ascii="Hiragino Sans GB" w:hAnsi="Hiragino Sans GB" w:eastAsia="Hiragino Sans GB"/>
                 <w:color w:val="1E2933"/>
                 <w:sz w:val="15"/>
               </w:rPr>
@@ -5812,7 +5857,7 @@
             </w:pPr>
             <w:r>
               <w:rPr>
-                <w:rFonts w:ascii="Arial Unicode MS" w:hAnsi="Arial Unicode MS" w:eastAsia="Arial Unicode MS"/>
+                <w:rFonts w:ascii="Hiragino Sans GB" w:hAnsi="Hiragino Sans GB" w:eastAsia="Hiragino Sans GB"/>
                 <w:color w:val="1E2933"/>
                 <w:sz w:val="15"/>
               </w:rPr>
@@ -5887,7 +5932,7 @@
             </w:pPr>
             <w:r>
               <w:rPr>
-                <w:rFonts w:ascii="Arial Unicode MS" w:hAnsi="Arial Unicode MS" w:eastAsia="Arial Unicode MS"/>
+                <w:rFonts w:ascii="Hiragino Sans GB" w:hAnsi="Hiragino Sans GB" w:eastAsia="Hiragino Sans GB"/>
                 <w:b/>
                 <w:color w:val="B88216"/>
                 <w:sz w:val="21"/>
@@ -5896,11 +5941,11 @@
             </w:r>
             <w:r>
               <w:rPr>
-                <w:rFonts w:ascii="Arial Unicode MS" w:hAnsi="Arial Unicode MS" w:eastAsia="Arial Unicode MS"/>
+                <w:rFonts w:ascii="Hiragino Sans GB" w:hAnsi="Hiragino Sans GB" w:eastAsia="Hiragino Sans GB"/>
                 <w:color w:val="1E2933"/>
                 <w:sz w:val="21"/>
               </w:rPr>
-              <w:t>到达 Spec、Design、Tasks、Unit Test Summary 或 Archive 人工 Gate 后，不得生成下一阶段资产、改代码、调用下游 Skill 或宣称已越过 Gate。</w:t>
+              <w:t>生成并记录 Spec、Design、Tasks、Unit Test Summary 或 Archive 后，必须立即结束当前 assistant 回合，不再调用任何工具。只有 Gate 到达后的新用户消息能批准当前阶段。</w:t>
             </w:r>
           </w:p>
         </w:tc>
@@ -5928,7 +5973,7 @@
       </w:pPr>
       <w:r>
         <w:rPr>
-          <w:rFonts w:ascii="Arial Unicode MS" w:hAnsi="Arial Unicode MS" w:eastAsia="Arial Unicode MS"/>
+          <w:rFonts w:ascii="Hiragino Sans GB" w:hAnsi="Hiragino Sans GB" w:eastAsia="Hiragino Sans GB"/>
         </w:rPr>
         <w:t>有效审批必须同时满足：</w:t>
       </w:r>
@@ -5938,10 +5983,14 @@
         <w:pStyle w:val="ListNumber"/>
         <w:keepNext w:val="0"/>
         <w:keepLines/>
+        <w:numPr>
+          <w:ilvl w:val="0"/>
+          <w:numId w:val="11"/>
+        </w:numPr>
       </w:pPr>
       <w:r>
         <w:rPr>
-          <w:rFonts w:ascii="Arial Unicode MS" w:hAnsi="Arial Unicode MS" w:eastAsia="Arial Unicode MS"/>
+          <w:rFonts w:ascii="Hiragino Sans GB" w:hAnsi="Hiragino Sans GB" w:eastAsia="Hiragino Sans GB"/>
         </w:rPr>
         <w:t>来自 Gate 到达后的新用户消息。</w:t>
       </w:r>
@@ -5951,10 +6000,14 @@
         <w:pStyle w:val="ListNumber"/>
         <w:keepNext w:val="0"/>
         <w:keepLines/>
+        <w:numPr>
+          <w:ilvl w:val="0"/>
+          <w:numId w:val="11"/>
+        </w:numPr>
       </w:pPr>
       <w:r>
         <w:rPr>
-          <w:rFonts w:ascii="Arial Unicode MS" w:hAnsi="Arial Unicode MS" w:eastAsia="Arial Unicode MS"/>
+          <w:rFonts w:ascii="Hiragino Sans GB" w:hAnsi="Hiragino Sans GB" w:eastAsia="Hiragino Sans GB"/>
         </w:rPr>
         <w:t>明确指出当前阶段和批准结论。</w:t>
       </w:r>
@@ -5964,10 +6017,14 @@
         <w:pStyle w:val="ListNumber"/>
         <w:keepNext w:val="0"/>
         <w:keepLines/>
+        <w:numPr>
+          <w:ilvl w:val="0"/>
+          <w:numId w:val="11"/>
+        </w:numPr>
       </w:pPr>
       <w:r>
         <w:rPr>
-          <w:rFonts w:ascii="Arial Unicode MS" w:hAnsi="Arial Unicode MS" w:eastAsia="Arial Unicode MS"/>
+          <w:rFonts w:ascii="Hiragino Sans GB" w:hAnsi="Hiragino Sans GB" w:eastAsia="Hiragino Sans GB"/>
         </w:rPr>
         <w:t>绑定当前 attempt、artifact revision 和 artifact SHA-256。</w:t>
       </w:r>
@@ -5977,10 +6034,14 @@
         <w:pStyle w:val="ListNumber"/>
         <w:keepNext w:val="0"/>
         <w:keepLines/>
+        <w:numPr>
+          <w:ilvl w:val="0"/>
+          <w:numId w:val="11"/>
+        </w:numPr>
       </w:pPr>
       <w:r>
         <w:rPr>
-          <w:rFonts w:ascii="Arial Unicode MS" w:hAnsi="Arial Unicode MS" w:eastAsia="Arial Unicode MS"/>
+          <w:rFonts w:ascii="Hiragino Sans GB" w:hAnsi="Hiragino Sans GB" w:eastAsia="Hiragino Sans GB"/>
         </w:rPr>
         <w:t>以 user-message / human role 记录，并在平台提供时绑定消息 ID。</w:t>
       </w:r>
@@ -5990,10 +6051,14 @@
         <w:pStyle w:val="ListNumber"/>
         <w:keepNext w:val="0"/>
         <w:keepLines/>
+        <w:numPr>
+          <w:ilvl w:val="0"/>
+          <w:numId w:val="11"/>
+        </w:numPr>
       </w:pPr>
       <w:r>
         <w:rPr>
-          <w:rFonts w:ascii="Arial Unicode MS" w:hAnsi="Arial Unicode MS" w:eastAsia="Arial Unicode MS"/>
+          <w:rFonts w:ascii="Hiragino Sans GB" w:hAnsi="Hiragino Sans GB" w:eastAsia="Hiragino Sans GB"/>
         </w:rPr>
         <w:t>未被后续内容或范围变化失效。</w:t>
       </w:r>
@@ -6041,7 +6106,7 @@
             </w:pPr>
             <w:r>
               <w:rPr>
-                <w:rFonts w:ascii="Arial Unicode MS" w:hAnsi="Arial Unicode MS" w:eastAsia="Arial Unicode MS"/>
+                <w:rFonts w:ascii="Hiragino Sans GB" w:hAnsi="Hiragino Sans GB" w:eastAsia="Hiragino Sans GB"/>
                 <w:b/>
                 <w:color w:val="FFFFFF"/>
                 <w:sz w:val="17"/>
@@ -6076,7 +6141,7 @@
             </w:pPr>
             <w:r>
               <w:rPr>
-                <w:rFonts w:ascii="Arial Unicode MS" w:hAnsi="Arial Unicode MS" w:eastAsia="Arial Unicode MS"/>
+                <w:rFonts w:ascii="Hiragino Sans GB" w:hAnsi="Hiragino Sans GB" w:eastAsia="Hiragino Sans GB"/>
                 <w:b/>
                 <w:color w:val="FFFFFF"/>
                 <w:sz w:val="17"/>
@@ -6111,7 +6176,7 @@
             </w:pPr>
             <w:r>
               <w:rPr>
-                <w:rFonts w:ascii="Arial Unicode MS" w:hAnsi="Arial Unicode MS" w:eastAsia="Arial Unicode MS"/>
+                <w:rFonts w:ascii="Hiragino Sans GB" w:hAnsi="Hiragino Sans GB" w:eastAsia="Hiragino Sans GB"/>
                 <w:b/>
                 <w:color w:val="FFFFFF"/>
                 <w:sz w:val="17"/>
@@ -6151,7 +6216,7 @@
             </w:pPr>
             <w:r>
               <w:rPr>
-                <w:rFonts w:ascii="Arial Unicode MS" w:hAnsi="Arial Unicode MS" w:eastAsia="Arial Unicode MS"/>
+                <w:rFonts w:ascii="Hiragino Sans GB" w:hAnsi="Hiragino Sans GB" w:eastAsia="Hiragino Sans GB"/>
                 <w:color w:val="1E2933"/>
                 <w:sz w:val="17"/>
               </w:rPr>
@@ -6185,7 +6250,7 @@
             </w:pPr>
             <w:r>
               <w:rPr>
-                <w:rFonts w:ascii="Arial Unicode MS" w:hAnsi="Arial Unicode MS" w:eastAsia="Arial Unicode MS"/>
+                <w:rFonts w:ascii="Hiragino Sans GB" w:hAnsi="Hiragino Sans GB" w:eastAsia="Hiragino Sans GB"/>
                 <w:color w:val="1E2933"/>
                 <w:sz w:val="17"/>
               </w:rPr>
@@ -6219,7 +6284,7 @@
             </w:pPr>
             <w:r>
               <w:rPr>
-                <w:rFonts w:ascii="Arial Unicode MS" w:hAnsi="Arial Unicode MS" w:eastAsia="Arial Unicode MS"/>
+                <w:rFonts w:ascii="Hiragino Sans GB" w:hAnsi="Hiragino Sans GB" w:eastAsia="Hiragino Sans GB"/>
                 <w:color w:val="1E2933"/>
                 <w:sz w:val="17"/>
               </w:rPr>
@@ -6258,7 +6323,7 @@
             </w:pPr>
             <w:r>
               <w:rPr>
-                <w:rFonts w:ascii="Arial Unicode MS" w:hAnsi="Arial Unicode MS" w:eastAsia="Arial Unicode MS"/>
+                <w:rFonts w:ascii="Hiragino Sans GB" w:hAnsi="Hiragino Sans GB" w:eastAsia="Hiragino Sans GB"/>
                 <w:color w:val="1E2933"/>
                 <w:sz w:val="17"/>
               </w:rPr>
@@ -6292,7 +6357,7 @@
             </w:pPr>
             <w:r>
               <w:rPr>
-                <w:rFonts w:ascii="Arial Unicode MS" w:hAnsi="Arial Unicode MS" w:eastAsia="Arial Unicode MS"/>
+                <w:rFonts w:ascii="Hiragino Sans GB" w:hAnsi="Hiragino Sans GB" w:eastAsia="Hiragino Sans GB"/>
                 <w:color w:val="1E2933"/>
                 <w:sz w:val="17"/>
               </w:rPr>
@@ -6326,7 +6391,7 @@
             </w:pPr>
             <w:r>
               <w:rPr>
-                <w:rFonts w:ascii="Arial Unicode MS" w:hAnsi="Arial Unicode MS" w:eastAsia="Arial Unicode MS"/>
+                <w:rFonts w:ascii="Hiragino Sans GB" w:hAnsi="Hiragino Sans GB" w:eastAsia="Hiragino Sans GB"/>
                 <w:color w:val="1E2933"/>
                 <w:sz w:val="17"/>
               </w:rPr>
@@ -6365,7 +6430,7 @@
             </w:pPr>
             <w:r>
               <w:rPr>
-                <w:rFonts w:ascii="Arial Unicode MS" w:hAnsi="Arial Unicode MS" w:eastAsia="Arial Unicode MS"/>
+                <w:rFonts w:ascii="Hiragino Sans GB" w:hAnsi="Hiragino Sans GB" w:eastAsia="Hiragino Sans GB"/>
                 <w:color w:val="1E2933"/>
                 <w:sz w:val="17"/>
               </w:rPr>
@@ -6399,7 +6464,7 @@
             </w:pPr>
             <w:r>
               <w:rPr>
-                <w:rFonts w:ascii="Arial Unicode MS" w:hAnsi="Arial Unicode MS" w:eastAsia="Arial Unicode MS"/>
+                <w:rFonts w:ascii="Hiragino Sans GB" w:hAnsi="Hiragino Sans GB" w:eastAsia="Hiragino Sans GB"/>
                 <w:color w:val="1E2933"/>
                 <w:sz w:val="17"/>
               </w:rPr>
@@ -6433,7 +6498,7 @@
             </w:pPr>
             <w:r>
               <w:rPr>
-                <w:rFonts w:ascii="Arial Unicode MS" w:hAnsi="Arial Unicode MS" w:eastAsia="Arial Unicode MS"/>
+                <w:rFonts w:ascii="Hiragino Sans GB" w:hAnsi="Hiragino Sans GB" w:eastAsia="Hiragino Sans GB"/>
                 <w:color w:val="1E2933"/>
                 <w:sz w:val="17"/>
               </w:rPr>
@@ -6472,7 +6537,7 @@
             </w:pPr>
             <w:r>
               <w:rPr>
-                <w:rFonts w:ascii="Arial Unicode MS" w:hAnsi="Arial Unicode MS" w:eastAsia="Arial Unicode MS"/>
+                <w:rFonts w:ascii="Hiragino Sans GB" w:hAnsi="Hiragino Sans GB" w:eastAsia="Hiragino Sans GB"/>
                 <w:color w:val="1E2933"/>
                 <w:sz w:val="17"/>
               </w:rPr>
@@ -6506,7 +6571,7 @@
             </w:pPr>
             <w:r>
               <w:rPr>
-                <w:rFonts w:ascii="Arial Unicode MS" w:hAnsi="Arial Unicode MS" w:eastAsia="Arial Unicode MS"/>
+                <w:rFonts w:ascii="Hiragino Sans GB" w:hAnsi="Hiragino Sans GB" w:eastAsia="Hiragino Sans GB"/>
                 <w:color w:val="1E2933"/>
                 <w:sz w:val="17"/>
               </w:rPr>
@@ -6540,7 +6605,7 @@
             </w:pPr>
             <w:r>
               <w:rPr>
-                <w:rFonts w:ascii="Arial Unicode MS" w:hAnsi="Arial Unicode MS" w:eastAsia="Arial Unicode MS"/>
+                <w:rFonts w:ascii="Hiragino Sans GB" w:hAnsi="Hiragino Sans GB" w:eastAsia="Hiragino Sans GB"/>
                 <w:color w:val="1E2933"/>
                 <w:sz w:val="17"/>
               </w:rPr>
@@ -6579,7 +6644,7 @@
             </w:pPr>
             <w:r>
               <w:rPr>
-                <w:rFonts w:ascii="Arial Unicode MS" w:hAnsi="Arial Unicode MS" w:eastAsia="Arial Unicode MS"/>
+                <w:rFonts w:ascii="Hiragino Sans GB" w:hAnsi="Hiragino Sans GB" w:eastAsia="Hiragino Sans GB"/>
                 <w:color w:val="1E2933"/>
                 <w:sz w:val="17"/>
               </w:rPr>
@@ -6613,7 +6678,7 @@
             </w:pPr>
             <w:r>
               <w:rPr>
-                <w:rFonts w:ascii="Arial Unicode MS" w:hAnsi="Arial Unicode MS" w:eastAsia="Arial Unicode MS"/>
+                <w:rFonts w:ascii="Hiragino Sans GB" w:hAnsi="Hiragino Sans GB" w:eastAsia="Hiragino Sans GB"/>
                 <w:color w:val="1E2933"/>
                 <w:sz w:val="17"/>
               </w:rPr>
@@ -6647,7 +6712,7 @@
             </w:pPr>
             <w:r>
               <w:rPr>
-                <w:rFonts w:ascii="Arial Unicode MS" w:hAnsi="Arial Unicode MS" w:eastAsia="Arial Unicode MS"/>
+                <w:rFonts w:ascii="Hiragino Sans GB" w:hAnsi="Hiragino Sans GB" w:eastAsia="Hiragino Sans GB"/>
                 <w:color w:val="1E2933"/>
                 <w:sz w:val="17"/>
               </w:rPr>
@@ -6686,7 +6751,7 @@
             </w:pPr>
             <w:r>
               <w:rPr>
-                <w:rFonts w:ascii="Arial Unicode MS" w:hAnsi="Arial Unicode MS" w:eastAsia="Arial Unicode MS"/>
+                <w:rFonts w:ascii="Hiragino Sans GB" w:hAnsi="Hiragino Sans GB" w:eastAsia="Hiragino Sans GB"/>
                 <w:color w:val="1E2933"/>
                 <w:sz w:val="17"/>
               </w:rPr>
@@ -6720,7 +6785,7 @@
             </w:pPr>
             <w:r>
               <w:rPr>
-                <w:rFonts w:ascii="Arial Unicode MS" w:hAnsi="Arial Unicode MS" w:eastAsia="Arial Unicode MS"/>
+                <w:rFonts w:ascii="Hiragino Sans GB" w:hAnsi="Hiragino Sans GB" w:eastAsia="Hiragino Sans GB"/>
                 <w:color w:val="1E2933"/>
                 <w:sz w:val="17"/>
               </w:rPr>
@@ -6754,7 +6819,7 @@
             </w:pPr>
             <w:r>
               <w:rPr>
-                <w:rFonts w:ascii="Arial Unicode MS" w:hAnsi="Arial Unicode MS" w:eastAsia="Arial Unicode MS"/>
+                <w:rFonts w:ascii="Hiragino Sans GB" w:hAnsi="Hiragino Sans GB" w:eastAsia="Hiragino Sans GB"/>
                 <w:color w:val="1E2933"/>
                 <w:sz w:val="17"/>
               </w:rPr>
@@ -6829,7 +6894,7 @@
             </w:pPr>
             <w:r>
               <w:rPr>
-                <w:rFonts w:ascii="Arial Unicode MS" w:hAnsi="Arial Unicode MS" w:eastAsia="Arial Unicode MS"/>
+                <w:rFonts w:ascii="Hiragino Sans GB" w:hAnsi="Hiragino Sans GB" w:eastAsia="Hiragino Sans GB"/>
                 <w:b/>
                 <w:color w:val="A74438"/>
                 <w:sz w:val="21"/>
@@ -6838,7 +6903,7 @@
             </w:r>
             <w:r>
               <w:rPr>
-                <w:rFonts w:ascii="Arial Unicode MS" w:hAnsi="Arial Unicode MS" w:eastAsia="Arial Unicode MS"/>
+                <w:rFonts w:ascii="Hiragino Sans GB" w:hAnsi="Hiragino Sans GB" w:eastAsia="Hiragino Sans GB"/>
                 <w:color w:val="1E2933"/>
                 <w:sz w:val="21"/>
               </w:rPr>
@@ -6906,7 +6971,7 @@
             </w:pPr>
             <w:r>
               <w:rPr>
-                <w:rFonts w:ascii="Arial Unicode MS" w:hAnsi="Arial Unicode MS" w:eastAsia="Arial Unicode MS"/>
+                <w:rFonts w:ascii="Hiragino Sans GB" w:hAnsi="Hiragino Sans GB" w:eastAsia="Hiragino Sans GB"/>
                 <w:b/>
                 <w:color w:val="FFFFFF"/>
                 <w:sz w:val="16"/>
@@ -6941,7 +7006,7 @@
             </w:pPr>
             <w:r>
               <w:rPr>
-                <w:rFonts w:ascii="Arial Unicode MS" w:hAnsi="Arial Unicode MS" w:eastAsia="Arial Unicode MS"/>
+                <w:rFonts w:ascii="Hiragino Sans GB" w:hAnsi="Hiragino Sans GB" w:eastAsia="Hiragino Sans GB"/>
                 <w:b/>
                 <w:color w:val="FFFFFF"/>
                 <w:sz w:val="16"/>
@@ -6976,7 +7041,7 @@
             </w:pPr>
             <w:r>
               <w:rPr>
-                <w:rFonts w:ascii="Arial Unicode MS" w:hAnsi="Arial Unicode MS" w:eastAsia="Arial Unicode MS"/>
+                <w:rFonts w:ascii="Hiragino Sans GB" w:hAnsi="Hiragino Sans GB" w:eastAsia="Hiragino Sans GB"/>
                 <w:b/>
                 <w:color w:val="FFFFFF"/>
                 <w:sz w:val="16"/>
@@ -7016,7 +7081,7 @@
             </w:pPr>
             <w:r>
               <w:rPr>
-                <w:rFonts w:ascii="Arial Unicode MS" w:hAnsi="Arial Unicode MS" w:eastAsia="Arial Unicode MS"/>
+                <w:rFonts w:ascii="Hiragino Sans GB" w:hAnsi="Hiragino Sans GB" w:eastAsia="Hiragino Sans GB"/>
                 <w:color w:val="1E2933"/>
                 <w:sz w:val="16"/>
               </w:rPr>
@@ -7050,7 +7115,7 @@
             </w:pPr>
             <w:r>
               <w:rPr>
-                <w:rFonts w:ascii="Arial Unicode MS" w:hAnsi="Arial Unicode MS" w:eastAsia="Arial Unicode MS"/>
+                <w:rFonts w:ascii="Hiragino Sans GB" w:hAnsi="Hiragino Sans GB" w:eastAsia="Hiragino Sans GB"/>
                 <w:color w:val="1E2933"/>
                 <w:sz w:val="16"/>
               </w:rPr>
@@ -7084,7 +7149,7 @@
             </w:pPr>
             <w:r>
               <w:rPr>
-                <w:rFonts w:ascii="Arial Unicode MS" w:hAnsi="Arial Unicode MS" w:eastAsia="Arial Unicode MS"/>
+                <w:rFonts w:ascii="Hiragino Sans GB" w:hAnsi="Hiragino Sans GB" w:eastAsia="Hiragino Sans GB"/>
                 <w:color w:val="1E2933"/>
                 <w:sz w:val="16"/>
               </w:rPr>
@@ -7123,7 +7188,7 @@
             </w:pPr>
             <w:r>
               <w:rPr>
-                <w:rFonts w:ascii="Arial Unicode MS" w:hAnsi="Arial Unicode MS" w:eastAsia="Arial Unicode MS"/>
+                <w:rFonts w:ascii="Hiragino Sans GB" w:hAnsi="Hiragino Sans GB" w:eastAsia="Hiragino Sans GB"/>
                 <w:color w:val="1E2933"/>
                 <w:sz w:val="16"/>
               </w:rPr>
@@ -7157,7 +7222,7 @@
             </w:pPr>
             <w:r>
               <w:rPr>
-                <w:rFonts w:ascii="Arial Unicode MS" w:hAnsi="Arial Unicode MS" w:eastAsia="Arial Unicode MS"/>
+                <w:rFonts w:ascii="Hiragino Sans GB" w:hAnsi="Hiragino Sans GB" w:eastAsia="Hiragino Sans GB"/>
                 <w:color w:val="1E2933"/>
                 <w:sz w:val="16"/>
               </w:rPr>
@@ -7191,7 +7256,7 @@
             </w:pPr>
             <w:r>
               <w:rPr>
-                <w:rFonts w:ascii="Arial Unicode MS" w:hAnsi="Arial Unicode MS" w:eastAsia="Arial Unicode MS"/>
+                <w:rFonts w:ascii="Hiragino Sans GB" w:hAnsi="Hiragino Sans GB" w:eastAsia="Hiragino Sans GB"/>
                 <w:color w:val="1E2933"/>
                 <w:sz w:val="16"/>
               </w:rPr>
@@ -7230,7 +7295,7 @@
             </w:pPr>
             <w:r>
               <w:rPr>
-                <w:rFonts w:ascii="Arial Unicode MS" w:hAnsi="Arial Unicode MS" w:eastAsia="Arial Unicode MS"/>
+                <w:rFonts w:ascii="Hiragino Sans GB" w:hAnsi="Hiragino Sans GB" w:eastAsia="Hiragino Sans GB"/>
                 <w:color w:val="1E2933"/>
                 <w:sz w:val="16"/>
               </w:rPr>
@@ -7264,7 +7329,7 @@
             </w:pPr>
             <w:r>
               <w:rPr>
-                <w:rFonts w:ascii="Arial Unicode MS" w:hAnsi="Arial Unicode MS" w:eastAsia="Arial Unicode MS"/>
+                <w:rFonts w:ascii="Hiragino Sans GB" w:hAnsi="Hiragino Sans GB" w:eastAsia="Hiragino Sans GB"/>
                 <w:color w:val="1E2933"/>
                 <w:sz w:val="16"/>
               </w:rPr>
@@ -7298,7 +7363,7 @@
             </w:pPr>
             <w:r>
               <w:rPr>
-                <w:rFonts w:ascii="Arial Unicode MS" w:hAnsi="Arial Unicode MS" w:eastAsia="Arial Unicode MS"/>
+                <w:rFonts w:ascii="Hiragino Sans GB" w:hAnsi="Hiragino Sans GB" w:eastAsia="Hiragino Sans GB"/>
                 <w:color w:val="1E2933"/>
                 <w:sz w:val="16"/>
               </w:rPr>
@@ -7337,7 +7402,7 @@
             </w:pPr>
             <w:r>
               <w:rPr>
-                <w:rFonts w:ascii="Arial Unicode MS" w:hAnsi="Arial Unicode MS" w:eastAsia="Arial Unicode MS"/>
+                <w:rFonts w:ascii="Hiragino Sans GB" w:hAnsi="Hiragino Sans GB" w:eastAsia="Hiragino Sans GB"/>
                 <w:color w:val="1E2933"/>
                 <w:sz w:val="16"/>
               </w:rPr>
@@ -7371,7 +7436,7 @@
             </w:pPr>
             <w:r>
               <w:rPr>
-                <w:rFonts w:ascii="Arial Unicode MS" w:hAnsi="Arial Unicode MS" w:eastAsia="Arial Unicode MS"/>
+                <w:rFonts w:ascii="Hiragino Sans GB" w:hAnsi="Hiragino Sans GB" w:eastAsia="Hiragino Sans GB"/>
                 <w:color w:val="1E2933"/>
                 <w:sz w:val="16"/>
               </w:rPr>
@@ -7405,7 +7470,7 @@
             </w:pPr>
             <w:r>
               <w:rPr>
-                <w:rFonts w:ascii="Arial Unicode MS" w:hAnsi="Arial Unicode MS" w:eastAsia="Arial Unicode MS"/>
+                <w:rFonts w:ascii="Hiragino Sans GB" w:hAnsi="Hiragino Sans GB" w:eastAsia="Hiragino Sans GB"/>
                 <w:color w:val="1E2933"/>
                 <w:sz w:val="16"/>
               </w:rPr>
@@ -7444,7 +7509,7 @@
             </w:pPr>
             <w:r>
               <w:rPr>
-                <w:rFonts w:ascii="Arial Unicode MS" w:hAnsi="Arial Unicode MS" w:eastAsia="Arial Unicode MS"/>
+                <w:rFonts w:ascii="Hiragino Sans GB" w:hAnsi="Hiragino Sans GB" w:eastAsia="Hiragino Sans GB"/>
                 <w:color w:val="1E2933"/>
                 <w:sz w:val="16"/>
               </w:rPr>
@@ -7478,7 +7543,7 @@
             </w:pPr>
             <w:r>
               <w:rPr>
-                <w:rFonts w:ascii="Arial Unicode MS" w:hAnsi="Arial Unicode MS" w:eastAsia="Arial Unicode MS"/>
+                <w:rFonts w:ascii="Hiragino Sans GB" w:hAnsi="Hiragino Sans GB" w:eastAsia="Hiragino Sans GB"/>
                 <w:color w:val="1E2933"/>
                 <w:sz w:val="16"/>
               </w:rPr>
@@ -7512,7 +7577,7 @@
             </w:pPr>
             <w:r>
               <w:rPr>
-                <w:rFonts w:ascii="Arial Unicode MS" w:hAnsi="Arial Unicode MS" w:eastAsia="Arial Unicode MS"/>
+                <w:rFonts w:ascii="Hiragino Sans GB" w:hAnsi="Hiragino Sans GB" w:eastAsia="Hiragino Sans GB"/>
                 <w:color w:val="1E2933"/>
                 <w:sz w:val="16"/>
               </w:rPr>
@@ -7551,7 +7616,7 @@
             </w:pPr>
             <w:r>
               <w:rPr>
-                <w:rFonts w:ascii="Arial Unicode MS" w:hAnsi="Arial Unicode MS" w:eastAsia="Arial Unicode MS"/>
+                <w:rFonts w:ascii="Hiragino Sans GB" w:hAnsi="Hiragino Sans GB" w:eastAsia="Hiragino Sans GB"/>
                 <w:color w:val="1E2933"/>
                 <w:sz w:val="16"/>
               </w:rPr>
@@ -7585,7 +7650,7 @@
             </w:pPr>
             <w:r>
               <w:rPr>
-                <w:rFonts w:ascii="Arial Unicode MS" w:hAnsi="Arial Unicode MS" w:eastAsia="Arial Unicode MS"/>
+                <w:rFonts w:ascii="Hiragino Sans GB" w:hAnsi="Hiragino Sans GB" w:eastAsia="Hiragino Sans GB"/>
                 <w:color w:val="1E2933"/>
                 <w:sz w:val="16"/>
               </w:rPr>
@@ -7619,7 +7684,7 @@
             </w:pPr>
             <w:r>
               <w:rPr>
-                <w:rFonts w:ascii="Arial Unicode MS" w:hAnsi="Arial Unicode MS" w:eastAsia="Arial Unicode MS"/>
+                <w:rFonts w:ascii="Hiragino Sans GB" w:hAnsi="Hiragino Sans GB" w:eastAsia="Hiragino Sans GB"/>
                 <w:color w:val="1E2933"/>
                 <w:sz w:val="16"/>
               </w:rPr>
@@ -7658,7 +7723,7 @@
             </w:pPr>
             <w:r>
               <w:rPr>
-                <w:rFonts w:ascii="Arial Unicode MS" w:hAnsi="Arial Unicode MS" w:eastAsia="Arial Unicode MS"/>
+                <w:rFonts w:ascii="Hiragino Sans GB" w:hAnsi="Hiragino Sans GB" w:eastAsia="Hiragino Sans GB"/>
                 <w:color w:val="1E2933"/>
                 <w:sz w:val="16"/>
               </w:rPr>
@@ -7692,7 +7757,7 @@
             </w:pPr>
             <w:r>
               <w:rPr>
-                <w:rFonts w:ascii="Arial Unicode MS" w:hAnsi="Arial Unicode MS" w:eastAsia="Arial Unicode MS"/>
+                <w:rFonts w:ascii="Hiragino Sans GB" w:hAnsi="Hiragino Sans GB" w:eastAsia="Hiragino Sans GB"/>
                 <w:color w:val="1E2933"/>
                 <w:sz w:val="16"/>
               </w:rPr>
@@ -7726,7 +7791,7 @@
             </w:pPr>
             <w:r>
               <w:rPr>
-                <w:rFonts w:ascii="Arial Unicode MS" w:hAnsi="Arial Unicode MS" w:eastAsia="Arial Unicode MS"/>
+                <w:rFonts w:ascii="Hiragino Sans GB" w:hAnsi="Hiragino Sans GB" w:eastAsia="Hiragino Sans GB"/>
                 <w:color w:val="1E2933"/>
                 <w:sz w:val="16"/>
               </w:rPr>
@@ -7765,7 +7830,7 @@
             </w:pPr>
             <w:r>
               <w:rPr>
-                <w:rFonts w:ascii="Arial Unicode MS" w:hAnsi="Arial Unicode MS" w:eastAsia="Arial Unicode MS"/>
+                <w:rFonts w:ascii="Hiragino Sans GB" w:hAnsi="Hiragino Sans GB" w:eastAsia="Hiragino Sans GB"/>
                 <w:color w:val="1E2933"/>
                 <w:sz w:val="16"/>
               </w:rPr>
@@ -7799,7 +7864,7 @@
             </w:pPr>
             <w:r>
               <w:rPr>
-                <w:rFonts w:ascii="Arial Unicode MS" w:hAnsi="Arial Unicode MS" w:eastAsia="Arial Unicode MS"/>
+                <w:rFonts w:ascii="Hiragino Sans GB" w:hAnsi="Hiragino Sans GB" w:eastAsia="Hiragino Sans GB"/>
                 <w:color w:val="1E2933"/>
                 <w:sz w:val="16"/>
               </w:rPr>
@@ -7833,7 +7898,7 @@
             </w:pPr>
             <w:r>
               <w:rPr>
-                <w:rFonts w:ascii="Arial Unicode MS" w:hAnsi="Arial Unicode MS" w:eastAsia="Arial Unicode MS"/>
+                <w:rFonts w:ascii="Hiragino Sans GB" w:hAnsi="Hiragino Sans GB" w:eastAsia="Hiragino Sans GB"/>
                 <w:color w:val="1E2933"/>
                 <w:sz w:val="16"/>
               </w:rPr>
@@ -7872,7 +7937,7 @@
             </w:pPr>
             <w:r>
               <w:rPr>
-                <w:rFonts w:ascii="Arial Unicode MS" w:hAnsi="Arial Unicode MS" w:eastAsia="Arial Unicode MS"/>
+                <w:rFonts w:ascii="Hiragino Sans GB" w:hAnsi="Hiragino Sans GB" w:eastAsia="Hiragino Sans GB"/>
                 <w:color w:val="1E2933"/>
                 <w:sz w:val="16"/>
               </w:rPr>
@@ -7906,7 +7971,7 @@
             </w:pPr>
             <w:r>
               <w:rPr>
-                <w:rFonts w:ascii="Arial Unicode MS" w:hAnsi="Arial Unicode MS" w:eastAsia="Arial Unicode MS"/>
+                <w:rFonts w:ascii="Hiragino Sans GB" w:hAnsi="Hiragino Sans GB" w:eastAsia="Hiragino Sans GB"/>
                 <w:color w:val="1E2933"/>
                 <w:sz w:val="16"/>
               </w:rPr>
@@ -7940,7 +8005,7 @@
             </w:pPr>
             <w:r>
               <w:rPr>
-                <w:rFonts w:ascii="Arial Unicode MS" w:hAnsi="Arial Unicode MS" w:eastAsia="Arial Unicode MS"/>
+                <w:rFonts w:ascii="Hiragino Sans GB" w:hAnsi="Hiragino Sans GB" w:eastAsia="Hiragino Sans GB"/>
                 <w:color w:val="1E2933"/>
                 <w:sz w:val="16"/>
               </w:rPr>
@@ -7979,7 +8044,7 @@
             </w:pPr>
             <w:r>
               <w:rPr>
-                <w:rFonts w:ascii="Arial Unicode MS" w:hAnsi="Arial Unicode MS" w:eastAsia="Arial Unicode MS"/>
+                <w:rFonts w:ascii="Hiragino Sans GB" w:hAnsi="Hiragino Sans GB" w:eastAsia="Hiragino Sans GB"/>
                 <w:color w:val="1E2933"/>
                 <w:sz w:val="16"/>
               </w:rPr>
@@ -8013,7 +8078,7 @@
             </w:pPr>
             <w:r>
               <w:rPr>
-                <w:rFonts w:ascii="Arial Unicode MS" w:hAnsi="Arial Unicode MS" w:eastAsia="Arial Unicode MS"/>
+                <w:rFonts w:ascii="Hiragino Sans GB" w:hAnsi="Hiragino Sans GB" w:eastAsia="Hiragino Sans GB"/>
                 <w:color w:val="1E2933"/>
                 <w:sz w:val="16"/>
               </w:rPr>
@@ -8047,7 +8112,7 @@
             </w:pPr>
             <w:r>
               <w:rPr>
-                <w:rFonts w:ascii="Arial Unicode MS" w:hAnsi="Arial Unicode MS" w:eastAsia="Arial Unicode MS"/>
+                <w:rFonts w:ascii="Hiragino Sans GB" w:hAnsi="Hiragino Sans GB" w:eastAsia="Hiragino Sans GB"/>
                 <w:color w:val="1E2933"/>
                 <w:sz w:val="16"/>
               </w:rPr>
@@ -8069,7 +8134,7 @@
       </w:pPr>
       <w:r>
         <w:rPr>
-          <w:rFonts w:ascii="Arial Unicode MS" w:hAnsi="Arial Unicode MS" w:eastAsia="Arial Unicode MS"/>
+          <w:rFonts w:ascii="Hiragino Sans GB" w:hAnsi="Hiragino Sans GB" w:eastAsia="Hiragino Sans GB"/>
         </w:rPr>
         <w:t>跨会话恢复时总控 Skill 先运行内部 resume 校验，并只执行返回的一个 next_required_action。不得根据聊天记忆或 Markdown 状态描述重建进度。跨设备恢复会重新确认仓库身份、分支、锁和文件哈希。</w:t>
       </w:r>
@@ -8134,7 +8199,7 @@
             </w:pPr>
             <w:r>
               <w:rPr>
-                <w:rFonts w:ascii="Arial Unicode MS" w:hAnsi="Arial Unicode MS" w:eastAsia="Arial Unicode MS"/>
+                <w:rFonts w:ascii="Hiragino Sans GB" w:hAnsi="Hiragino Sans GB" w:eastAsia="Hiragino Sans GB"/>
                 <w:b/>
                 <w:color w:val="6B5795"/>
                 <w:sz w:val="21"/>
@@ -8143,7 +8208,7 @@
             </w:r>
             <w:r>
               <w:rPr>
-                <w:rFonts w:ascii="Arial Unicode MS" w:hAnsi="Arial Unicode MS" w:eastAsia="Arial Unicode MS"/>
+                <w:rFonts w:ascii="Hiragino Sans GB" w:hAnsi="Hiragino Sans GB" w:eastAsia="Hiragino Sans GB"/>
                 <w:color w:val="1E2933"/>
                 <w:sz w:val="21"/>
               </w:rPr>
@@ -8175,7 +8240,7 @@
       </w:pPr>
       <w:r>
         <w:rPr>
-          <w:rFonts w:ascii="Arial Unicode MS" w:hAnsi="Arial Unicode MS" w:eastAsia="Arial Unicode MS"/>
+          <w:rFonts w:ascii="Hiragino Sans GB" w:hAnsi="Hiragino Sans GB" w:eastAsia="Hiragino Sans GB"/>
         </w:rPr>
         <w:t>发生变化时保留历史，但失效记录不得继续授权流程：</w:t>
       </w:r>
@@ -8223,7 +8288,7 @@
             </w:pPr>
             <w:r>
               <w:rPr>
-                <w:rFonts w:ascii="Arial Unicode MS" w:hAnsi="Arial Unicode MS" w:eastAsia="Arial Unicode MS"/>
+                <w:rFonts w:ascii="Hiragino Sans GB" w:hAnsi="Hiragino Sans GB" w:eastAsia="Hiragino Sans GB"/>
                 <w:b/>
                 <w:color w:val="FFFFFF"/>
                 <w:sz w:val="17"/>
@@ -8258,7 +8323,7 @@
             </w:pPr>
             <w:r>
               <w:rPr>
-                <w:rFonts w:ascii="Arial Unicode MS" w:hAnsi="Arial Unicode MS" w:eastAsia="Arial Unicode MS"/>
+                <w:rFonts w:ascii="Hiragino Sans GB" w:hAnsi="Hiragino Sans GB" w:eastAsia="Hiragino Sans GB"/>
                 <w:b/>
                 <w:color w:val="FFFFFF"/>
                 <w:sz w:val="17"/>
@@ -8293,7 +8358,7 @@
             </w:pPr>
             <w:r>
               <w:rPr>
-                <w:rFonts w:ascii="Arial Unicode MS" w:hAnsi="Arial Unicode MS" w:eastAsia="Arial Unicode MS"/>
+                <w:rFonts w:ascii="Hiragino Sans GB" w:hAnsi="Hiragino Sans GB" w:eastAsia="Hiragino Sans GB"/>
                 <w:b/>
                 <w:color w:val="FFFFFF"/>
                 <w:sz w:val="17"/>
@@ -8333,7 +8398,7 @@
             </w:pPr>
             <w:r>
               <w:rPr>
-                <w:rFonts w:ascii="Arial Unicode MS" w:hAnsi="Arial Unicode MS" w:eastAsia="Arial Unicode MS"/>
+                <w:rFonts w:ascii="Hiragino Sans GB" w:hAnsi="Hiragino Sans GB" w:eastAsia="Hiragino Sans GB"/>
                 <w:color w:val="1E2933"/>
                 <w:sz w:val="17"/>
               </w:rPr>
@@ -8367,7 +8432,7 @@
             </w:pPr>
             <w:r>
               <w:rPr>
-                <w:rFonts w:ascii="Arial Unicode MS" w:hAnsi="Arial Unicode MS" w:eastAsia="Arial Unicode MS"/>
+                <w:rFonts w:ascii="Hiragino Sans GB" w:hAnsi="Hiragino Sans GB" w:eastAsia="Hiragino Sans GB"/>
                 <w:color w:val="1E2933"/>
                 <w:sz w:val="17"/>
               </w:rPr>
@@ -8401,7 +8466,7 @@
             </w:pPr>
             <w:r>
               <w:rPr>
-                <w:rFonts w:ascii="Arial Unicode MS" w:hAnsi="Arial Unicode MS" w:eastAsia="Arial Unicode MS"/>
+                <w:rFonts w:ascii="Hiragino Sans GB" w:hAnsi="Hiragino Sans GB" w:eastAsia="Hiragino Sans GB"/>
                 <w:color w:val="1E2933"/>
                 <w:sz w:val="17"/>
               </w:rPr>
@@ -8440,7 +8505,7 @@
             </w:pPr>
             <w:r>
               <w:rPr>
-                <w:rFonts w:ascii="Arial Unicode MS" w:hAnsi="Arial Unicode MS" w:eastAsia="Arial Unicode MS"/>
+                <w:rFonts w:ascii="Hiragino Sans GB" w:hAnsi="Hiragino Sans GB" w:eastAsia="Hiragino Sans GB"/>
                 <w:color w:val="1E2933"/>
                 <w:sz w:val="17"/>
               </w:rPr>
@@ -8474,7 +8539,7 @@
             </w:pPr>
             <w:r>
               <w:rPr>
-                <w:rFonts w:ascii="Arial Unicode MS" w:hAnsi="Arial Unicode MS" w:eastAsia="Arial Unicode MS"/>
+                <w:rFonts w:ascii="Hiragino Sans GB" w:hAnsi="Hiragino Sans GB" w:eastAsia="Hiragino Sans GB"/>
                 <w:color w:val="1E2933"/>
                 <w:sz w:val="17"/>
               </w:rPr>
@@ -8508,7 +8573,7 @@
             </w:pPr>
             <w:r>
               <w:rPr>
-                <w:rFonts w:ascii="Arial Unicode MS" w:hAnsi="Arial Unicode MS" w:eastAsia="Arial Unicode MS"/>
+                <w:rFonts w:ascii="Hiragino Sans GB" w:hAnsi="Hiragino Sans GB" w:eastAsia="Hiragino Sans GB"/>
                 <w:color w:val="1E2933"/>
                 <w:sz w:val="17"/>
               </w:rPr>
@@ -8547,7 +8612,7 @@
             </w:pPr>
             <w:r>
               <w:rPr>
-                <w:rFonts w:ascii="Arial Unicode MS" w:hAnsi="Arial Unicode MS" w:eastAsia="Arial Unicode MS"/>
+                <w:rFonts w:ascii="Hiragino Sans GB" w:hAnsi="Hiragino Sans GB" w:eastAsia="Hiragino Sans GB"/>
                 <w:color w:val="1E2933"/>
                 <w:sz w:val="17"/>
               </w:rPr>
@@ -8581,7 +8646,7 @@
             </w:pPr>
             <w:r>
               <w:rPr>
-                <w:rFonts w:ascii="Arial Unicode MS" w:hAnsi="Arial Unicode MS" w:eastAsia="Arial Unicode MS"/>
+                <w:rFonts w:ascii="Hiragino Sans GB" w:hAnsi="Hiragino Sans GB" w:eastAsia="Hiragino Sans GB"/>
                 <w:color w:val="1E2933"/>
                 <w:sz w:val="17"/>
               </w:rPr>
@@ -8615,7 +8680,7 @@
             </w:pPr>
             <w:r>
               <w:rPr>
-                <w:rFonts w:ascii="Arial Unicode MS" w:hAnsi="Arial Unicode MS" w:eastAsia="Arial Unicode MS"/>
+                <w:rFonts w:ascii="Hiragino Sans GB" w:hAnsi="Hiragino Sans GB" w:eastAsia="Hiragino Sans GB"/>
                 <w:color w:val="1E2933"/>
                 <w:sz w:val="17"/>
               </w:rPr>
@@ -8654,7 +8719,7 @@
             </w:pPr>
             <w:r>
               <w:rPr>
-                <w:rFonts w:ascii="Arial Unicode MS" w:hAnsi="Arial Unicode MS" w:eastAsia="Arial Unicode MS"/>
+                <w:rFonts w:ascii="Hiragino Sans GB" w:hAnsi="Hiragino Sans GB" w:eastAsia="Hiragino Sans GB"/>
                 <w:color w:val="1E2933"/>
                 <w:sz w:val="17"/>
               </w:rPr>
@@ -8688,7 +8753,7 @@
             </w:pPr>
             <w:r>
               <w:rPr>
-                <w:rFonts w:ascii="Arial Unicode MS" w:hAnsi="Arial Unicode MS" w:eastAsia="Arial Unicode MS"/>
+                <w:rFonts w:ascii="Hiragino Sans GB" w:hAnsi="Hiragino Sans GB" w:eastAsia="Hiragino Sans GB"/>
                 <w:color w:val="1E2933"/>
                 <w:sz w:val="17"/>
               </w:rPr>
@@ -8722,7 +8787,7 @@
             </w:pPr>
             <w:r>
               <w:rPr>
-                <w:rFonts w:ascii="Arial Unicode MS" w:hAnsi="Arial Unicode MS" w:eastAsia="Arial Unicode MS"/>
+                <w:rFonts w:ascii="Hiragino Sans GB" w:hAnsi="Hiragino Sans GB" w:eastAsia="Hiragino Sans GB"/>
                 <w:color w:val="1E2933"/>
                 <w:sz w:val="17"/>
               </w:rPr>
@@ -8761,7 +8826,7 @@
             </w:pPr>
             <w:r>
               <w:rPr>
-                <w:rFonts w:ascii="Arial Unicode MS" w:hAnsi="Arial Unicode MS" w:eastAsia="Arial Unicode MS"/>
+                <w:rFonts w:ascii="Hiragino Sans GB" w:hAnsi="Hiragino Sans GB" w:eastAsia="Hiragino Sans GB"/>
                 <w:color w:val="1E2933"/>
                 <w:sz w:val="17"/>
               </w:rPr>
@@ -8795,7 +8860,7 @@
             </w:pPr>
             <w:r>
               <w:rPr>
-                <w:rFonts w:ascii="Arial Unicode MS" w:hAnsi="Arial Unicode MS" w:eastAsia="Arial Unicode MS"/>
+                <w:rFonts w:ascii="Hiragino Sans GB" w:hAnsi="Hiragino Sans GB" w:eastAsia="Hiragino Sans GB"/>
                 <w:color w:val="1E2933"/>
                 <w:sz w:val="17"/>
               </w:rPr>
@@ -8829,7 +8894,7 @@
             </w:pPr>
             <w:r>
               <w:rPr>
-                <w:rFonts w:ascii="Arial Unicode MS" w:hAnsi="Arial Unicode MS" w:eastAsia="Arial Unicode MS"/>
+                <w:rFonts w:ascii="Hiragino Sans GB" w:hAnsi="Hiragino Sans GB" w:eastAsia="Hiragino Sans GB"/>
                 <w:color w:val="1E2933"/>
                 <w:sz w:val="17"/>
               </w:rPr>
@@ -8868,7 +8933,7 @@
             </w:pPr>
             <w:r>
               <w:rPr>
-                <w:rFonts w:ascii="Arial Unicode MS" w:hAnsi="Arial Unicode MS" w:eastAsia="Arial Unicode MS"/>
+                <w:rFonts w:ascii="Hiragino Sans GB" w:hAnsi="Hiragino Sans GB" w:eastAsia="Hiragino Sans GB"/>
                 <w:color w:val="1E2933"/>
                 <w:sz w:val="17"/>
               </w:rPr>
@@ -8902,7 +8967,7 @@
             </w:pPr>
             <w:r>
               <w:rPr>
-                <w:rFonts w:ascii="Arial Unicode MS" w:hAnsi="Arial Unicode MS" w:eastAsia="Arial Unicode MS"/>
+                <w:rFonts w:ascii="Hiragino Sans GB" w:hAnsi="Hiragino Sans GB" w:eastAsia="Hiragino Sans GB"/>
                 <w:color w:val="1E2933"/>
                 <w:sz w:val="17"/>
               </w:rPr>
@@ -8936,7 +9001,7 @@
             </w:pPr>
             <w:r>
               <w:rPr>
-                <w:rFonts w:ascii="Arial Unicode MS" w:hAnsi="Arial Unicode MS" w:eastAsia="Arial Unicode MS"/>
+                <w:rFonts w:ascii="Hiragino Sans GB" w:hAnsi="Hiragino Sans GB" w:eastAsia="Hiragino Sans GB"/>
                 <w:color w:val="1E2933"/>
                 <w:sz w:val="17"/>
               </w:rPr>
@@ -8975,7 +9040,7 @@
             </w:pPr>
             <w:r>
               <w:rPr>
-                <w:rFonts w:ascii="Arial Unicode MS" w:hAnsi="Arial Unicode MS" w:eastAsia="Arial Unicode MS"/>
+                <w:rFonts w:ascii="Hiragino Sans GB" w:hAnsi="Hiragino Sans GB" w:eastAsia="Hiragino Sans GB"/>
                 <w:color w:val="1E2933"/>
                 <w:sz w:val="17"/>
               </w:rPr>
@@ -9009,7 +9074,7 @@
             </w:pPr>
             <w:r>
               <w:rPr>
-                <w:rFonts w:ascii="Arial Unicode MS" w:hAnsi="Arial Unicode MS" w:eastAsia="Arial Unicode MS"/>
+                <w:rFonts w:ascii="Hiragino Sans GB" w:hAnsi="Hiragino Sans GB" w:eastAsia="Hiragino Sans GB"/>
                 <w:color w:val="1E2933"/>
                 <w:sz w:val="17"/>
               </w:rPr>
@@ -9043,7 +9108,7 @@
             </w:pPr>
             <w:r>
               <w:rPr>
-                <w:rFonts w:ascii="Arial Unicode MS" w:hAnsi="Arial Unicode MS" w:eastAsia="Arial Unicode MS"/>
+                <w:rFonts w:ascii="Hiragino Sans GB" w:hAnsi="Hiragino Sans GB" w:eastAsia="Hiragino Sans GB"/>
                 <w:color w:val="1E2933"/>
                 <w:sz w:val="17"/>
               </w:rPr>
@@ -9082,7 +9147,7 @@
             </w:pPr>
             <w:r>
               <w:rPr>
-                <w:rFonts w:ascii="Arial Unicode MS" w:hAnsi="Arial Unicode MS" w:eastAsia="Arial Unicode MS"/>
+                <w:rFonts w:ascii="Hiragino Sans GB" w:hAnsi="Hiragino Sans GB" w:eastAsia="Hiragino Sans GB"/>
                 <w:color w:val="1E2933"/>
                 <w:sz w:val="17"/>
               </w:rPr>
@@ -9116,7 +9181,7 @@
             </w:pPr>
             <w:r>
               <w:rPr>
-                <w:rFonts w:ascii="Arial Unicode MS" w:hAnsi="Arial Unicode MS" w:eastAsia="Arial Unicode MS"/>
+                <w:rFonts w:ascii="Hiragino Sans GB" w:hAnsi="Hiragino Sans GB" w:eastAsia="Hiragino Sans GB"/>
                 <w:color w:val="1E2933"/>
                 <w:sz w:val="17"/>
               </w:rPr>
@@ -9150,7 +9215,7 @@
             </w:pPr>
             <w:r>
               <w:rPr>
-                <w:rFonts w:ascii="Arial Unicode MS" w:hAnsi="Arial Unicode MS" w:eastAsia="Arial Unicode MS"/>
+                <w:rFonts w:ascii="Hiragino Sans GB" w:hAnsi="Hiragino Sans GB" w:eastAsia="Hiragino Sans GB"/>
                 <w:color w:val="1E2933"/>
                 <w:sz w:val="17"/>
               </w:rPr>
@@ -9183,9 +9248,9 @@
       </w:pPr>
       <w:r>
         <w:rPr>
-          <w:rFonts w:ascii="Arial Unicode MS" w:hAnsi="Arial Unicode MS" w:eastAsia="Arial Unicode MS"/>
+          <w:rFonts w:ascii="Hiragino Sans GB" w:hAnsi="Hiragino Sans GB" w:eastAsia="Hiragino Sans GB"/>
         </w:rPr>
-        <w:t>Tasks 获批后，Skill 内部捕获干净基线、当前分支、允许/禁止路径、Phase 和测试路径。</w:t>
+        <w:t>初始化时保存 Feature 目录外的规划基线；首次实现许可前任何文件或 Git HEAD 漂移都会保存原 Gate 并 blocked。</w:t>
       </w:r>
     </w:p>
     <w:p>
@@ -9196,9 +9261,9 @@
       </w:pPr>
       <w:r>
         <w:rPr>
-          <w:rFonts w:ascii="Arial Unicode MS" w:hAnsi="Arial Unicode MS" w:eastAsia="Arial Unicode MS"/>
+          <w:rFonts w:ascii="Hiragino Sans GB" w:hAnsi="Hiragino Sans GB" w:eastAsia="Hiragino Sans GB"/>
         </w:rPr>
-        <w:t>预存未提交改动、detached HEAD、分支漂移、缺失锁、越界路径或过宽通配符都会阻塞实施。</w:t>
+        <w:t>Spec、Design、Tasks 均获批后，Skill 内部捕获干净基线、当前分支、允许/禁止路径、Phase 和测试路径，并签发批准绑定实现许可。</w:t>
       </w:r>
     </w:p>
     <w:p>
@@ -9209,7 +9274,20 @@
       </w:pPr>
       <w:r>
         <w:rPr>
-          <w:rFonts w:ascii="Arial Unicode MS" w:hAnsi="Arial Unicode MS" w:eastAsia="Arial Unicode MS"/>
+          <w:rFonts w:ascii="Hiragino Sans GB" w:hAnsi="Hiragino Sans GB" w:eastAsia="Hiragino Sans GB"/>
+        </w:rPr>
+        <w:t>预存未提交改动、detached HEAD、分支漂移、缺失锁、许可不一致、越界路径或过宽通配符都会阻塞实施。</w:t>
+      </w:r>
+    </w:p>
+    <w:p>
+      <w:pPr>
+        <w:pStyle w:val="ListBullet"/>
+        <w:keepNext w:val="0"/>
+        <w:keepLines/>
+      </w:pPr>
+      <w:r>
+        <w:rPr>
+          <w:rFonts w:ascii="Hiragino Sans GB" w:hAnsi="Hiragino Sans GB" w:eastAsia="Hiragino Sans GB"/>
         </w:rPr>
         <w:t>冻结 scope 包含 base/head/tree、精确文件清单、每个文件哈希和整体 snapshot hash。</w:t>
       </w:r>
@@ -9222,7 +9300,7 @@
       </w:pPr>
       <w:r>
         <w:rPr>
-          <w:rFonts w:ascii="Arial Unicode MS" w:hAnsi="Arial Unicode MS" w:eastAsia="Arial Unicode MS"/>
+          <w:rFonts w:ascii="Hiragino Sans GB" w:hAnsi="Hiragino Sans GB" w:eastAsia="Hiragino Sans GB"/>
         </w:rPr>
         <w:t>一个 Git worktree 同时只允许一个 active Feature；并行 Feature 使用独立 worktree。</w:t>
       </w:r>
@@ -9235,7 +9313,7 @@
       </w:pPr>
       <w:r>
         <w:rPr>
-          <w:rFonts w:ascii="Arial Unicode MS" w:hAnsi="Arial Unicode MS" w:eastAsia="Arial Unicode MS"/>
+          <w:rFonts w:ascii="Hiragino Sans GB" w:hAnsi="Hiragino Sans GB" w:eastAsia="Hiragino Sans GB"/>
         </w:rPr>
         <w:t>Feature 路径与仓库身份使用可移植标识，不把本机绝对路径当作跨设备身份。</w:t>
       </w:r>
@@ -9300,7 +9378,7 @@
             </w:pPr>
             <w:r>
               <w:rPr>
-                <w:rFonts w:ascii="Arial Unicode MS" w:hAnsi="Arial Unicode MS" w:eastAsia="Arial Unicode MS"/>
+                <w:rFonts w:ascii="Hiragino Sans GB" w:hAnsi="Hiragino Sans GB" w:eastAsia="Hiragino Sans GB"/>
                 <w:b/>
                 <w:color w:val="6B5795"/>
                 <w:sz w:val="21"/>
@@ -9309,7 +9387,7 @@
             </w:r>
             <w:r>
               <w:rPr>
-                <w:rFonts w:ascii="Arial Unicode MS" w:hAnsi="Arial Unicode MS" w:eastAsia="Arial Unicode MS"/>
+                <w:rFonts w:ascii="Hiragino Sans GB" w:hAnsi="Hiragino Sans GB" w:eastAsia="Hiragino Sans GB"/>
                 <w:color w:val="1E2933"/>
                 <w:sz w:val="21"/>
               </w:rPr>
@@ -9378,7 +9456,7 @@
             </w:pPr>
             <w:r>
               <w:rPr>
-                <w:rFonts w:ascii="Arial Unicode MS" w:hAnsi="Arial Unicode MS" w:eastAsia="Arial Unicode MS"/>
+                <w:rFonts w:ascii="Hiragino Sans GB" w:hAnsi="Hiragino Sans GB" w:eastAsia="Hiragino Sans GB"/>
                 <w:b/>
                 <w:color w:val="FFFFFF"/>
                 <w:sz w:val="16"/>
@@ -9413,7 +9491,7 @@
             </w:pPr>
             <w:r>
               <w:rPr>
-                <w:rFonts w:ascii="Arial Unicode MS" w:hAnsi="Arial Unicode MS" w:eastAsia="Arial Unicode MS"/>
+                <w:rFonts w:ascii="Hiragino Sans GB" w:hAnsi="Hiragino Sans GB" w:eastAsia="Hiragino Sans GB"/>
                 <w:b/>
                 <w:color w:val="FFFFFF"/>
                 <w:sz w:val="16"/>
@@ -9448,7 +9526,7 @@
             </w:pPr>
             <w:r>
               <w:rPr>
-                <w:rFonts w:ascii="Arial Unicode MS" w:hAnsi="Arial Unicode MS" w:eastAsia="Arial Unicode MS"/>
+                <w:rFonts w:ascii="Hiragino Sans GB" w:hAnsi="Hiragino Sans GB" w:eastAsia="Hiragino Sans GB"/>
                 <w:b/>
                 <w:color w:val="FFFFFF"/>
                 <w:sz w:val="16"/>
@@ -9483,7 +9561,7 @@
             </w:pPr>
             <w:r>
               <w:rPr>
-                <w:rFonts w:ascii="Arial Unicode MS" w:hAnsi="Arial Unicode MS" w:eastAsia="Arial Unicode MS"/>
+                <w:rFonts w:ascii="Hiragino Sans GB" w:hAnsi="Hiragino Sans GB" w:eastAsia="Hiragino Sans GB"/>
                 <w:b/>
                 <w:color w:val="FFFFFF"/>
                 <w:sz w:val="16"/>
@@ -9523,7 +9601,7 @@
             </w:pPr>
             <w:r>
               <w:rPr>
-                <w:rFonts w:ascii="Arial Unicode MS" w:hAnsi="Arial Unicode MS" w:eastAsia="Arial Unicode MS"/>
+                <w:rFonts w:ascii="Hiragino Sans GB" w:hAnsi="Hiragino Sans GB" w:eastAsia="Hiragino Sans GB"/>
                 <w:color w:val="1E2933"/>
                 <w:sz w:val="16"/>
               </w:rPr>
@@ -9557,7 +9635,7 @@
             </w:pPr>
             <w:r>
               <w:rPr>
-                <w:rFonts w:ascii="Arial Unicode MS" w:hAnsi="Arial Unicode MS" w:eastAsia="Arial Unicode MS"/>
+                <w:rFonts w:ascii="Hiragino Sans GB" w:hAnsi="Hiragino Sans GB" w:eastAsia="Hiragino Sans GB"/>
                 <w:color w:val="1E2933"/>
                 <w:sz w:val="16"/>
               </w:rPr>
@@ -9591,7 +9669,7 @@
             </w:pPr>
             <w:r>
               <w:rPr>
-                <w:rFonts w:ascii="Arial Unicode MS" w:hAnsi="Arial Unicode MS" w:eastAsia="Arial Unicode MS"/>
+                <w:rFonts w:ascii="Hiragino Sans GB" w:hAnsi="Hiragino Sans GB" w:eastAsia="Hiragino Sans GB"/>
                 <w:color w:val="1E2933"/>
                 <w:sz w:val="16"/>
               </w:rPr>
@@ -9625,7 +9703,7 @@
             </w:pPr>
             <w:r>
               <w:rPr>
-                <w:rFonts w:ascii="Arial Unicode MS" w:hAnsi="Arial Unicode MS" w:eastAsia="Arial Unicode MS"/>
+                <w:rFonts w:ascii="Hiragino Sans GB" w:hAnsi="Hiragino Sans GB" w:eastAsia="Hiragino Sans GB"/>
                 <w:color w:val="1E2933"/>
                 <w:sz w:val="16"/>
               </w:rPr>
@@ -9664,7 +9742,7 @@
             </w:pPr>
             <w:r>
               <w:rPr>
-                <w:rFonts w:ascii="Arial Unicode MS" w:hAnsi="Arial Unicode MS" w:eastAsia="Arial Unicode MS"/>
+                <w:rFonts w:ascii="Hiragino Sans GB" w:hAnsi="Hiragino Sans GB" w:eastAsia="Hiragino Sans GB"/>
                 <w:color w:val="1E2933"/>
                 <w:sz w:val="16"/>
               </w:rPr>
@@ -9698,7 +9776,7 @@
             </w:pPr>
             <w:r>
               <w:rPr>
-                <w:rFonts w:ascii="Arial Unicode MS" w:hAnsi="Arial Unicode MS" w:eastAsia="Arial Unicode MS"/>
+                <w:rFonts w:ascii="Hiragino Sans GB" w:hAnsi="Hiragino Sans GB" w:eastAsia="Hiragino Sans GB"/>
                 <w:color w:val="1E2933"/>
                 <w:sz w:val="16"/>
               </w:rPr>
@@ -9732,7 +9810,7 @@
             </w:pPr>
             <w:r>
               <w:rPr>
-                <w:rFonts w:ascii="Arial Unicode MS" w:hAnsi="Arial Unicode MS" w:eastAsia="Arial Unicode MS"/>
+                <w:rFonts w:ascii="Hiragino Sans GB" w:hAnsi="Hiragino Sans GB" w:eastAsia="Hiragino Sans GB"/>
                 <w:color w:val="1E2933"/>
                 <w:sz w:val="16"/>
               </w:rPr>
@@ -9766,7 +9844,7 @@
             </w:pPr>
             <w:r>
               <w:rPr>
-                <w:rFonts w:ascii="Arial Unicode MS" w:hAnsi="Arial Unicode MS" w:eastAsia="Arial Unicode MS"/>
+                <w:rFonts w:ascii="Hiragino Sans GB" w:hAnsi="Hiragino Sans GB" w:eastAsia="Hiragino Sans GB"/>
                 <w:color w:val="1E2933"/>
                 <w:sz w:val="16"/>
               </w:rPr>
@@ -9805,7 +9883,7 @@
             </w:pPr>
             <w:r>
               <w:rPr>
-                <w:rFonts w:ascii="Arial Unicode MS" w:hAnsi="Arial Unicode MS" w:eastAsia="Arial Unicode MS"/>
+                <w:rFonts w:ascii="Hiragino Sans GB" w:hAnsi="Hiragino Sans GB" w:eastAsia="Hiragino Sans GB"/>
                 <w:color w:val="1E2933"/>
                 <w:sz w:val="16"/>
               </w:rPr>
@@ -9839,7 +9917,7 @@
             </w:pPr>
             <w:r>
               <w:rPr>
-                <w:rFonts w:ascii="Arial Unicode MS" w:hAnsi="Arial Unicode MS" w:eastAsia="Arial Unicode MS"/>
+                <w:rFonts w:ascii="Hiragino Sans GB" w:hAnsi="Hiragino Sans GB" w:eastAsia="Hiragino Sans GB"/>
                 <w:color w:val="1E2933"/>
                 <w:sz w:val="16"/>
               </w:rPr>
@@ -9873,7 +9951,7 @@
             </w:pPr>
             <w:r>
               <w:rPr>
-                <w:rFonts w:ascii="Arial Unicode MS" w:hAnsi="Arial Unicode MS" w:eastAsia="Arial Unicode MS"/>
+                <w:rFonts w:ascii="Hiragino Sans GB" w:hAnsi="Hiragino Sans GB" w:eastAsia="Hiragino Sans GB"/>
                 <w:color w:val="1E2933"/>
                 <w:sz w:val="16"/>
               </w:rPr>
@@ -9907,7 +9985,7 @@
             </w:pPr>
             <w:r>
               <w:rPr>
-                <w:rFonts w:ascii="Arial Unicode MS" w:hAnsi="Arial Unicode MS" w:eastAsia="Arial Unicode MS"/>
+                <w:rFonts w:ascii="Hiragino Sans GB" w:hAnsi="Hiragino Sans GB" w:eastAsia="Hiragino Sans GB"/>
                 <w:color w:val="1E2933"/>
                 <w:sz w:val="16"/>
               </w:rPr>
@@ -9929,7 +10007,7 @@
       </w:pPr>
       <w:r>
         <w:rPr>
-          <w:rFonts w:ascii="Arial Unicode MS" w:hAnsi="Arial Unicode MS" w:eastAsia="Arial Unicode MS"/>
+          <w:rFonts w:ascii="Hiragino Sans GB" w:hAnsi="Hiragino Sans GB" w:eastAsia="Hiragino Sans GB"/>
         </w:rPr>
         <w:t>SDD Findings 是当前冻结范围的不可变首轮发现。Auto-fix Summary 必须逐项记录 fixed、accepted、deferred 或 not-applicable 等处置及证据。任何修复造成代码、测试或配置变化后，旧 Review 立即失效，必须重新冻结并执行完整 Code Review；不能只复查已修问题。</w:t>
       </w:r>
@@ -9949,10 +10027,14 @@
         <w:pStyle w:val="ListNumber"/>
         <w:keepNext w:val="0"/>
         <w:keepLines/>
+        <w:numPr>
+          <w:ilvl w:val="0"/>
+          <w:numId w:val="12"/>
+        </w:numPr>
       </w:pPr>
       <w:r>
         <w:rPr>
-          <w:rFonts w:ascii="Arial Unicode MS" w:hAnsi="Arial Unicode MS" w:eastAsia="Arial Unicode MS"/>
+          <w:rFonts w:ascii="Hiragino Sans GB" w:hAnsi="Hiragino Sans GB" w:eastAsia="Hiragino Sans GB"/>
         </w:rPr>
         <w:t>Pass 1：基于已复审 scope、Design 测试策略和目标代码，生成或更新真实测试源码。</w:t>
       </w:r>
@@ -9962,10 +10044,14 @@
         <w:pStyle w:val="ListNumber"/>
         <w:keepNext w:val="0"/>
         <w:keepLines/>
+        <w:numPr>
+          <w:ilvl w:val="0"/>
+          <w:numId w:val="12"/>
+        </w:numPr>
       </w:pPr>
       <w:r>
         <w:rPr>
-          <w:rFonts w:ascii="Arial Unicode MS" w:hAnsi="Arial Unicode MS" w:eastAsia="Arial Unicode MS"/>
+          <w:rFonts w:ascii="Hiragino Sans GB" w:hAnsi="Hiragino Sans GB" w:eastAsia="Hiragino Sans GB"/>
         </w:rPr>
         <w:t>测试源码变化后返回总控；重新冻结生产代码 + 测试代码，执行完整 Code Review，并在同一 scope 关闭 Auto-fix。</w:t>
       </w:r>
@@ -9975,10 +10061,14 @@
         <w:pStyle w:val="ListNumber"/>
         <w:keepNext w:val="0"/>
         <w:keepLines/>
+        <w:numPr>
+          <w:ilvl w:val="0"/>
+          <w:numId w:val="12"/>
+        </w:numPr>
       </w:pPr>
       <w:r>
         <w:rPr>
-          <w:rFonts w:ascii="Arial Unicode MS" w:hAnsi="Arial Unicode MS" w:eastAsia="Arial Unicode MS"/>
+          <w:rFonts w:ascii="Hiragino Sans GB" w:hAnsi="Hiragino Sans GB" w:eastAsia="Hiragino Sans GB"/>
         </w:rPr>
         <w:t>Pass 2：使用项目真实可执行入口运行窄范围单测，记录命令、环境、退出码、通过/失败/跳过计数、测试文件哈希和 scope hash。</w:t>
       </w:r>
@@ -9988,10 +10078,14 @@
         <w:pStyle w:val="ListNumber"/>
         <w:keepNext w:val="0"/>
         <w:keepLines/>
+        <w:numPr>
+          <w:ilvl w:val="0"/>
+          <w:numId w:val="12"/>
+        </w:numPr>
       </w:pPr>
       <w:r>
         <w:rPr>
-          <w:rFonts w:ascii="Arial Unicode MS" w:hAnsi="Arial Unicode MS" w:eastAsia="Arial Unicode MS"/>
+          <w:rFonts w:ascii="Hiragino Sans GB" w:hAnsi="Hiragino Sans GB" w:eastAsia="Hiragino Sans GB"/>
         </w:rPr>
         <w:t>记录 unit-test-summary.md 和 Unit Test Gate；停止等待用户批准当前 Summary。</w:t>
       </w:r>
@@ -10039,7 +10133,7 @@
             </w:pPr>
             <w:r>
               <w:rPr>
-                <w:rFonts w:ascii="Arial Unicode MS" w:hAnsi="Arial Unicode MS" w:eastAsia="Arial Unicode MS"/>
+                <w:rFonts w:ascii="Hiragino Sans GB" w:hAnsi="Hiragino Sans GB" w:eastAsia="Hiragino Sans GB"/>
                 <w:b/>
                 <w:color w:val="FFFFFF"/>
                 <w:sz w:val="17"/>
@@ -10074,7 +10168,7 @@
             </w:pPr>
             <w:r>
               <w:rPr>
-                <w:rFonts w:ascii="Arial Unicode MS" w:hAnsi="Arial Unicode MS" w:eastAsia="Arial Unicode MS"/>
+                <w:rFonts w:ascii="Hiragino Sans GB" w:hAnsi="Hiragino Sans GB" w:eastAsia="Hiragino Sans GB"/>
                 <w:b/>
                 <w:color w:val="FFFFFF"/>
                 <w:sz w:val="17"/>
@@ -10109,7 +10203,7 @@
             </w:pPr>
             <w:r>
               <w:rPr>
-                <w:rFonts w:ascii="Arial Unicode MS" w:hAnsi="Arial Unicode MS" w:eastAsia="Arial Unicode MS"/>
+                <w:rFonts w:ascii="Hiragino Sans GB" w:hAnsi="Hiragino Sans GB" w:eastAsia="Hiragino Sans GB"/>
                 <w:b/>
                 <w:color w:val="FFFFFF"/>
                 <w:sz w:val="17"/>
@@ -10149,7 +10243,7 @@
             </w:pPr>
             <w:r>
               <w:rPr>
-                <w:rFonts w:ascii="Arial Unicode MS" w:hAnsi="Arial Unicode MS" w:eastAsia="Arial Unicode MS"/>
+                <w:rFonts w:ascii="Hiragino Sans GB" w:hAnsi="Hiragino Sans GB" w:eastAsia="Hiragino Sans GB"/>
                 <w:color w:val="1E2933"/>
                 <w:sz w:val="17"/>
               </w:rPr>
@@ -10183,7 +10277,7 @@
             </w:pPr>
             <w:r>
               <w:rPr>
-                <w:rFonts w:ascii="Arial Unicode MS" w:hAnsi="Arial Unicode MS" w:eastAsia="Arial Unicode MS"/>
+                <w:rFonts w:ascii="Hiragino Sans GB" w:hAnsi="Hiragino Sans GB" w:eastAsia="Hiragino Sans GB"/>
                 <w:color w:val="1E2933"/>
                 <w:sz w:val="17"/>
               </w:rPr>
@@ -10217,7 +10311,7 @@
             </w:pPr>
             <w:r>
               <w:rPr>
-                <w:rFonts w:ascii="Arial Unicode MS" w:hAnsi="Arial Unicode MS" w:eastAsia="Arial Unicode MS"/>
+                <w:rFonts w:ascii="Hiragino Sans GB" w:hAnsi="Hiragino Sans GB" w:eastAsia="Hiragino Sans GB"/>
                 <w:color w:val="1E2933"/>
                 <w:sz w:val="17"/>
               </w:rPr>
@@ -10256,7 +10350,7 @@
             </w:pPr>
             <w:r>
               <w:rPr>
-                <w:rFonts w:ascii="Arial Unicode MS" w:hAnsi="Arial Unicode MS" w:eastAsia="Arial Unicode MS"/>
+                <w:rFonts w:ascii="Hiragino Sans GB" w:hAnsi="Hiragino Sans GB" w:eastAsia="Hiragino Sans GB"/>
                 <w:color w:val="1E2933"/>
                 <w:sz w:val="17"/>
               </w:rPr>
@@ -10290,7 +10384,7 @@
             </w:pPr>
             <w:r>
               <w:rPr>
-                <w:rFonts w:ascii="Arial Unicode MS" w:hAnsi="Arial Unicode MS" w:eastAsia="Arial Unicode MS"/>
+                <w:rFonts w:ascii="Hiragino Sans GB" w:hAnsi="Hiragino Sans GB" w:eastAsia="Hiragino Sans GB"/>
                 <w:color w:val="1E2933"/>
                 <w:sz w:val="17"/>
               </w:rPr>
@@ -10324,7 +10418,7 @@
             </w:pPr>
             <w:r>
               <w:rPr>
-                <w:rFonts w:ascii="Arial Unicode MS" w:hAnsi="Arial Unicode MS" w:eastAsia="Arial Unicode MS"/>
+                <w:rFonts w:ascii="Hiragino Sans GB" w:hAnsi="Hiragino Sans GB" w:eastAsia="Hiragino Sans GB"/>
                 <w:color w:val="1E2933"/>
                 <w:sz w:val="17"/>
               </w:rPr>
@@ -10363,7 +10457,7 @@
             </w:pPr>
             <w:r>
               <w:rPr>
-                <w:rFonts w:ascii="Arial Unicode MS" w:hAnsi="Arial Unicode MS" w:eastAsia="Arial Unicode MS"/>
+                <w:rFonts w:ascii="Hiragino Sans GB" w:hAnsi="Hiragino Sans GB" w:eastAsia="Hiragino Sans GB"/>
                 <w:color w:val="1E2933"/>
                 <w:sz w:val="17"/>
               </w:rPr>
@@ -10397,7 +10491,7 @@
             </w:pPr>
             <w:r>
               <w:rPr>
-                <w:rFonts w:ascii="Arial Unicode MS" w:hAnsi="Arial Unicode MS" w:eastAsia="Arial Unicode MS"/>
+                <w:rFonts w:ascii="Hiragino Sans GB" w:hAnsi="Hiragino Sans GB" w:eastAsia="Hiragino Sans GB"/>
                 <w:color w:val="1E2933"/>
                 <w:sz w:val="17"/>
               </w:rPr>
@@ -10431,7 +10525,7 @@
             </w:pPr>
             <w:r>
               <w:rPr>
-                <w:rFonts w:ascii="Arial Unicode MS" w:hAnsi="Arial Unicode MS" w:eastAsia="Arial Unicode MS"/>
+                <w:rFonts w:ascii="Hiragino Sans GB" w:hAnsi="Hiragino Sans GB" w:eastAsia="Hiragino Sans GB"/>
                 <w:color w:val="1E2933"/>
                 <w:sz w:val="17"/>
               </w:rPr>
@@ -10470,7 +10564,7 @@
             </w:pPr>
             <w:r>
               <w:rPr>
-                <w:rFonts w:ascii="Arial Unicode MS" w:hAnsi="Arial Unicode MS" w:eastAsia="Arial Unicode MS"/>
+                <w:rFonts w:ascii="Hiragino Sans GB" w:hAnsi="Hiragino Sans GB" w:eastAsia="Hiragino Sans GB"/>
                 <w:color w:val="1E2933"/>
                 <w:sz w:val="17"/>
               </w:rPr>
@@ -10504,7 +10598,7 @@
             </w:pPr>
             <w:r>
               <w:rPr>
-                <w:rFonts w:ascii="Arial Unicode MS" w:hAnsi="Arial Unicode MS" w:eastAsia="Arial Unicode MS"/>
+                <w:rFonts w:ascii="Hiragino Sans GB" w:hAnsi="Hiragino Sans GB" w:eastAsia="Hiragino Sans GB"/>
                 <w:color w:val="1E2933"/>
                 <w:sz w:val="17"/>
               </w:rPr>
@@ -10538,7 +10632,7 @@
             </w:pPr>
             <w:r>
               <w:rPr>
-                <w:rFonts w:ascii="Arial Unicode MS" w:hAnsi="Arial Unicode MS" w:eastAsia="Arial Unicode MS"/>
+                <w:rFonts w:ascii="Hiragino Sans GB" w:hAnsi="Hiragino Sans GB" w:eastAsia="Hiragino Sans GB"/>
                 <w:color w:val="1E2933"/>
                 <w:sz w:val="17"/>
               </w:rPr>
@@ -10613,7 +10707,7 @@
             </w:pPr>
             <w:r>
               <w:rPr>
-                <w:rFonts w:ascii="Arial Unicode MS" w:hAnsi="Arial Unicode MS" w:eastAsia="Arial Unicode MS"/>
+                <w:rFonts w:ascii="Hiragino Sans GB" w:hAnsi="Hiragino Sans GB" w:eastAsia="Hiragino Sans GB"/>
                 <w:b/>
                 <w:color w:val="A74438"/>
                 <w:sz w:val="21"/>
@@ -10622,7 +10716,7 @@
             </w:r>
             <w:r>
               <w:rPr>
-                <w:rFonts w:ascii="Arial Unicode MS" w:hAnsi="Arial Unicode MS" w:eastAsia="Arial Unicode MS"/>
+                <w:rFonts w:ascii="Hiragino Sans GB" w:hAnsi="Hiragino Sans GB" w:eastAsia="Hiragino Sans GB"/>
                 <w:color w:val="1E2933"/>
                 <w:sz w:val="21"/>
               </w:rPr>
@@ -10654,7 +10748,7 @@
       </w:pPr>
       <w:r>
         <w:rPr>
-          <w:rFonts w:ascii="Arial Unicode MS" w:hAnsi="Arial Unicode MS" w:eastAsia="Arial Unicode MS"/>
+          <w:rFonts w:ascii="Hiragino Sans GB" w:hAnsi="Hiragino Sans GB" w:eastAsia="Hiragino Sans GB"/>
         </w:rPr>
         <w:t>成功 Archive 必须在同一当前 snapshot 上同时满足：</w:t>
       </w:r>
@@ -10667,7 +10761,7 @@
       </w:pPr>
       <w:r>
         <w:rPr>
-          <w:rFonts w:ascii="Arial Unicode MS" w:hAnsi="Arial Unicode MS" w:eastAsia="Arial Unicode MS"/>
+          <w:rFonts w:ascii="Hiragino Sans GB" w:hAnsi="Hiragino Sans GB" w:eastAsia="Hiragino Sans GB"/>
         </w:rPr>
         <w:t>Spec、Design、Tasks、Unit Test Summary 当前审批有效；全部 Phase Review 已批准。</w:t>
       </w:r>
@@ -10680,7 +10774,7 @@
       </w:pPr>
       <w:r>
         <w:rPr>
-          <w:rFonts w:ascii="Arial Unicode MS" w:hAnsi="Arial Unicode MS" w:eastAsia="Arial Unicode MS"/>
+          <w:rFonts w:ascii="Hiragino Sans GB" w:hAnsi="Hiragino Sans GB" w:eastAsia="Hiragino Sans GB"/>
         </w:rPr>
         <w:t>Code Review 为 passed；Auto-fix 为 passed 或 not-required；Unit Test 为 passed。</w:t>
       </w:r>
@@ -10693,7 +10787,7 @@
       </w:pPr>
       <w:r>
         <w:rPr>
-          <w:rFonts w:ascii="Arial Unicode MS" w:hAnsi="Arial Unicode MS" w:eastAsia="Arial Unicode MS"/>
+          <w:rFonts w:ascii="Hiragino Sans GB" w:hAnsi="Hiragino Sans GB" w:eastAsia="Hiragino Sans GB"/>
         </w:rPr>
         <w:t>九个公开资产全部存在、已记录且内容哈希未漂移。</w:t>
       </w:r>
@@ -10706,7 +10800,7 @@
       </w:pPr>
       <w:r>
         <w:rPr>
-          <w:rFonts w:ascii="Arial Unicode MS" w:hAnsi="Arial Unicode MS" w:eastAsia="Arial Unicode MS"/>
+          <w:rFonts w:ascii="Hiragino Sans GB" w:hAnsi="Hiragino Sans GB" w:eastAsia="Hiragino Sans GB"/>
         </w:rPr>
         <w:t>Archive evidence 的 Git base/head/tree、scope hash 和文件哈希当前有效。</w:t>
       </w:r>
@@ -10719,7 +10813,7 @@
       </w:pPr>
       <w:r>
         <w:rPr>
-          <w:rFonts w:ascii="Arial Unicode MS" w:hAnsi="Arial Unicode MS" w:eastAsia="Arial Unicode MS"/>
+          <w:rFonts w:ascii="Hiragino Sans GB" w:hAnsi="Hiragino Sans GB" w:eastAsia="Hiragino Sans GB"/>
         </w:rPr>
         <w:t>不存在 blocked、分支漂移、锁不匹配、范围漂移或哈希链损坏。</w:t>
       </w:r>
@@ -10731,7 +10825,7 @@
       </w:pPr>
       <w:r>
         <w:rPr>
-          <w:rFonts w:ascii="Arial Unicode MS" w:hAnsi="Arial Unicode MS" w:eastAsia="Arial Unicode MS"/>
+          <w:rFonts w:ascii="Hiragino Sans GB" w:hAnsi="Hiragino Sans GB" w:eastAsia="Hiragino Sans GB"/>
         </w:rPr>
         <w:t>Archive check 通过后生成并记录 archive.md，然后停止等待最终人工批准。只有当前 Archive revision 获批后，状态才变为 completed 并释放 worktree 锁。</w:t>
       </w:r>
@@ -10779,7 +10873,7 @@
             </w:pPr>
             <w:r>
               <w:rPr>
-                <w:rFonts w:ascii="Arial Unicode MS" w:hAnsi="Arial Unicode MS" w:eastAsia="Arial Unicode MS"/>
+                <w:rFonts w:ascii="Hiragino Sans GB" w:hAnsi="Hiragino Sans GB" w:eastAsia="Hiragino Sans GB"/>
                 <w:b/>
                 <w:color w:val="FFFFFF"/>
                 <w:sz w:val="17"/>
@@ -10814,7 +10908,7 @@
             </w:pPr>
             <w:r>
               <w:rPr>
-                <w:rFonts w:ascii="Arial Unicode MS" w:hAnsi="Arial Unicode MS" w:eastAsia="Arial Unicode MS"/>
+                <w:rFonts w:ascii="Hiragino Sans GB" w:hAnsi="Hiragino Sans GB" w:eastAsia="Hiragino Sans GB"/>
                 <w:b/>
                 <w:color w:val="FFFFFF"/>
                 <w:sz w:val="17"/>
@@ -10849,7 +10943,7 @@
             </w:pPr>
             <w:r>
               <w:rPr>
-                <w:rFonts w:ascii="Arial Unicode MS" w:hAnsi="Arial Unicode MS" w:eastAsia="Arial Unicode MS"/>
+                <w:rFonts w:ascii="Hiragino Sans GB" w:hAnsi="Hiragino Sans GB" w:eastAsia="Hiragino Sans GB"/>
                 <w:b/>
                 <w:color w:val="FFFFFF"/>
                 <w:sz w:val="17"/>
@@ -10889,7 +10983,7 @@
             </w:pPr>
             <w:r>
               <w:rPr>
-                <w:rFonts w:ascii="Arial Unicode MS" w:hAnsi="Arial Unicode MS" w:eastAsia="Arial Unicode MS"/>
+                <w:rFonts w:ascii="Hiragino Sans GB" w:hAnsi="Hiragino Sans GB" w:eastAsia="Hiragino Sans GB"/>
                 <w:color w:val="1E2933"/>
                 <w:sz w:val="17"/>
               </w:rPr>
@@ -10923,7 +11017,7 @@
             </w:pPr>
             <w:r>
               <w:rPr>
-                <w:rFonts w:ascii="Arial Unicode MS" w:hAnsi="Arial Unicode MS" w:eastAsia="Arial Unicode MS"/>
+                <w:rFonts w:ascii="Hiragino Sans GB" w:hAnsi="Hiragino Sans GB" w:eastAsia="Hiragino Sans GB"/>
                 <w:color w:val="1E2933"/>
                 <w:sz w:val="17"/>
               </w:rPr>
@@ -10957,7 +11051,7 @@
             </w:pPr>
             <w:r>
               <w:rPr>
-                <w:rFonts w:ascii="Arial Unicode MS" w:hAnsi="Arial Unicode MS" w:eastAsia="Arial Unicode MS"/>
+                <w:rFonts w:ascii="Hiragino Sans GB" w:hAnsi="Hiragino Sans GB" w:eastAsia="Hiragino Sans GB"/>
                 <w:color w:val="1E2933"/>
                 <w:sz w:val="17"/>
               </w:rPr>
@@ -10996,7 +11090,7 @@
             </w:pPr>
             <w:r>
               <w:rPr>
-                <w:rFonts w:ascii="Arial Unicode MS" w:hAnsi="Arial Unicode MS" w:eastAsia="Arial Unicode MS"/>
+                <w:rFonts w:ascii="Hiragino Sans GB" w:hAnsi="Hiragino Sans GB" w:eastAsia="Hiragino Sans GB"/>
                 <w:color w:val="1E2933"/>
                 <w:sz w:val="17"/>
               </w:rPr>
@@ -11030,7 +11124,7 @@
             </w:pPr>
             <w:r>
               <w:rPr>
-                <w:rFonts w:ascii="Arial Unicode MS" w:hAnsi="Arial Unicode MS" w:eastAsia="Arial Unicode MS"/>
+                <w:rFonts w:ascii="Hiragino Sans GB" w:hAnsi="Hiragino Sans GB" w:eastAsia="Hiragino Sans GB"/>
                 <w:color w:val="1E2933"/>
                 <w:sz w:val="17"/>
               </w:rPr>
@@ -11064,7 +11158,7 @@
             </w:pPr>
             <w:r>
               <w:rPr>
-                <w:rFonts w:ascii="Arial Unicode MS" w:hAnsi="Arial Unicode MS" w:eastAsia="Arial Unicode MS"/>
+                <w:rFonts w:ascii="Hiragino Sans GB" w:hAnsi="Hiragino Sans GB" w:eastAsia="Hiragino Sans GB"/>
                 <w:color w:val="1E2933"/>
                 <w:sz w:val="17"/>
               </w:rPr>
@@ -11103,7 +11197,7 @@
             </w:pPr>
             <w:r>
               <w:rPr>
-                <w:rFonts w:ascii="Arial Unicode MS" w:hAnsi="Arial Unicode MS" w:eastAsia="Arial Unicode MS"/>
+                <w:rFonts w:ascii="Hiragino Sans GB" w:hAnsi="Hiragino Sans GB" w:eastAsia="Hiragino Sans GB"/>
                 <w:color w:val="1E2933"/>
                 <w:sz w:val="17"/>
               </w:rPr>
@@ -11137,7 +11231,7 @@
             </w:pPr>
             <w:r>
               <w:rPr>
-                <w:rFonts w:ascii="Arial Unicode MS" w:hAnsi="Arial Unicode MS" w:eastAsia="Arial Unicode MS"/>
+                <w:rFonts w:ascii="Hiragino Sans GB" w:hAnsi="Hiragino Sans GB" w:eastAsia="Hiragino Sans GB"/>
                 <w:color w:val="1E2933"/>
                 <w:sz w:val="17"/>
               </w:rPr>
@@ -11171,7 +11265,7 @@
             </w:pPr>
             <w:r>
               <w:rPr>
-                <w:rFonts w:ascii="Arial Unicode MS" w:hAnsi="Arial Unicode MS" w:eastAsia="Arial Unicode MS"/>
+                <w:rFonts w:ascii="Hiragino Sans GB" w:hAnsi="Hiragino Sans GB" w:eastAsia="Hiragino Sans GB"/>
                 <w:color w:val="1E2933"/>
                 <w:sz w:val="17"/>
               </w:rPr>
@@ -11210,7 +11304,7 @@
             </w:pPr>
             <w:r>
               <w:rPr>
-                <w:rFonts w:ascii="Arial Unicode MS" w:hAnsi="Arial Unicode MS" w:eastAsia="Arial Unicode MS"/>
+                <w:rFonts w:ascii="Hiragino Sans GB" w:hAnsi="Hiragino Sans GB" w:eastAsia="Hiragino Sans GB"/>
                 <w:color w:val="1E2933"/>
                 <w:sz w:val="17"/>
               </w:rPr>
@@ -11244,7 +11338,7 @@
             </w:pPr>
             <w:r>
               <w:rPr>
-                <w:rFonts w:ascii="Arial Unicode MS" w:hAnsi="Arial Unicode MS" w:eastAsia="Arial Unicode MS"/>
+                <w:rFonts w:ascii="Hiragino Sans GB" w:hAnsi="Hiragino Sans GB" w:eastAsia="Hiragino Sans GB"/>
                 <w:color w:val="1E2933"/>
                 <w:sz w:val="17"/>
               </w:rPr>
@@ -11278,7 +11372,7 @@
             </w:pPr>
             <w:r>
               <w:rPr>
-                <w:rFonts w:ascii="Arial Unicode MS" w:hAnsi="Arial Unicode MS" w:eastAsia="Arial Unicode MS"/>
+                <w:rFonts w:ascii="Hiragino Sans GB" w:hAnsi="Hiragino Sans GB" w:eastAsia="Hiragino Sans GB"/>
                 <w:color w:val="1E2933"/>
                 <w:sz w:val="17"/>
               </w:rPr>
@@ -11351,7 +11445,7 @@
       </w:pPr>
       <w:r>
         <w:rPr>
-          <w:rFonts w:ascii="Arial Unicode MS" w:hAnsi="Arial Unicode MS" w:eastAsia="Arial Unicode MS"/>
+          <w:rFonts w:ascii="Hiragino Sans GB" w:hAnsi="Hiragino Sans GB" w:eastAsia="Hiragino Sans GB"/>
           <w:color w:val="637384"/>
           <w:sz w:val="17"/>
         </w:rPr>
@@ -11365,7 +11459,7 @@
       </w:pPr>
       <w:r>
         <w:rPr>
-          <w:rFonts w:ascii="Arial Unicode MS" w:hAnsi="Arial Unicode MS" w:eastAsia="Arial Unicode MS"/>
+          <w:rFonts w:ascii="Hiragino Sans GB" w:hAnsi="Hiragino Sans GB" w:eastAsia="Hiragino Sans GB"/>
         </w:rPr>
         <w:t>总控 Skill 是唯一对开发者开放的流程入口；控制引擎是机器状态权威；下游 Skill 只处理总控提供的当前冻结范围。角色边界防止 Code Review 自行扩展范围、Unit Test 跳过复审或模型把历史文字当作审批。</w:t>
       </w:r>
@@ -11423,7 +11517,7 @@
             </w:pPr>
             <w:r>
               <w:rPr>
-                <w:rFonts w:ascii="Arial Unicode MS" w:hAnsi="Arial Unicode MS" w:eastAsia="Arial Unicode MS"/>
+                <w:rFonts w:ascii="Hiragino Sans GB" w:hAnsi="Hiragino Sans GB" w:eastAsia="Hiragino Sans GB"/>
                 <w:b/>
                 <w:color w:val="FFFFFF"/>
                 <w:sz w:val="15"/>
@@ -11458,7 +11552,7 @@
             </w:pPr>
             <w:r>
               <w:rPr>
-                <w:rFonts w:ascii="Arial Unicode MS" w:hAnsi="Arial Unicode MS" w:eastAsia="Arial Unicode MS"/>
+                <w:rFonts w:ascii="Hiragino Sans GB" w:hAnsi="Hiragino Sans GB" w:eastAsia="Hiragino Sans GB"/>
                 <w:b/>
                 <w:color w:val="FFFFFF"/>
                 <w:sz w:val="15"/>
@@ -11493,7 +11587,7 @@
             </w:pPr>
             <w:r>
               <w:rPr>
-                <w:rFonts w:ascii="Arial Unicode MS" w:hAnsi="Arial Unicode MS" w:eastAsia="Arial Unicode MS"/>
+                <w:rFonts w:ascii="Hiragino Sans GB" w:hAnsi="Hiragino Sans GB" w:eastAsia="Hiragino Sans GB"/>
                 <w:b/>
                 <w:color w:val="FFFFFF"/>
                 <w:sz w:val="15"/>
@@ -11533,11 +11627,11 @@
             </w:pPr>
             <w:r>
               <w:rPr>
-                <w:rFonts w:ascii="Arial Unicode MS" w:hAnsi="Arial Unicode MS" w:eastAsia="Arial Unicode MS"/>
+                <w:rFonts w:ascii="Hiragino Sans GB" w:hAnsi="Hiragino Sans GB" w:eastAsia="Hiragino Sans GB"/>
                 <w:color w:val="1E2933"/>
                 <w:sz w:val="15"/>
               </w:rPr>
-              <w:t>跳过 Spec/Design 直接改代码</w:t>
+              <w:t>跳过 Spec/Design/Tasks 直接改代码</w:t>
             </w:r>
           </w:p>
         </w:tc>
@@ -11567,11 +11661,11 @@
             </w:pPr>
             <w:r>
               <w:rPr>
-                <w:rFonts w:ascii="Arial Unicode MS" w:hAnsi="Arial Unicode MS" w:eastAsia="Arial Unicode MS"/>
+                <w:rFonts w:ascii="Hiragino Sans GB" w:hAnsi="Hiragino Sans GB" w:eastAsia="Hiragino Sans GB"/>
                 <w:color w:val="1E2933"/>
                 <w:sz w:val="15"/>
               </w:rPr>
-              <w:t>控制状态拒绝后续记录并 blocked</w:t>
+              <w:t>规划基线发现 Feature 外漂移并保存原 Gate 后 blocked</w:t>
             </w:r>
           </w:p>
         </w:tc>
@@ -11601,11 +11695,11 @@
             </w:pPr>
             <w:r>
               <w:rPr>
-                <w:rFonts w:ascii="Arial Unicode MS" w:hAnsi="Arial Unicode MS" w:eastAsia="Arial Unicode MS"/>
+                <w:rFonts w:ascii="Hiragino Sans GB" w:hAnsi="Hiragino Sans GB" w:eastAsia="Hiragino Sans GB"/>
                 <w:color w:val="1E2933"/>
                 <w:sz w:val="15"/>
               </w:rPr>
-              <w:t>回到最早缺失资产与审批</w:t>
+              <w:t>撤销提前变更，再 resume 回原 Gate</w:t>
             </w:r>
           </w:p>
         </w:tc>
@@ -11640,7 +11734,7 @@
             </w:pPr>
             <w:r>
               <w:rPr>
-                <w:rFonts w:ascii="Arial Unicode MS" w:hAnsi="Arial Unicode MS" w:eastAsia="Arial Unicode MS"/>
+                <w:rFonts w:ascii="Hiragino Sans GB" w:hAnsi="Hiragino Sans GB" w:eastAsia="Hiragino Sans GB"/>
                 <w:color w:val="1E2933"/>
                 <w:sz w:val="15"/>
               </w:rPr>
@@ -11674,7 +11768,7 @@
             </w:pPr>
             <w:r>
               <w:rPr>
-                <w:rFonts w:ascii="Arial Unicode MS" w:hAnsi="Arial Unicode MS" w:eastAsia="Arial Unicode MS"/>
+                <w:rFonts w:ascii="Hiragino Sans GB" w:hAnsi="Hiragino Sans GB" w:eastAsia="Hiragino Sans GB"/>
                 <w:color w:val="1E2933"/>
                 <w:sz w:val="15"/>
               </w:rPr>
@@ -11708,7 +11802,7 @@
             </w:pPr>
             <w:r>
               <w:rPr>
-                <w:rFonts w:ascii="Arial Unicode MS" w:hAnsi="Arial Unicode MS" w:eastAsia="Arial Unicode MS"/>
+                <w:rFonts w:ascii="Hiragino Sans GB" w:hAnsi="Hiragino Sans GB" w:eastAsia="Hiragino Sans GB"/>
                 <w:color w:val="1E2933"/>
                 <w:sz w:val="15"/>
               </w:rPr>
@@ -11747,11 +11841,11 @@
             </w:pPr>
             <w:r>
               <w:rPr>
-                <w:rFonts w:ascii="Arial Unicode MS" w:hAnsi="Arial Unicode MS" w:eastAsia="Arial Unicode MS"/>
+                <w:rFonts w:ascii="Hiragino Sans GB" w:hAnsi="Hiragino Sans GB" w:eastAsia="Hiragino Sans GB"/>
                 <w:color w:val="1E2933"/>
                 <w:sz w:val="15"/>
               </w:rPr>
-              <w:t>把示例 approved 当审批</w:t>
+              <w:t>生成代码后自动提交</w:t>
             </w:r>
           </w:p>
         </w:tc>
@@ -11781,11 +11875,11 @@
             </w:pPr>
             <w:r>
               <w:rPr>
-                <w:rFonts w:ascii="Arial Unicode MS" w:hAnsi="Arial Unicode MS" w:eastAsia="Arial Unicode MS"/>
+                <w:rFonts w:ascii="Hiragino Sans GB" w:hAnsi="Hiragino Sans GB" w:eastAsia="Hiragino Sans GB"/>
                 <w:color w:val="1E2933"/>
                 <w:sz w:val="15"/>
               </w:rPr>
-              <w:t>示例为非权威；历史 Feature 为 superseded</w:t>
+              <w:t>prepare-commit-msg Guard 即使在 --no-verify 下也拒绝</w:t>
             </w:r>
           </w:p>
         </w:tc>
@@ -11815,11 +11909,11 @@
             </w:pPr>
             <w:r>
               <w:rPr>
-                <w:rFonts w:ascii="Arial Unicode MS" w:hAnsi="Arial Unicode MS" w:eastAsia="Arial Unicode MS"/>
+                <w:rFonts w:ascii="Hiragino Sans GB" w:hAnsi="Hiragino Sans GB" w:eastAsia="Hiragino Sans GB"/>
                 <w:color w:val="1E2933"/>
                 <w:sz w:val="15"/>
               </w:rPr>
-              <w:t>只接受当前用户新消息</w:t>
+              <w:t>完成或关闭 Attempt；提交需后续新消息明确要求</w:t>
             </w:r>
           </w:p>
         </w:tc>
@@ -11854,11 +11948,11 @@
             </w:pPr>
             <w:r>
               <w:rPr>
-                <w:rFonts w:ascii="Arial Unicode MS" w:hAnsi="Arial Unicode MS" w:eastAsia="Arial Unicode MS"/>
+                <w:rFonts w:ascii="Hiragino Sans GB" w:hAnsi="Hiragino Sans GB" w:eastAsia="Hiragino Sans GB"/>
                 <w:color w:val="1E2933"/>
                 <w:sz w:val="15"/>
               </w:rPr>
-              <w:t>部分实现后直接 Unit Test</w:t>
+              <w:t>把示例 approved 当审批</w:t>
             </w:r>
           </w:p>
         </w:tc>
@@ -11888,11 +11982,11 @@
             </w:pPr>
             <w:r>
               <w:rPr>
-                <w:rFonts w:ascii="Arial Unicode MS" w:hAnsi="Arial Unicode MS" w:eastAsia="Arial Unicode MS"/>
+                <w:rFonts w:ascii="Hiragino Sans GB" w:hAnsi="Hiragino Sans GB" w:eastAsia="Hiragino Sans GB"/>
                 <w:color w:val="1E2933"/>
                 <w:sz w:val="15"/>
               </w:rPr>
-              <w:t>缺少 Phase Review / Freeze / Review 时阻塞</w:t>
+              <w:t>示例为非权威；历史 Feature 为 superseded</w:t>
             </w:r>
           </w:p>
         </w:tc>
@@ -11922,11 +12016,11 @@
             </w:pPr>
             <w:r>
               <w:rPr>
-                <w:rFonts w:ascii="Arial Unicode MS" w:hAnsi="Arial Unicode MS" w:eastAsia="Arial Unicode MS"/>
+                <w:rFonts w:ascii="Hiragino Sans GB" w:hAnsi="Hiragino Sans GB" w:eastAsia="Hiragino Sans GB"/>
                 <w:color w:val="1E2933"/>
                 <w:sz w:val="15"/>
               </w:rPr>
-              <w:t>按唯一 next action 补齐</w:t>
+              <w:t>只接受当前用户新消息</w:t>
             </w:r>
           </w:p>
         </w:tc>
@@ -11961,11 +12055,11 @@
             </w:pPr>
             <w:r>
               <w:rPr>
-                <w:rFonts w:ascii="Arial Unicode MS" w:hAnsi="Arial Unicode MS" w:eastAsia="Arial Unicode MS"/>
+                <w:rFonts w:ascii="Hiragino Sans GB" w:hAnsi="Hiragino Sans GB" w:eastAsia="Hiragino Sans GB"/>
                 <w:color w:val="1E2933"/>
                 <w:sz w:val="15"/>
               </w:rPr>
-              <w:t>Auto-fix 后未复审</w:t>
+              <w:t>部分实现后直接 Unit Test</w:t>
             </w:r>
           </w:p>
         </w:tc>
@@ -11995,11 +12089,11 @@
             </w:pPr>
             <w:r>
               <w:rPr>
-                <w:rFonts w:ascii="Arial Unicode MS" w:hAnsi="Arial Unicode MS" w:eastAsia="Arial Unicode MS"/>
+                <w:rFonts w:ascii="Hiragino Sans GB" w:hAnsi="Hiragino Sans GB" w:eastAsia="Hiragino Sans GB"/>
                 <w:color w:val="1E2933"/>
                 <w:sz w:val="15"/>
               </w:rPr>
-              <w:t>scope hash 变化使 Review/Auto-fix 失效</w:t>
+              <w:t>缺少 Phase Review / Freeze / Review 时阻塞</w:t>
             </w:r>
           </w:p>
         </w:tc>
@@ -12029,11 +12123,11 @@
             </w:pPr>
             <w:r>
               <w:rPr>
-                <w:rFonts w:ascii="Arial Unicode MS" w:hAnsi="Arial Unicode MS" w:eastAsia="Arial Unicode MS"/>
+                <w:rFonts w:ascii="Hiragino Sans GB" w:hAnsi="Hiragino Sans GB" w:eastAsia="Hiragino Sans GB"/>
                 <w:color w:val="1E2933"/>
                 <w:sz w:val="15"/>
               </w:rPr>
-              <w:t>重新冻结并完整 Review</w:t>
+              <w:t>按唯一 next action 补齐</w:t>
             </w:r>
           </w:p>
         </w:tc>
@@ -12068,11 +12162,11 @@
             </w:pPr>
             <w:r>
               <w:rPr>
-                <w:rFonts w:ascii="Arial Unicode MS" w:hAnsi="Arial Unicode MS" w:eastAsia="Arial Unicode MS"/>
+                <w:rFonts w:ascii="Hiragino Sans GB" w:hAnsi="Hiragino Sans GB" w:eastAsia="Hiragino Sans GB"/>
                 <w:color w:val="1E2933"/>
                 <w:sz w:val="15"/>
               </w:rPr>
-              <w:t>测试源码生成后未复审</w:t>
+              <w:t>Auto-fix 后未复审</w:t>
             </w:r>
           </w:p>
         </w:tc>
@@ -12102,11 +12196,11 @@
             </w:pPr>
             <w:r>
               <w:rPr>
-                <w:rFonts w:ascii="Arial Unicode MS" w:hAnsi="Arial Unicode MS" w:eastAsia="Arial Unicode MS"/>
+                <w:rFonts w:ascii="Hiragino Sans GB" w:hAnsi="Hiragino Sans GB" w:eastAsia="Hiragino Sans GB"/>
                 <w:color w:val="1E2933"/>
                 <w:sz w:val="15"/>
               </w:rPr>
-              <w:t>旧 scope 失效，禁止 Pass 2</w:t>
+              <w:t>scope hash 变化使 Review/Auto-fix 失效</w:t>
             </w:r>
           </w:p>
         </w:tc>
@@ -12136,11 +12230,11 @@
             </w:pPr>
             <w:r>
               <w:rPr>
-                <w:rFonts w:ascii="Arial Unicode MS" w:hAnsi="Arial Unicode MS" w:eastAsia="Arial Unicode MS"/>
+                <w:rFonts w:ascii="Hiragino Sans GB" w:hAnsi="Hiragino Sans GB" w:eastAsia="Hiragino Sans GB"/>
                 <w:color w:val="1E2933"/>
                 <w:sz w:val="15"/>
               </w:rPr>
-              <w:t>冻结含测试源码的新 scope 并完整 Review</w:t>
+              <w:t>重新冻结并完整 Review</w:t>
             </w:r>
           </w:p>
         </w:tc>
@@ -12175,11 +12269,11 @@
             </w:pPr>
             <w:r>
               <w:rPr>
-                <w:rFonts w:ascii="Arial Unicode MS" w:hAnsi="Arial Unicode MS" w:eastAsia="Arial Unicode MS"/>
+                <w:rFonts w:ascii="Hiragino Sans GB" w:hAnsi="Hiragino Sans GB" w:eastAsia="Hiragino Sans GB"/>
                 <w:color w:val="1E2933"/>
                 <w:sz w:val="15"/>
               </w:rPr>
-              <w:t>Unit Test 失败仍 Archive</w:t>
+              <w:t>测试源码生成后未复审</w:t>
             </w:r>
           </w:p>
         </w:tc>
@@ -12209,11 +12303,11 @@
             </w:pPr>
             <w:r>
               <w:rPr>
-                <w:rFonts w:ascii="Arial Unicode MS" w:hAnsi="Arial Unicode MS" w:eastAsia="Arial Unicode MS"/>
+                <w:rFonts w:ascii="Hiragino Sans GB" w:hAnsi="Hiragino Sans GB" w:eastAsia="Hiragino Sans GB"/>
                 <w:color w:val="1E2933"/>
                 <w:sz w:val="15"/>
               </w:rPr>
-              <w:t>Archive check 硬失败</w:t>
+              <w:t>旧 scope 失效，禁止 Pass 2</w:t>
             </w:r>
           </w:p>
         </w:tc>
@@ -12243,11 +12337,11 @@
             </w:pPr>
             <w:r>
               <w:rPr>
-                <w:rFonts w:ascii="Arial Unicode MS" w:hAnsi="Arial Unicode MS" w:eastAsia="Arial Unicode MS"/>
+                <w:rFonts w:ascii="Hiragino Sans GB" w:hAnsi="Hiragino Sans GB" w:eastAsia="Hiragino Sans GB"/>
                 <w:color w:val="1E2933"/>
                 <w:sz w:val="15"/>
               </w:rPr>
-              <w:t>修复重跑，或显式风险关闭/中止</w:t>
+              <w:t>冻结含测试源码的新 scope 并完整 Review</w:t>
             </w:r>
           </w:p>
         </w:tc>
@@ -12282,11 +12376,11 @@
             </w:pPr>
             <w:r>
               <w:rPr>
-                <w:rFonts w:ascii="Arial Unicode MS" w:hAnsi="Arial Unicode MS" w:eastAsia="Arial Unicode MS"/>
+                <w:rFonts w:ascii="Hiragino Sans GB" w:hAnsi="Hiragino Sans GB" w:eastAsia="Hiragino Sans GB"/>
                 <w:color w:val="1E2933"/>
                 <w:sz w:val="15"/>
               </w:rPr>
-              <w:t>用户中途改需求</w:t>
+              <w:t>Unit Test 失败仍 Archive</w:t>
             </w:r>
           </w:p>
         </w:tc>
@@ -12316,11 +12410,11 @@
             </w:pPr>
             <w:r>
               <w:rPr>
-                <w:rFonts w:ascii="Arial Unicode MS" w:hAnsi="Arial Unicode MS" w:eastAsia="Arial Unicode MS"/>
+                <w:rFonts w:ascii="Hiragino Sans GB" w:hAnsi="Hiragino Sans GB" w:eastAsia="Hiragino Sans GB"/>
                 <w:color w:val="1E2933"/>
                 <w:sz w:val="15"/>
               </w:rPr>
-              <w:t>从最早受影响资产自动失效下游</w:t>
+              <w:t>Archive check 硬失败</w:t>
             </w:r>
           </w:p>
         </w:tc>
@@ -12350,11 +12444,11 @@
             </w:pPr>
             <w:r>
               <w:rPr>
-                <w:rFonts w:ascii="Arial Unicode MS" w:hAnsi="Arial Unicode MS" w:eastAsia="Arial Unicode MS"/>
+                <w:rFonts w:ascii="Hiragino Sans GB" w:hAnsi="Hiragino Sans GB" w:eastAsia="Hiragino Sans GB"/>
                 <w:color w:val="1E2933"/>
                 <w:sz w:val="15"/>
               </w:rPr>
-              <w:t>重新记录、审批和执行受影响阶段</w:t>
+              <w:t>修复重跑，或显式风险关闭/中止</w:t>
             </w:r>
           </w:p>
         </w:tc>
@@ -12389,11 +12483,11 @@
             </w:pPr>
             <w:r>
               <w:rPr>
-                <w:rFonts w:ascii="Arial Unicode MS" w:hAnsi="Arial Unicode MS" w:eastAsia="Arial Unicode MS"/>
+                <w:rFonts w:ascii="Hiragino Sans GB" w:hAnsi="Hiragino Sans GB" w:eastAsia="Hiragino Sans GB"/>
                 <w:color w:val="1E2933"/>
                 <w:sz w:val="15"/>
               </w:rPr>
-              <w:t>会话/设备中断</w:t>
+              <w:t>用户中途改需求</w:t>
             </w:r>
           </w:p>
         </w:tc>
@@ -12423,11 +12517,11 @@
             </w:pPr>
             <w:r>
               <w:rPr>
-                <w:rFonts w:ascii="Arial Unicode MS" w:hAnsi="Arial Unicode MS" w:eastAsia="Arial Unicode MS"/>
+                <w:rFonts w:ascii="Hiragino Sans GB" w:hAnsi="Hiragino Sans GB" w:eastAsia="Hiragino Sans GB"/>
                 <w:color w:val="1E2933"/>
                 <w:sz w:val="15"/>
               </w:rPr>
-              <w:t>resume 校验仓库、锁、分支、哈希并给唯一动作</w:t>
+              <w:t>从最早受影响资产自动失效下游</w:t>
             </w:r>
           </w:p>
         </w:tc>
@@ -12457,11 +12551,11 @@
             </w:pPr>
             <w:r>
               <w:rPr>
-                <w:rFonts w:ascii="Arial Unicode MS" w:hAnsi="Arial Unicode MS" w:eastAsia="Arial Unicode MS"/>
+                <w:rFonts w:ascii="Hiragino Sans GB" w:hAnsi="Hiragino Sans GB" w:eastAsia="Hiragino Sans GB"/>
                 <w:color w:val="1E2933"/>
                 <w:sz w:val="15"/>
               </w:rPr>
-              <w:t>只执行返回动作</w:t>
+              <w:t>重新记录、审批和执行受影响阶段</w:t>
             </w:r>
           </w:p>
         </w:tc>
@@ -12496,11 +12590,11 @@
             </w:pPr>
             <w:r>
               <w:rPr>
-                <w:rFonts w:ascii="Arial Unicode MS" w:hAnsi="Arial Unicode MS" w:eastAsia="Arial Unicode MS"/>
+                <w:rFonts w:ascii="Hiragino Sans GB" w:hAnsi="Hiragino Sans GB" w:eastAsia="Hiragino Sans GB"/>
                 <w:color w:val="1E2933"/>
                 <w:sz w:val="15"/>
               </w:rPr>
-              <w:t>多 Feature 读取错目录</w:t>
+              <w:t>会话/设备中断</w:t>
             </w:r>
           </w:p>
         </w:tc>
@@ -12530,11 +12624,11 @@
             </w:pPr>
             <w:r>
               <w:rPr>
-                <w:rFonts w:ascii="Arial Unicode MS" w:hAnsi="Arial Unicode MS" w:eastAsia="Arial Unicode MS"/>
+                <w:rFonts w:ascii="Hiragino Sans GB" w:hAnsi="Hiragino Sans GB" w:eastAsia="Hiragino Sans GB"/>
                 <w:color w:val="1E2933"/>
                 <w:sz w:val="15"/>
               </w:rPr>
-              <w:t>worktree 锁与 Feature 绑定校验失败</w:t>
+              <w:t>resume 校验仓库、锁、分支、哈希并给唯一动作</w:t>
             </w:r>
           </w:p>
         </w:tc>
@@ -12564,11 +12658,11 @@
             </w:pPr>
             <w:r>
               <w:rPr>
-                <w:rFonts w:ascii="Arial Unicode MS" w:hAnsi="Arial Unicode MS" w:eastAsia="Arial Unicode MS"/>
+                <w:rFonts w:ascii="Hiragino Sans GB" w:hAnsi="Hiragino Sans GB" w:eastAsia="Hiragino Sans GB"/>
                 <w:color w:val="1E2933"/>
                 <w:sz w:val="15"/>
               </w:rPr>
-              <w:t>为并行 Feature 使用独立 worktree</w:t>
+              <w:t>只执行返回动作</w:t>
             </w:r>
           </w:p>
         </w:tc>
@@ -12603,11 +12697,11 @@
             </w:pPr>
             <w:r>
               <w:rPr>
-                <w:rFonts w:ascii="Arial Unicode MS" w:hAnsi="Arial Unicode MS" w:eastAsia="Arial Unicode MS"/>
+                <w:rFonts w:ascii="Hiragino Sans GB" w:hAnsi="Hiragino Sans GB" w:eastAsia="Hiragino Sans GB"/>
                 <w:color w:val="1E2933"/>
                 <w:sz w:val="15"/>
               </w:rPr>
-              <w:t>重复调用 Skill</w:t>
+              <w:t>多 Feature 读取错目录</w:t>
             </w:r>
           </w:p>
         </w:tc>
@@ -12637,11 +12731,11 @@
             </w:pPr>
             <w:r>
               <w:rPr>
-                <w:rFonts w:ascii="Arial Unicode MS" w:hAnsi="Arial Unicode MS" w:eastAsia="Arial Unicode MS"/>
+                <w:rFonts w:ascii="Hiragino Sans GB" w:hAnsi="Hiragino Sans GB" w:eastAsia="Hiragino Sans GB"/>
                 <w:color w:val="1E2933"/>
                 <w:sz w:val="15"/>
               </w:rPr>
-              <w:t>已有状态时 resume；不重复 init</w:t>
+              <w:t>worktree 锁与 Feature 绑定校验失败</w:t>
             </w:r>
           </w:p>
         </w:tc>
@@ -12671,11 +12765,11 @@
             </w:pPr>
             <w:r>
               <w:rPr>
-                <w:rFonts w:ascii="Arial Unicode MS" w:hAnsi="Arial Unicode MS" w:eastAsia="Arial Unicode MS"/>
+                <w:rFonts w:ascii="Hiragino Sans GB" w:hAnsi="Hiragino Sans GB" w:eastAsia="Hiragino Sans GB"/>
                 <w:color w:val="1E2933"/>
                 <w:sz w:val="15"/>
               </w:rPr>
-              <w:t>沿唯一恢复点继续</w:t>
+              <w:t>为并行 Feature 使用独立 worktree</w:t>
             </w:r>
           </w:p>
         </w:tc>
@@ -12710,11 +12804,11 @@
             </w:pPr>
             <w:r>
               <w:rPr>
-                <w:rFonts w:ascii="Arial Unicode MS" w:hAnsi="Arial Unicode MS" w:eastAsia="Arial Unicode MS"/>
+                <w:rFonts w:ascii="Hiragino Sans GB" w:hAnsi="Hiragino Sans GB" w:eastAsia="Hiragino Sans GB"/>
                 <w:color w:val="1E2933"/>
                 <w:sz w:val="15"/>
               </w:rPr>
-              <w:t>代码变化但文档未同步</w:t>
+              <w:t>重复调用 Skill</w:t>
             </w:r>
           </w:p>
         </w:tc>
@@ -12744,11 +12838,11 @@
             </w:pPr>
             <w:r>
               <w:rPr>
-                <w:rFonts w:ascii="Arial Unicode MS" w:hAnsi="Arial Unicode MS" w:eastAsia="Arial Unicode MS"/>
+                <w:rFonts w:ascii="Hiragino Sans GB" w:hAnsi="Hiragino Sans GB" w:eastAsia="Hiragino Sans GB"/>
                 <w:color w:val="1E2933"/>
                 <w:sz w:val="15"/>
               </w:rPr>
-              <w:t>scope/文件哈希与 Gate 不一致，阻止 Archive</w:t>
+              <w:t>已有状态时 resume；不重复 init</w:t>
             </w:r>
           </w:p>
         </w:tc>
@@ -12778,11 +12872,11 @@
             </w:pPr>
             <w:r>
               <w:rPr>
-                <w:rFonts w:ascii="Arial Unicode MS" w:hAnsi="Arial Unicode MS" w:eastAsia="Arial Unicode MS"/>
+                <w:rFonts w:ascii="Hiragino Sans GB" w:hAnsi="Hiragino Sans GB" w:eastAsia="Hiragino Sans GB"/>
                 <w:color w:val="1E2933"/>
                 <w:sz w:val="15"/>
               </w:rPr>
-              <w:t>更新受影响资产并重走失效链</w:t>
+              <w:t>沿唯一恢复点继续</w:t>
             </w:r>
           </w:p>
         </w:tc>
@@ -12817,11 +12911,11 @@
             </w:pPr>
             <w:r>
               <w:rPr>
-                <w:rFonts w:ascii="Arial Unicode MS" w:hAnsi="Arial Unicode MS" w:eastAsia="Arial Unicode MS"/>
+                <w:rFonts w:ascii="Hiragino Sans GB" w:hAnsi="Hiragino Sans GB" w:eastAsia="Hiragino Sans GB"/>
                 <w:color w:val="1E2933"/>
                 <w:sz w:val="15"/>
               </w:rPr>
-              <w:t>审批/事件链被改写</w:t>
+              <w:t>代码变化但文档未同步</w:t>
             </w:r>
           </w:p>
         </w:tc>
@@ -12851,11 +12945,11 @@
             </w:pPr>
             <w:r>
               <w:rPr>
-                <w:rFonts w:ascii="Arial Unicode MS" w:hAnsi="Arial Unicode MS" w:eastAsia="Arial Unicode MS"/>
+                <w:rFonts w:ascii="Hiragino Sans GB" w:hAnsi="Hiragino Sans GB" w:eastAsia="Hiragino Sans GB"/>
                 <w:color w:val="1E2933"/>
                 <w:sz w:val="15"/>
               </w:rPr>
-              <w:t>SHA-256 链校验失败，所有写操作硬停止</w:t>
+              <w:t>scope/文件哈希与 Gate 不一致，阻止 Archive</w:t>
             </w:r>
           </w:p>
         </w:tc>
@@ -12885,7 +12979,114 @@
             </w:pPr>
             <w:r>
               <w:rPr>
-                <w:rFonts w:ascii="Arial Unicode MS" w:hAnsi="Arial Unicode MS" w:eastAsia="Arial Unicode MS"/>
+                <w:rFonts w:ascii="Hiragino Sans GB" w:hAnsi="Hiragino Sans GB" w:eastAsia="Hiragino Sans GB"/>
+                <w:color w:val="1E2933"/>
+                <w:sz w:val="15"/>
+              </w:rPr>
+              <w:t>更新受影响资产并重走失效链</w:t>
+            </w:r>
+          </w:p>
+        </w:tc>
+      </w:tr>
+      <w:tr>
+        <w:trPr>
+          <w:cantSplit/>
+        </w:trPr>
+        <w:tc>
+          <w:tcPr>
+            <w:tcW w:type="dxa" w:w="2665"/>
+            <w:shd w:fill="FFFFFF"/>
+            <w:tcBorders>
+              <w:top w:val="single" w:sz="4" w:color="A8BBCB"/>
+              <w:left w:val="single" w:sz="4" w:color="A8BBCB"/>
+              <w:bottom w:val="single" w:sz="4" w:color="A8BBCB"/>
+              <w:right w:val="single" w:sz="4" w:color="A8BBCB"/>
+              <w:insideH w:val="single" w:sz="4" w:color="A8BBCB"/>
+              <w:insideV w:val="single" w:sz="4" w:color="A8BBCB"/>
+            </w:tcBorders>
+            <w:tcMar>
+              <w:top w:w="90" w:type="dxa"/>
+              <w:start w:w="110" w:type="dxa"/>
+              <w:bottom w:w="90" w:type="dxa"/>
+              <w:end w:w="110" w:type="dxa"/>
+            </w:tcMar>
+            <w:vAlign w:val="top"/>
+          </w:tcPr>
+          <w:p>
+            <w:pPr>
+              <w:spacing w:after="0"/>
+            </w:pPr>
+            <w:r>
+              <w:rPr>
+                <w:rFonts w:ascii="Hiragino Sans GB" w:hAnsi="Hiragino Sans GB" w:eastAsia="Hiragino Sans GB"/>
+                <w:color w:val="1E2933"/>
+                <w:sz w:val="15"/>
+              </w:rPr>
+              <w:t>审批/事件链被改写</w:t>
+            </w:r>
+          </w:p>
+        </w:tc>
+        <w:tc>
+          <w:tcPr>
+            <w:tcW w:type="dxa" w:w="4195"/>
+            <w:shd w:fill="FFFFFF"/>
+            <w:tcBorders>
+              <w:top w:val="single" w:sz="4" w:color="A8BBCB"/>
+              <w:left w:val="single" w:sz="4" w:color="A8BBCB"/>
+              <w:bottom w:val="single" w:sz="4" w:color="A8BBCB"/>
+              <w:right w:val="single" w:sz="4" w:color="A8BBCB"/>
+              <w:insideH w:val="single" w:sz="4" w:color="A8BBCB"/>
+              <w:insideV w:val="single" w:sz="4" w:color="A8BBCB"/>
+            </w:tcBorders>
+            <w:tcMar>
+              <w:top w:w="90" w:type="dxa"/>
+              <w:start w:w="110" w:type="dxa"/>
+              <w:bottom w:w="90" w:type="dxa"/>
+              <w:end w:w="110" w:type="dxa"/>
+            </w:tcMar>
+            <w:vAlign w:val="top"/>
+          </w:tcPr>
+          <w:p>
+            <w:pPr>
+              <w:spacing w:after="0"/>
+            </w:pPr>
+            <w:r>
+              <w:rPr>
+                <w:rFonts w:ascii="Hiragino Sans GB" w:hAnsi="Hiragino Sans GB" w:eastAsia="Hiragino Sans GB"/>
+                <w:color w:val="1E2933"/>
+                <w:sz w:val="15"/>
+              </w:rPr>
+              <w:t>SHA-256 链校验失败，所有写操作硬停止</w:t>
+            </w:r>
+          </w:p>
+        </w:tc>
+        <w:tc>
+          <w:tcPr>
+            <w:tcW w:type="dxa" w:w="3175"/>
+            <w:shd w:fill="FFFFFF"/>
+            <w:tcBorders>
+              <w:top w:val="single" w:sz="4" w:color="A8BBCB"/>
+              <w:left w:val="single" w:sz="4" w:color="A8BBCB"/>
+              <w:bottom w:val="single" w:sz="4" w:color="A8BBCB"/>
+              <w:right w:val="single" w:sz="4" w:color="A8BBCB"/>
+              <w:insideH w:val="single" w:sz="4" w:color="A8BBCB"/>
+              <w:insideV w:val="single" w:sz="4" w:color="A8BBCB"/>
+            </w:tcBorders>
+            <w:tcMar>
+              <w:top w:w="90" w:type="dxa"/>
+              <w:start w:w="110" w:type="dxa"/>
+              <w:bottom w:w="90" w:type="dxa"/>
+              <w:end w:w="110" w:type="dxa"/>
+            </w:tcMar>
+            <w:vAlign w:val="top"/>
+          </w:tcPr>
+          <w:p>
+            <w:pPr>
+              <w:spacing w:after="0"/>
+            </w:pPr>
+            <w:r>
+              <w:rPr>
+                <w:rFonts w:ascii="Hiragino Sans GB" w:hAnsi="Hiragino Sans GB" w:eastAsia="Hiragino Sans GB"/>
                 <w:color w:val="1E2933"/>
                 <w:sz w:val="15"/>
               </w:rPr>
@@ -12917,9 +13118,9 @@
       </w:pPr>
       <w:r>
         <w:rPr>
-          <w:rFonts w:ascii="Arial Unicode MS" w:hAnsi="Arial Unicode MS" w:eastAsia="Arial Unicode MS"/>
+          <w:rFonts w:ascii="Hiragino Sans GB" w:hAnsi="Hiragino Sans GB" w:eastAsia="Hiragino Sans GB"/>
         </w:rPr>
-        <w:t>总控先读取 references/context/routing-index.md，只按当前模块、调用链、模型和测试目标加载最小必要规则。规则选择以当前代码、依赖、附近实现和已批准 Design 为证据，不能仅凭文件名或框架版本猜测。</w:t>
+        <w:t>总控先执行 resume，再读取 references/context/routing-index.md。处于人工 Gate 或 blocked 时不加载下一阶段内容并结束回合；活动实现许可签发后，才按当前模块、调用链、模型和测试目标加载最小必要实现规则。规则选择以当前代码、依赖、附近实现和已批准 Design 为证据。</w:t>
       </w:r>
     </w:p>
     <w:tbl>
@@ -12965,7 +13166,7 @@
             </w:pPr>
             <w:r>
               <w:rPr>
-                <w:rFonts w:ascii="Arial Unicode MS" w:hAnsi="Arial Unicode MS" w:eastAsia="Arial Unicode MS"/>
+                <w:rFonts w:ascii="Hiragino Sans GB" w:hAnsi="Hiragino Sans GB" w:eastAsia="Hiragino Sans GB"/>
                 <w:b/>
                 <w:color w:val="FFFFFF"/>
                 <w:sz w:val="16"/>
@@ -13000,7 +13201,7 @@
             </w:pPr>
             <w:r>
               <w:rPr>
-                <w:rFonts w:ascii="Arial Unicode MS" w:hAnsi="Arial Unicode MS" w:eastAsia="Arial Unicode MS"/>
+                <w:rFonts w:ascii="Hiragino Sans GB" w:hAnsi="Hiragino Sans GB" w:eastAsia="Hiragino Sans GB"/>
                 <w:b/>
                 <w:color w:val="FFFFFF"/>
                 <w:sz w:val="16"/>
@@ -13035,7 +13236,7 @@
             </w:pPr>
             <w:r>
               <w:rPr>
-                <w:rFonts w:ascii="Arial Unicode MS" w:hAnsi="Arial Unicode MS" w:eastAsia="Arial Unicode MS"/>
+                <w:rFonts w:ascii="Hiragino Sans GB" w:hAnsi="Hiragino Sans GB" w:eastAsia="Hiragino Sans GB"/>
                 <w:b/>
                 <w:color w:val="FFFFFF"/>
                 <w:sz w:val="16"/>
@@ -13075,7 +13276,7 @@
             </w:pPr>
             <w:r>
               <w:rPr>
-                <w:rFonts w:ascii="Arial Unicode MS" w:hAnsi="Arial Unicode MS" w:eastAsia="Arial Unicode MS"/>
+                <w:rFonts w:ascii="Hiragino Sans GB" w:hAnsi="Hiragino Sans GB" w:eastAsia="Hiragino Sans GB"/>
                 <w:color w:val="1E2933"/>
                 <w:sz w:val="16"/>
               </w:rPr>
@@ -13109,7 +13310,7 @@
             </w:pPr>
             <w:r>
               <w:rPr>
-                <w:rFonts w:ascii="Arial Unicode MS" w:hAnsi="Arial Unicode MS" w:eastAsia="Arial Unicode MS"/>
+                <w:rFonts w:ascii="Hiragino Sans GB" w:hAnsi="Hiragino Sans GB" w:eastAsia="Hiragino Sans GB"/>
                 <w:color w:val="1E2933"/>
                 <w:sz w:val="16"/>
               </w:rPr>
@@ -13143,7 +13344,7 @@
             </w:pPr>
             <w:r>
               <w:rPr>
-                <w:rFonts w:ascii="Arial Unicode MS" w:hAnsi="Arial Unicode MS" w:eastAsia="Arial Unicode MS"/>
+                <w:rFonts w:ascii="Hiragino Sans GB" w:hAnsi="Hiragino Sans GB" w:eastAsia="Hiragino Sans GB"/>
                 <w:color w:val="1E2933"/>
                 <w:sz w:val="16"/>
               </w:rPr>
@@ -13182,7 +13383,7 @@
             </w:pPr>
             <w:r>
               <w:rPr>
-                <w:rFonts w:ascii="Arial Unicode MS" w:hAnsi="Arial Unicode MS" w:eastAsia="Arial Unicode MS"/>
+                <w:rFonts w:ascii="Hiragino Sans GB" w:hAnsi="Hiragino Sans GB" w:eastAsia="Hiragino Sans GB"/>
                 <w:color w:val="1E2933"/>
                 <w:sz w:val="16"/>
               </w:rPr>
@@ -13216,7 +13417,7 @@
             </w:pPr>
             <w:r>
               <w:rPr>
-                <w:rFonts w:ascii="Arial Unicode MS" w:hAnsi="Arial Unicode MS" w:eastAsia="Arial Unicode MS"/>
+                <w:rFonts w:ascii="Hiragino Sans GB" w:hAnsi="Hiragino Sans GB" w:eastAsia="Hiragino Sans GB"/>
                 <w:color w:val="1E2933"/>
                 <w:sz w:val="16"/>
               </w:rPr>
@@ -13250,7 +13451,7 @@
             </w:pPr>
             <w:r>
               <w:rPr>
-                <w:rFonts w:ascii="Arial Unicode MS" w:hAnsi="Arial Unicode MS" w:eastAsia="Arial Unicode MS"/>
+                <w:rFonts w:ascii="Hiragino Sans GB" w:hAnsi="Hiragino Sans GB" w:eastAsia="Hiragino Sans GB"/>
                 <w:color w:val="1E2933"/>
                 <w:sz w:val="16"/>
               </w:rPr>
@@ -13289,7 +13490,7 @@
             </w:pPr>
             <w:r>
               <w:rPr>
-                <w:rFonts w:ascii="Arial Unicode MS" w:hAnsi="Arial Unicode MS" w:eastAsia="Arial Unicode MS"/>
+                <w:rFonts w:ascii="Hiragino Sans GB" w:hAnsi="Hiragino Sans GB" w:eastAsia="Hiragino Sans GB"/>
                 <w:color w:val="1E2933"/>
                 <w:sz w:val="16"/>
               </w:rPr>
@@ -13323,7 +13524,7 @@
             </w:pPr>
             <w:r>
               <w:rPr>
-                <w:rFonts w:ascii="Arial Unicode MS" w:hAnsi="Arial Unicode MS" w:eastAsia="Arial Unicode MS"/>
+                <w:rFonts w:ascii="Hiragino Sans GB" w:hAnsi="Hiragino Sans GB" w:eastAsia="Hiragino Sans GB"/>
                 <w:color w:val="1E2933"/>
                 <w:sz w:val="16"/>
               </w:rPr>
@@ -13357,7 +13558,7 @@
             </w:pPr>
             <w:r>
               <w:rPr>
-                <w:rFonts w:ascii="Arial Unicode MS" w:hAnsi="Arial Unicode MS" w:eastAsia="Arial Unicode MS"/>
+                <w:rFonts w:ascii="Hiragino Sans GB" w:hAnsi="Hiragino Sans GB" w:eastAsia="Hiragino Sans GB"/>
                 <w:color w:val="1E2933"/>
                 <w:sz w:val="16"/>
               </w:rPr>
@@ -13396,7 +13597,7 @@
             </w:pPr>
             <w:r>
               <w:rPr>
-                <w:rFonts w:ascii="Arial Unicode MS" w:hAnsi="Arial Unicode MS" w:eastAsia="Arial Unicode MS"/>
+                <w:rFonts w:ascii="Hiragino Sans GB" w:hAnsi="Hiragino Sans GB" w:eastAsia="Hiragino Sans GB"/>
                 <w:color w:val="1E2933"/>
                 <w:sz w:val="16"/>
               </w:rPr>
@@ -13430,7 +13631,7 @@
             </w:pPr>
             <w:r>
               <w:rPr>
-                <w:rFonts w:ascii="Arial Unicode MS" w:hAnsi="Arial Unicode MS" w:eastAsia="Arial Unicode MS"/>
+                <w:rFonts w:ascii="Hiragino Sans GB" w:hAnsi="Hiragino Sans GB" w:eastAsia="Hiragino Sans GB"/>
                 <w:color w:val="1E2933"/>
                 <w:sz w:val="16"/>
               </w:rPr>
@@ -13464,7 +13665,7 @@
             </w:pPr>
             <w:r>
               <w:rPr>
-                <w:rFonts w:ascii="Arial Unicode MS" w:hAnsi="Arial Unicode MS" w:eastAsia="Arial Unicode MS"/>
+                <w:rFonts w:ascii="Hiragino Sans GB" w:hAnsi="Hiragino Sans GB" w:eastAsia="Hiragino Sans GB"/>
                 <w:color w:val="1E2933"/>
                 <w:sz w:val="16"/>
               </w:rPr>
@@ -13503,7 +13704,7 @@
             </w:pPr>
             <w:r>
               <w:rPr>
-                <w:rFonts w:ascii="Arial Unicode MS" w:hAnsi="Arial Unicode MS" w:eastAsia="Arial Unicode MS"/>
+                <w:rFonts w:ascii="Hiragino Sans GB" w:hAnsi="Hiragino Sans GB" w:eastAsia="Hiragino Sans GB"/>
                 <w:color w:val="1E2933"/>
                 <w:sz w:val="16"/>
               </w:rPr>
@@ -13537,7 +13738,7 @@
             </w:pPr>
             <w:r>
               <w:rPr>
-                <w:rFonts w:ascii="Arial Unicode MS" w:hAnsi="Arial Unicode MS" w:eastAsia="Arial Unicode MS"/>
+                <w:rFonts w:ascii="Hiragino Sans GB" w:hAnsi="Hiragino Sans GB" w:eastAsia="Hiragino Sans GB"/>
                 <w:color w:val="1E2933"/>
                 <w:sz w:val="16"/>
               </w:rPr>
@@ -13571,7 +13772,7 @@
             </w:pPr>
             <w:r>
               <w:rPr>
-                <w:rFonts w:ascii="Arial Unicode MS" w:hAnsi="Arial Unicode MS" w:eastAsia="Arial Unicode MS"/>
+                <w:rFonts w:ascii="Hiragino Sans GB" w:hAnsi="Hiragino Sans GB" w:eastAsia="Hiragino Sans GB"/>
                 <w:color w:val="1E2933"/>
                 <w:sz w:val="16"/>
               </w:rPr>
@@ -13610,7 +13811,7 @@
             </w:pPr>
             <w:r>
               <w:rPr>
-                <w:rFonts w:ascii="Arial Unicode MS" w:hAnsi="Arial Unicode MS" w:eastAsia="Arial Unicode MS"/>
+                <w:rFonts w:ascii="Hiragino Sans GB" w:hAnsi="Hiragino Sans GB" w:eastAsia="Hiragino Sans GB"/>
                 <w:color w:val="1E2933"/>
                 <w:sz w:val="16"/>
               </w:rPr>
@@ -13644,7 +13845,7 @@
             </w:pPr>
             <w:r>
               <w:rPr>
-                <w:rFonts w:ascii="Arial Unicode MS" w:hAnsi="Arial Unicode MS" w:eastAsia="Arial Unicode MS"/>
+                <w:rFonts w:ascii="Hiragino Sans GB" w:hAnsi="Hiragino Sans GB" w:eastAsia="Hiragino Sans GB"/>
                 <w:color w:val="1E2933"/>
                 <w:sz w:val="16"/>
               </w:rPr>
@@ -13678,7 +13879,7 @@
             </w:pPr>
             <w:r>
               <w:rPr>
-                <w:rFonts w:ascii="Arial Unicode MS" w:hAnsi="Arial Unicode MS" w:eastAsia="Arial Unicode MS"/>
+                <w:rFonts w:ascii="Hiragino Sans GB" w:hAnsi="Hiragino Sans GB" w:eastAsia="Hiragino Sans GB"/>
                 <w:color w:val="1E2933"/>
                 <w:sz w:val="16"/>
               </w:rPr>
@@ -13717,7 +13918,7 @@
             </w:pPr>
             <w:r>
               <w:rPr>
-                <w:rFonts w:ascii="Arial Unicode MS" w:hAnsi="Arial Unicode MS" w:eastAsia="Arial Unicode MS"/>
+                <w:rFonts w:ascii="Hiragino Sans GB" w:hAnsi="Hiragino Sans GB" w:eastAsia="Hiragino Sans GB"/>
                 <w:color w:val="1E2933"/>
                 <w:sz w:val="16"/>
               </w:rPr>
@@ -13751,7 +13952,7 @@
             </w:pPr>
             <w:r>
               <w:rPr>
-                <w:rFonts w:ascii="Arial Unicode MS" w:hAnsi="Arial Unicode MS" w:eastAsia="Arial Unicode MS"/>
+                <w:rFonts w:ascii="Hiragino Sans GB" w:hAnsi="Hiragino Sans GB" w:eastAsia="Hiragino Sans GB"/>
                 <w:color w:val="1E2933"/>
                 <w:sz w:val="16"/>
               </w:rPr>
@@ -13785,7 +13986,7 @@
             </w:pPr>
             <w:r>
               <w:rPr>
-                <w:rFonts w:ascii="Arial Unicode MS" w:hAnsi="Arial Unicode MS" w:eastAsia="Arial Unicode MS"/>
+                <w:rFonts w:ascii="Hiragino Sans GB" w:hAnsi="Hiragino Sans GB" w:eastAsia="Hiragino Sans GB"/>
                 <w:color w:val="1E2933"/>
                 <w:sz w:val="16"/>
               </w:rPr>
@@ -13824,7 +14025,7 @@
             </w:pPr>
             <w:r>
               <w:rPr>
-                <w:rFonts w:ascii="Arial Unicode MS" w:hAnsi="Arial Unicode MS" w:eastAsia="Arial Unicode MS"/>
+                <w:rFonts w:ascii="Hiragino Sans GB" w:hAnsi="Hiragino Sans GB" w:eastAsia="Hiragino Sans GB"/>
                 <w:color w:val="1E2933"/>
                 <w:sz w:val="16"/>
               </w:rPr>
@@ -13858,7 +14059,7 @@
             </w:pPr>
             <w:r>
               <w:rPr>
-                <w:rFonts w:ascii="Arial Unicode MS" w:hAnsi="Arial Unicode MS" w:eastAsia="Arial Unicode MS"/>
+                <w:rFonts w:ascii="Hiragino Sans GB" w:hAnsi="Hiragino Sans GB" w:eastAsia="Hiragino Sans GB"/>
                 <w:color w:val="1E2933"/>
                 <w:sz w:val="16"/>
               </w:rPr>
@@ -13892,7 +14093,7 @@
             </w:pPr>
             <w:r>
               <w:rPr>
-                <w:rFonts w:ascii="Arial Unicode MS" w:hAnsi="Arial Unicode MS" w:eastAsia="Arial Unicode MS"/>
+                <w:rFonts w:ascii="Hiragino Sans GB" w:hAnsi="Hiragino Sans GB" w:eastAsia="Hiragino Sans GB"/>
                 <w:color w:val="1E2933"/>
                 <w:sz w:val="16"/>
               </w:rPr>
@@ -13967,7 +14168,7 @@
             </w:pPr>
             <w:r>
               <w:rPr>
-                <w:rFonts w:ascii="Arial Unicode MS" w:hAnsi="Arial Unicode MS" w:eastAsia="Arial Unicode MS"/>
+                <w:rFonts w:ascii="Hiragino Sans GB" w:hAnsi="Hiragino Sans GB" w:eastAsia="Hiragino Sans GB"/>
                 <w:b/>
                 <w:color w:val="A74438"/>
                 <w:sz w:val="21"/>
@@ -13976,7 +14177,7 @@
             </w:r>
             <w:r>
               <w:rPr>
-                <w:rFonts w:ascii="Arial Unicode MS" w:hAnsi="Arial Unicode MS" w:eastAsia="Arial Unicode MS"/>
+                <w:rFonts w:ascii="Hiragino Sans GB" w:hAnsi="Hiragino Sans GB" w:eastAsia="Hiragino Sans GB"/>
                 <w:color w:val="1E2933"/>
                 <w:sz w:val="21"/>
               </w:rPr>
@@ -14008,7 +14209,7 @@
       </w:pPr>
       <w:r>
         <w:rPr>
-          <w:rFonts w:ascii="Arial Unicode MS" w:hAnsi="Arial Unicode MS" w:eastAsia="Arial Unicode MS"/>
+          <w:rFonts w:ascii="Hiragino Sans GB" w:hAnsi="Hiragino Sans GB" w:eastAsia="Hiragino Sans GB"/>
         </w:rPr>
         <w:t>以下能力由总控 Skill 内部调用，不构成开发者入口。维护者排障时仍必须以控制契约和命令退出码为准：</w:t>
       </w:r>
@@ -14056,7 +14257,7 @@
             </w:pPr>
             <w:r>
               <w:rPr>
-                <w:rFonts w:ascii="Arial Unicode MS" w:hAnsi="Arial Unicode MS" w:eastAsia="Arial Unicode MS"/>
+                <w:rFonts w:ascii="Hiragino Sans GB" w:hAnsi="Hiragino Sans GB" w:eastAsia="Hiragino Sans GB"/>
                 <w:b/>
                 <w:color w:val="FFFFFF"/>
                 <w:sz w:val="16"/>
@@ -14091,7 +14292,7 @@
             </w:pPr>
             <w:r>
               <w:rPr>
-                <w:rFonts w:ascii="Arial Unicode MS" w:hAnsi="Arial Unicode MS" w:eastAsia="Arial Unicode MS"/>
+                <w:rFonts w:ascii="Hiragino Sans GB" w:hAnsi="Hiragino Sans GB" w:eastAsia="Hiragino Sans GB"/>
                 <w:b/>
                 <w:color w:val="FFFFFF"/>
                 <w:sz w:val="16"/>
@@ -14126,7 +14327,7 @@
             </w:pPr>
             <w:r>
               <w:rPr>
-                <w:rFonts w:ascii="Arial Unicode MS" w:hAnsi="Arial Unicode MS" w:eastAsia="Arial Unicode MS"/>
+                <w:rFonts w:ascii="Hiragino Sans GB" w:hAnsi="Hiragino Sans GB" w:eastAsia="Hiragino Sans GB"/>
                 <w:b/>
                 <w:color w:val="FFFFFF"/>
                 <w:sz w:val="16"/>
@@ -14166,7 +14367,7 @@
             </w:pPr>
             <w:r>
               <w:rPr>
-                <w:rFonts w:ascii="Arial Unicode MS" w:hAnsi="Arial Unicode MS" w:eastAsia="Arial Unicode MS"/>
+                <w:rFonts w:ascii="Hiragino Sans GB" w:hAnsi="Hiragino Sans GB" w:eastAsia="Hiragino Sans GB"/>
                 <w:color w:val="1E2933"/>
                 <w:sz w:val="16"/>
               </w:rPr>
@@ -14200,7 +14401,7 @@
             </w:pPr>
             <w:r>
               <w:rPr>
-                <w:rFonts w:ascii="Arial Unicode MS" w:hAnsi="Arial Unicode MS" w:eastAsia="Arial Unicode MS"/>
+                <w:rFonts w:ascii="Hiragino Sans GB" w:hAnsi="Hiragino Sans GB" w:eastAsia="Hiragino Sans GB"/>
                 <w:color w:val="1E2933"/>
                 <w:sz w:val="16"/>
               </w:rPr>
@@ -14234,7 +14435,7 @@
             </w:pPr>
             <w:r>
               <w:rPr>
-                <w:rFonts w:ascii="Arial Unicode MS" w:hAnsi="Arial Unicode MS" w:eastAsia="Arial Unicode MS"/>
+                <w:rFonts w:ascii="Hiragino Sans GB" w:hAnsi="Hiragino Sans GB" w:eastAsia="Hiragino Sans GB"/>
                 <w:color w:val="1E2933"/>
                 <w:sz w:val="16"/>
               </w:rPr>
@@ -14273,7 +14474,7 @@
             </w:pPr>
             <w:r>
               <w:rPr>
-                <w:rFonts w:ascii="Arial Unicode MS" w:hAnsi="Arial Unicode MS" w:eastAsia="Arial Unicode MS"/>
+                <w:rFonts w:ascii="Hiragino Sans GB" w:hAnsi="Hiragino Sans GB" w:eastAsia="Hiragino Sans GB"/>
                 <w:color w:val="1E2933"/>
                 <w:sz w:val="16"/>
               </w:rPr>
@@ -14307,7 +14508,7 @@
             </w:pPr>
             <w:r>
               <w:rPr>
-                <w:rFonts w:ascii="Arial Unicode MS" w:hAnsi="Arial Unicode MS" w:eastAsia="Arial Unicode MS"/>
+                <w:rFonts w:ascii="Hiragino Sans GB" w:hAnsi="Hiragino Sans GB" w:eastAsia="Hiragino Sans GB"/>
                 <w:color w:val="1E2933"/>
                 <w:sz w:val="16"/>
               </w:rPr>
@@ -14341,7 +14542,7 @@
             </w:pPr>
             <w:r>
               <w:rPr>
-                <w:rFonts w:ascii="Arial Unicode MS" w:hAnsi="Arial Unicode MS" w:eastAsia="Arial Unicode MS"/>
+                <w:rFonts w:ascii="Hiragino Sans GB" w:hAnsi="Hiragino Sans GB" w:eastAsia="Hiragino Sans GB"/>
                 <w:color w:val="1E2933"/>
                 <w:sz w:val="16"/>
               </w:rPr>
@@ -14380,7 +14581,7 @@
             </w:pPr>
             <w:r>
               <w:rPr>
-                <w:rFonts w:ascii="Arial Unicode MS" w:hAnsi="Arial Unicode MS" w:eastAsia="Arial Unicode MS"/>
+                <w:rFonts w:ascii="Hiragino Sans GB" w:hAnsi="Hiragino Sans GB" w:eastAsia="Hiragino Sans GB"/>
                 <w:color w:val="1E2933"/>
                 <w:sz w:val="16"/>
               </w:rPr>
@@ -14414,7 +14615,7 @@
             </w:pPr>
             <w:r>
               <w:rPr>
-                <w:rFonts w:ascii="Arial Unicode MS" w:hAnsi="Arial Unicode MS" w:eastAsia="Arial Unicode MS"/>
+                <w:rFonts w:ascii="Hiragino Sans GB" w:hAnsi="Hiragino Sans GB" w:eastAsia="Hiragino Sans GB"/>
                 <w:color w:val="1E2933"/>
                 <w:sz w:val="16"/>
               </w:rPr>
@@ -14448,7 +14649,7 @@
             </w:pPr>
             <w:r>
               <w:rPr>
-                <w:rFonts w:ascii="Arial Unicode MS" w:hAnsi="Arial Unicode MS" w:eastAsia="Arial Unicode MS"/>
+                <w:rFonts w:ascii="Hiragino Sans GB" w:hAnsi="Hiragino Sans GB" w:eastAsia="Hiragino Sans GB"/>
                 <w:color w:val="1E2933"/>
                 <w:sz w:val="16"/>
               </w:rPr>
@@ -14487,7 +14688,7 @@
             </w:pPr>
             <w:r>
               <w:rPr>
-                <w:rFonts w:ascii="Arial Unicode MS" w:hAnsi="Arial Unicode MS" w:eastAsia="Arial Unicode MS"/>
+                <w:rFonts w:ascii="Hiragino Sans GB" w:hAnsi="Hiragino Sans GB" w:eastAsia="Hiragino Sans GB"/>
                 <w:color w:val="1E2933"/>
                 <w:sz w:val="16"/>
               </w:rPr>
@@ -14521,11 +14722,11 @@
             </w:pPr>
             <w:r>
               <w:rPr>
-                <w:rFonts w:ascii="Arial Unicode MS" w:hAnsi="Arial Unicode MS" w:eastAsia="Arial Unicode MS"/>
+                <w:rFonts w:ascii="Hiragino Sans GB" w:hAnsi="Hiragino Sans GB" w:eastAsia="Hiragino Sans GB"/>
                 <w:color w:val="1E2933"/>
                 <w:sz w:val="16"/>
               </w:rPr>
-              <w:t>绑定基线、路径、Git IDs 和文件哈希</w:t>
+              <w:t>签发/复核批准绑定实现许可并固定 Git 范围</w:t>
             </w:r>
           </w:p>
         </w:tc>
@@ -14555,11 +14756,11 @@
             </w:pPr>
             <w:r>
               <w:rPr>
-                <w:rFonts w:ascii="Arial Unicode MS" w:hAnsi="Arial Unicode MS" w:eastAsia="Arial Unicode MS"/>
+                <w:rFonts w:ascii="Hiragino Sans GB" w:hAnsi="Hiragino Sans GB" w:eastAsia="Hiragino Sans GB"/>
                 <w:color w:val="1E2933"/>
                 <w:sz w:val="16"/>
               </w:rPr>
-              <w:t>脏基线/越界/分支漂移拒绝</w:t>
+              <w:t>脏基线/越界/许可或分支漂移拒绝</w:t>
             </w:r>
           </w:p>
         </w:tc>
@@ -14594,7 +14795,7 @@
             </w:pPr>
             <w:r>
               <w:rPr>
-                <w:rFonts w:ascii="Arial Unicode MS" w:hAnsi="Arial Unicode MS" w:eastAsia="Arial Unicode MS"/>
+                <w:rFonts w:ascii="Hiragino Sans GB" w:hAnsi="Hiragino Sans GB" w:eastAsia="Hiragino Sans GB"/>
                 <w:color w:val="1E2933"/>
                 <w:sz w:val="16"/>
               </w:rPr>
@@ -14628,7 +14829,7 @@
             </w:pPr>
             <w:r>
               <w:rPr>
-                <w:rFonts w:ascii="Arial Unicode MS" w:hAnsi="Arial Unicode MS" w:eastAsia="Arial Unicode MS"/>
+                <w:rFonts w:ascii="Hiragino Sans GB" w:hAnsi="Hiragino Sans GB" w:eastAsia="Hiragino Sans GB"/>
                 <w:color w:val="1E2933"/>
                 <w:sz w:val="16"/>
               </w:rPr>
@@ -14662,7 +14863,7 @@
             </w:pPr>
             <w:r>
               <w:rPr>
-                <w:rFonts w:ascii="Arial Unicode MS" w:hAnsi="Arial Unicode MS" w:eastAsia="Arial Unicode MS"/>
+                <w:rFonts w:ascii="Hiragino Sans GB" w:hAnsi="Hiragino Sans GB" w:eastAsia="Hiragino Sans GB"/>
                 <w:color w:val="1E2933"/>
                 <w:sz w:val="16"/>
               </w:rPr>
@@ -14701,7 +14902,7 @@
             </w:pPr>
             <w:r>
               <w:rPr>
-                <w:rFonts w:ascii="Arial Unicode MS" w:hAnsi="Arial Unicode MS" w:eastAsia="Arial Unicode MS"/>
+                <w:rFonts w:ascii="Hiragino Sans GB" w:hAnsi="Hiragino Sans GB" w:eastAsia="Hiragino Sans GB"/>
                 <w:color w:val="1E2933"/>
                 <w:sz w:val="16"/>
               </w:rPr>
@@ -14735,7 +14936,7 @@
             </w:pPr>
             <w:r>
               <w:rPr>
-                <w:rFonts w:ascii="Arial Unicode MS" w:hAnsi="Arial Unicode MS" w:eastAsia="Arial Unicode MS"/>
+                <w:rFonts w:ascii="Hiragino Sans GB" w:hAnsi="Hiragino Sans GB" w:eastAsia="Hiragino Sans GB"/>
                 <w:color w:val="1E2933"/>
                 <w:sz w:val="16"/>
               </w:rPr>
@@ -14769,7 +14970,7 @@
             </w:pPr>
             <w:r>
               <w:rPr>
-                <w:rFonts w:ascii="Arial Unicode MS" w:hAnsi="Arial Unicode MS" w:eastAsia="Arial Unicode MS"/>
+                <w:rFonts w:ascii="Hiragino Sans GB" w:hAnsi="Hiragino Sans GB" w:eastAsia="Hiragino Sans GB"/>
                 <w:color w:val="1E2933"/>
                 <w:sz w:val="16"/>
               </w:rPr>
@@ -14808,7 +15009,7 @@
             </w:pPr>
             <w:r>
               <w:rPr>
-                <w:rFonts w:ascii="Arial Unicode MS" w:hAnsi="Arial Unicode MS" w:eastAsia="Arial Unicode MS"/>
+                <w:rFonts w:ascii="Hiragino Sans GB" w:hAnsi="Hiragino Sans GB" w:eastAsia="Hiragino Sans GB"/>
                 <w:color w:val="1E2933"/>
                 <w:sz w:val="16"/>
               </w:rPr>
@@ -14842,7 +15043,7 @@
             </w:pPr>
             <w:r>
               <w:rPr>
-                <w:rFonts w:ascii="Arial Unicode MS" w:hAnsi="Arial Unicode MS" w:eastAsia="Arial Unicode MS"/>
+                <w:rFonts w:ascii="Hiragino Sans GB" w:hAnsi="Hiragino Sans GB" w:eastAsia="Hiragino Sans GB"/>
                 <w:color w:val="1E2933"/>
                 <w:sz w:val="16"/>
               </w:rPr>
@@ -14876,7 +15077,7 @@
             </w:pPr>
             <w:r>
               <w:rPr>
-                <w:rFonts w:ascii="Arial Unicode MS" w:hAnsi="Arial Unicode MS" w:eastAsia="Arial Unicode MS"/>
+                <w:rFonts w:ascii="Hiragino Sans GB" w:hAnsi="Hiragino Sans GB" w:eastAsia="Hiragino Sans GB"/>
                 <w:color w:val="1E2933"/>
                 <w:sz w:val="16"/>
               </w:rPr>
@@ -14944,7 +15145,7 @@
             </w:pPr>
             <w:r>
               <w:rPr>
-                <w:rFonts w:ascii="Arial Unicode MS" w:hAnsi="Arial Unicode MS" w:eastAsia="Arial Unicode MS"/>
+                <w:rFonts w:ascii="Hiragino Sans GB" w:hAnsi="Hiragino Sans GB" w:eastAsia="Hiragino Sans GB"/>
                 <w:b/>
                 <w:color w:val="FFFFFF"/>
                 <w:sz w:val="16"/>
@@ -14979,7 +15180,7 @@
             </w:pPr>
             <w:r>
               <w:rPr>
-                <w:rFonts w:ascii="Arial Unicode MS" w:hAnsi="Arial Unicode MS" w:eastAsia="Arial Unicode MS"/>
+                <w:rFonts w:ascii="Hiragino Sans GB" w:hAnsi="Hiragino Sans GB" w:eastAsia="Hiragino Sans GB"/>
                 <w:b/>
                 <w:color w:val="FFFFFF"/>
                 <w:sz w:val="16"/>
@@ -15014,7 +15215,7 @@
             </w:pPr>
             <w:r>
               <w:rPr>
-                <w:rFonts w:ascii="Arial Unicode MS" w:hAnsi="Arial Unicode MS" w:eastAsia="Arial Unicode MS"/>
+                <w:rFonts w:ascii="Hiragino Sans GB" w:hAnsi="Hiragino Sans GB" w:eastAsia="Hiragino Sans GB"/>
                 <w:b/>
                 <w:color w:val="FFFFFF"/>
                 <w:sz w:val="16"/>
@@ -15054,7 +15255,7 @@
             </w:pPr>
             <w:r>
               <w:rPr>
-                <w:rFonts w:ascii="Arial Unicode MS" w:hAnsi="Arial Unicode MS" w:eastAsia="Arial Unicode MS"/>
+                <w:rFonts w:ascii="Hiragino Sans GB" w:hAnsi="Hiragino Sans GB" w:eastAsia="Hiragino Sans GB"/>
                 <w:color w:val="1E2933"/>
                 <w:sz w:val="16"/>
               </w:rPr>
@@ -15088,7 +15289,7 @@
             </w:pPr>
             <w:r>
               <w:rPr>
-                <w:rFonts w:ascii="Arial Unicode MS" w:hAnsi="Arial Unicode MS" w:eastAsia="Arial Unicode MS"/>
+                <w:rFonts w:ascii="Hiragino Sans GB" w:hAnsi="Hiragino Sans GB" w:eastAsia="Hiragino Sans GB"/>
                 <w:color w:val="1E2933"/>
                 <w:sz w:val="16"/>
               </w:rPr>
@@ -15122,7 +15323,7 @@
             </w:pPr>
             <w:r>
               <w:rPr>
-                <w:rFonts w:ascii="Arial Unicode MS" w:hAnsi="Arial Unicode MS" w:eastAsia="Arial Unicode MS"/>
+                <w:rFonts w:ascii="Hiragino Sans GB" w:hAnsi="Hiragino Sans GB" w:eastAsia="Hiragino Sans GB"/>
                 <w:color w:val="1E2933"/>
                 <w:sz w:val="16"/>
               </w:rPr>
@@ -15161,7 +15362,7 @@
             </w:pPr>
             <w:r>
               <w:rPr>
-                <w:rFonts w:ascii="Arial Unicode MS" w:hAnsi="Arial Unicode MS" w:eastAsia="Arial Unicode MS"/>
+                <w:rFonts w:ascii="Hiragino Sans GB" w:hAnsi="Hiragino Sans GB" w:eastAsia="Hiragino Sans GB"/>
                 <w:color w:val="1E2933"/>
                 <w:sz w:val="16"/>
               </w:rPr>
@@ -15195,7 +15396,7 @@
             </w:pPr>
             <w:r>
               <w:rPr>
-                <w:rFonts w:ascii="Arial Unicode MS" w:hAnsi="Arial Unicode MS" w:eastAsia="Arial Unicode MS"/>
+                <w:rFonts w:ascii="Hiragino Sans GB" w:hAnsi="Hiragino Sans GB" w:eastAsia="Hiragino Sans GB"/>
                 <w:color w:val="1E2933"/>
                 <w:sz w:val="16"/>
               </w:rPr>
@@ -15229,7 +15430,7 @@
             </w:pPr>
             <w:r>
               <w:rPr>
-                <w:rFonts w:ascii="Arial Unicode MS" w:hAnsi="Arial Unicode MS" w:eastAsia="Arial Unicode MS"/>
+                <w:rFonts w:ascii="Hiragino Sans GB" w:hAnsi="Hiragino Sans GB" w:eastAsia="Hiragino Sans GB"/>
                 <w:color w:val="1E2933"/>
                 <w:sz w:val="16"/>
               </w:rPr>
@@ -15268,7 +15469,7 @@
             </w:pPr>
             <w:r>
               <w:rPr>
-                <w:rFonts w:ascii="Arial Unicode MS" w:hAnsi="Arial Unicode MS" w:eastAsia="Arial Unicode MS"/>
+                <w:rFonts w:ascii="Hiragino Sans GB" w:hAnsi="Hiragino Sans GB" w:eastAsia="Hiragino Sans GB"/>
                 <w:color w:val="1E2933"/>
                 <w:sz w:val="16"/>
               </w:rPr>
@@ -15302,7 +15503,7 @@
             </w:pPr>
             <w:r>
               <w:rPr>
-                <w:rFonts w:ascii="Arial Unicode MS" w:hAnsi="Arial Unicode MS" w:eastAsia="Arial Unicode MS"/>
+                <w:rFonts w:ascii="Hiragino Sans GB" w:hAnsi="Hiragino Sans GB" w:eastAsia="Hiragino Sans GB"/>
                 <w:color w:val="1E2933"/>
                 <w:sz w:val="16"/>
               </w:rPr>
@@ -15336,7 +15537,7 @@
             </w:pPr>
             <w:r>
               <w:rPr>
-                <w:rFonts w:ascii="Arial Unicode MS" w:hAnsi="Arial Unicode MS" w:eastAsia="Arial Unicode MS"/>
+                <w:rFonts w:ascii="Hiragino Sans GB" w:hAnsi="Hiragino Sans GB" w:eastAsia="Hiragino Sans GB"/>
                 <w:color w:val="1E2933"/>
                 <w:sz w:val="16"/>
               </w:rPr>
@@ -15375,11 +15576,11 @@
             </w:pPr>
             <w:r>
               <w:rPr>
-                <w:rFonts w:ascii="Arial Unicode MS" w:hAnsi="Arial Unicode MS" w:eastAsia="Arial Unicode MS"/>
+                <w:rFonts w:ascii="Hiragino Sans GB" w:hAnsi="Hiragino Sans GB" w:eastAsia="Hiragino Sans GB"/>
                 <w:color w:val="1E2933"/>
                 <w:sz w:val="16"/>
               </w:rPr>
-              <w:t>范围确定</w:t>
+              <w:t>规划硬停止</w:t>
             </w:r>
           </w:p>
         </w:tc>
@@ -15409,11 +15610,11 @@
             </w:pPr>
             <w:r>
               <w:rPr>
-                <w:rFonts w:ascii="Arial Unicode MS" w:hAnsi="Arial Unicode MS" w:eastAsia="Arial Unicode MS"/>
+                <w:rFonts w:ascii="Hiragino Sans GB" w:hAnsi="Hiragino Sans GB" w:eastAsia="Hiragino Sans GB"/>
                 <w:color w:val="1E2933"/>
                 <w:sz w:val="16"/>
               </w:rPr>
-              <w:t>干净基线、路径约束、冻结 manifest/hash</w:t>
+              <w:t>Gate 后结束回合；许可前 Feature 外变更立即 blocked</w:t>
             </w:r>
           </w:p>
         </w:tc>
@@ -15443,11 +15644,11 @@
             </w:pPr>
             <w:r>
               <w:rPr>
-                <w:rFonts w:ascii="Arial Unicode MS" w:hAnsi="Arial Unicode MS" w:eastAsia="Arial Unicode MS"/>
+                <w:rFonts w:ascii="Hiragino Sans GB" w:hAnsi="Hiragino Sans GB" w:eastAsia="Hiragino Sans GB"/>
                 <w:color w:val="1E2933"/>
                 <w:sz w:val="16"/>
               </w:rPr>
-              <w:t>Git 临时仓库场景测试</w:t>
+              <w:t>提前代码漂移与恢复测试</w:t>
             </w:r>
           </w:p>
         </w:tc>
@@ -15482,11 +15683,11 @@
             </w:pPr>
             <w:r>
               <w:rPr>
-                <w:rFonts w:ascii="Arial Unicode MS" w:hAnsi="Arial Unicode MS" w:eastAsia="Arial Unicode MS"/>
+                <w:rFonts w:ascii="Hiragino Sans GB" w:hAnsi="Hiragino Sans GB" w:eastAsia="Hiragino Sans GB"/>
                 <w:color w:val="1E2933"/>
                 <w:sz w:val="16"/>
               </w:rPr>
-              <w:t>变更失效</w:t>
+              <w:t>范围确定</w:t>
             </w:r>
           </w:p>
         </w:tc>
@@ -15516,11 +15717,11 @@
             </w:pPr>
             <w:r>
               <w:rPr>
-                <w:rFonts w:ascii="Arial Unicode MS" w:hAnsi="Arial Unicode MS" w:eastAsia="Arial Unicode MS"/>
+                <w:rFonts w:ascii="Hiragino Sans GB" w:hAnsi="Hiragino Sans GB" w:eastAsia="Hiragino Sans GB"/>
                 <w:color w:val="1E2933"/>
                 <w:sz w:val="16"/>
               </w:rPr>
-              <w:t>生产/测试/配置变化强制 refreeze + full review</w:t>
+              <w:t>三项批准绑定实现许可、干净基线、路径约束、冻结 manifest/hash</w:t>
             </w:r>
           </w:p>
         </w:tc>
@@ -15550,11 +15751,11 @@
             </w:pPr>
             <w:r>
               <w:rPr>
-                <w:rFonts w:ascii="Arial Unicode MS" w:hAnsi="Arial Unicode MS" w:eastAsia="Arial Unicode MS"/>
+                <w:rFonts w:ascii="Hiragino Sans GB" w:hAnsi="Hiragino Sans GB" w:eastAsia="Hiragino Sans GB"/>
                 <w:color w:val="1E2933"/>
                 <w:sz w:val="16"/>
               </w:rPr>
-              <w:t>scope drift / invalidation 测试</w:t>
+              <w:t>Git 临时仓库场景测试</w:t>
             </w:r>
           </w:p>
         </w:tc>
@@ -15589,11 +15790,11 @@
             </w:pPr>
             <w:r>
               <w:rPr>
-                <w:rFonts w:ascii="Arial Unicode MS" w:hAnsi="Arial Unicode MS" w:eastAsia="Arial Unicode MS"/>
+                <w:rFonts w:ascii="Hiragino Sans GB" w:hAnsi="Hiragino Sans GB" w:eastAsia="Hiragino Sans GB"/>
                 <w:color w:val="1E2933"/>
                 <w:sz w:val="16"/>
               </w:rPr>
-              <w:t>评审闭环</w:t>
+              <w:t>提交隔离</w:t>
             </w:r>
           </w:p>
         </w:tc>
@@ -15623,11 +15824,11 @@
             </w:pPr>
             <w:r>
               <w:rPr>
-                <w:rFonts w:ascii="Arial Unicode MS" w:hAnsi="Arial Unicode MS" w:eastAsia="Arial Unicode MS"/>
+                <w:rFonts w:ascii="Hiragino Sans GB" w:hAnsi="Hiragino Sans GB" w:eastAsia="Hiragino Sans GB"/>
                 <w:color w:val="1E2933"/>
                 <w:sz w:val="16"/>
               </w:rPr>
-              <w:t>Findings、Auto-fix、复审同 scope</w:t>
+              <w:t>活动 Attempt 禁止自动 commit/push，既有 Hook 可继续使用</w:t>
             </w:r>
           </w:p>
         </w:tc>
@@ -15657,11 +15858,11 @@
             </w:pPr>
             <w:r>
               <w:rPr>
-                <w:rFonts w:ascii="Arial Unicode MS" w:hAnsi="Arial Unicode MS" w:eastAsia="Arial Unicode MS"/>
+                <w:rFonts w:ascii="Hiragino Sans GB" w:hAnsi="Hiragino Sans GB" w:eastAsia="Hiragino Sans GB"/>
                 <w:color w:val="1E2933"/>
                 <w:sz w:val="16"/>
               </w:rPr>
-              <w:t>质量 Gate 顺序测试</w:t>
+              <w:t>--no-verify 与 Hook 兼容测试</w:t>
             </w:r>
           </w:p>
         </w:tc>
@@ -15696,11 +15897,11 @@
             </w:pPr>
             <w:r>
               <w:rPr>
-                <w:rFonts w:ascii="Arial Unicode MS" w:hAnsi="Arial Unicode MS" w:eastAsia="Arial Unicode MS"/>
+                <w:rFonts w:ascii="Hiragino Sans GB" w:hAnsi="Hiragino Sans GB" w:eastAsia="Hiragino Sans GB"/>
                 <w:color w:val="1E2933"/>
                 <w:sz w:val="16"/>
               </w:rPr>
-              <w:t>测试真实性</w:t>
+              <w:t>变更失效</w:t>
             </w:r>
           </w:p>
         </w:tc>
@@ -15730,11 +15931,11 @@
             </w:pPr>
             <w:r>
               <w:rPr>
-                <w:rFonts w:ascii="Arial Unicode MS" w:hAnsi="Arial Unicode MS" w:eastAsia="Arial Unicode MS"/>
+                <w:rFonts w:ascii="Hiragino Sans GB" w:hAnsi="Hiragino Sans GB" w:eastAsia="Hiragino Sans GB"/>
                 <w:color w:val="1E2933"/>
                 <w:sz w:val="16"/>
               </w:rPr>
-              <w:t>测试源码 + 可执行证据；失败不可 Archive</w:t>
+              <w:t>生产/测试/配置变化强制 refreeze + full review</w:t>
             </w:r>
           </w:p>
         </w:tc>
@@ -15764,11 +15965,11 @@
             </w:pPr>
             <w:r>
               <w:rPr>
-                <w:rFonts w:ascii="Arial Unicode MS" w:hAnsi="Arial Unicode MS" w:eastAsia="Arial Unicode MS"/>
+                <w:rFonts w:ascii="Hiragino Sans GB" w:hAnsi="Hiragino Sans GB" w:eastAsia="Hiragino Sans GB"/>
                 <w:color w:val="1E2933"/>
                 <w:sz w:val="16"/>
               </w:rPr>
-              <w:t>双阶段测试与归档拒绝测试</w:t>
+              <w:t>scope drift / invalidation 测试</w:t>
             </w:r>
           </w:p>
         </w:tc>
@@ -15803,11 +16004,11 @@
             </w:pPr>
             <w:r>
               <w:rPr>
-                <w:rFonts w:ascii="Arial Unicode MS" w:hAnsi="Arial Unicode MS" w:eastAsia="Arial Unicode MS"/>
+                <w:rFonts w:ascii="Hiragino Sans GB" w:hAnsi="Hiragino Sans GB" w:eastAsia="Hiragino Sans GB"/>
                 <w:color w:val="1E2933"/>
                 <w:sz w:val="16"/>
               </w:rPr>
-              <w:t>恢复与并行</w:t>
+              <w:t>评审闭环</w:t>
             </w:r>
           </w:p>
         </w:tc>
@@ -15837,11 +16038,11 @@
             </w:pPr>
             <w:r>
               <w:rPr>
-                <w:rFonts w:ascii="Arial Unicode MS" w:hAnsi="Arial Unicode MS" w:eastAsia="Arial Unicode MS"/>
+                <w:rFonts w:ascii="Hiragino Sans GB" w:hAnsi="Hiragino Sans GB" w:eastAsia="Hiragino Sans GB"/>
                 <w:color w:val="1E2933"/>
                 <w:sz w:val="16"/>
               </w:rPr>
-              <w:t>唯一 next action；一 worktree 一 active Feature</w:t>
+              <w:t>Findings、Auto-fix、复审同 scope</w:t>
             </w:r>
           </w:p>
         </w:tc>
@@ -15871,11 +16072,11 @@
             </w:pPr>
             <w:r>
               <w:rPr>
-                <w:rFonts w:ascii="Arial Unicode MS" w:hAnsi="Arial Unicode MS" w:eastAsia="Arial Unicode MS"/>
+                <w:rFonts w:ascii="Hiragino Sans GB" w:hAnsi="Hiragino Sans GB" w:eastAsia="Hiragino Sans GB"/>
                 <w:color w:val="1E2933"/>
                 <w:sz w:val="16"/>
               </w:rPr>
-              <w:t>resume / lock / restart 测试</w:t>
+              <w:t>质量 Gate 顺序测试</w:t>
             </w:r>
           </w:p>
         </w:tc>
@@ -15910,11 +16111,11 @@
             </w:pPr>
             <w:r>
               <w:rPr>
-                <w:rFonts w:ascii="Arial Unicode MS" w:hAnsi="Arial Unicode MS" w:eastAsia="Arial Unicode MS"/>
+                <w:rFonts w:ascii="Hiragino Sans GB" w:hAnsi="Hiragino Sans GB" w:eastAsia="Hiragino Sans GB"/>
                 <w:color w:val="1E2933"/>
                 <w:sz w:val="16"/>
               </w:rPr>
-              <w:t>可追溯归档</w:t>
+              <w:t>测试真实性</w:t>
             </w:r>
           </w:p>
         </w:tc>
@@ -15944,11 +16145,11 @@
             </w:pPr>
             <w:r>
               <w:rPr>
-                <w:rFonts w:ascii="Arial Unicode MS" w:hAnsi="Arial Unicode MS" w:eastAsia="Arial Unicode MS"/>
+                <w:rFonts w:ascii="Hiragino Sans GB" w:hAnsi="Hiragino Sans GB" w:eastAsia="Hiragino Sans GB"/>
                 <w:color w:val="1E2933"/>
                 <w:sz w:val="16"/>
               </w:rPr>
-              <w:t>九资产、Git IDs、scope/file hashes 全当前</w:t>
+              <w:t>测试源码 + 可执行证据；失败不可 Archive</w:t>
             </w:r>
           </w:p>
         </w:tc>
@@ -15978,11 +16179,11 @@
             </w:pPr>
             <w:r>
               <w:rPr>
-                <w:rFonts w:ascii="Arial Unicode MS" w:hAnsi="Arial Unicode MS" w:eastAsia="Arial Unicode MS"/>
+                <w:rFonts w:ascii="Hiragino Sans GB" w:hAnsi="Hiragino Sans GB" w:eastAsia="Hiragino Sans GB"/>
                 <w:color w:val="1E2933"/>
                 <w:sz w:val="16"/>
               </w:rPr>
-              <w:t>archive evidence / check 测试</w:t>
+              <w:t>双阶段测试与归档拒绝测试</w:t>
             </w:r>
           </w:p>
         </w:tc>
@@ -16017,11 +16218,11 @@
             </w:pPr>
             <w:r>
               <w:rPr>
-                <w:rFonts w:ascii="Arial Unicode MS" w:hAnsi="Arial Unicode MS" w:eastAsia="Arial Unicode MS"/>
+                <w:rFonts w:ascii="Hiragino Sans GB" w:hAnsi="Hiragino Sans GB" w:eastAsia="Hiragino Sans GB"/>
                 <w:color w:val="1E2933"/>
                 <w:sz w:val="16"/>
               </w:rPr>
-              <w:t>语言一致性</w:t>
+              <w:t>恢复与并行</w:t>
             </w:r>
           </w:p>
         </w:tc>
@@ -16051,11 +16252,11 @@
             </w:pPr>
             <w:r>
               <w:rPr>
-                <w:rFonts w:ascii="Arial Unicode MS" w:hAnsi="Arial Unicode MS" w:eastAsia="Arial Unicode MS"/>
+                <w:rFonts w:ascii="Hiragino Sans GB" w:hAnsi="Hiragino Sans GB" w:eastAsia="Hiragino Sans GB"/>
                 <w:color w:val="1E2933"/>
                 <w:sz w:val="16"/>
               </w:rPr>
-              <w:t>运行规则和新资产以简体中文为主体，必要英文受控保留</w:t>
+              <w:t>唯一 next action；一 worktree 一 active Feature</w:t>
             </w:r>
           </w:p>
         </w:tc>
@@ -16085,11 +16286,11 @@
             </w:pPr>
             <w:r>
               <w:rPr>
-                <w:rFonts w:ascii="Arial Unicode MS" w:hAnsi="Arial Unicode MS" w:eastAsia="Arial Unicode MS"/>
+                <w:rFonts w:ascii="Hiragino Sans GB" w:hAnsi="Hiragino Sans GB" w:eastAsia="Hiragino Sans GB"/>
                 <w:color w:val="1E2933"/>
                 <w:sz w:val="16"/>
               </w:rPr>
-              <w:t>init / record-artifact 正反例与静态语言校验</w:t>
+              <w:t>resume / lock / restart 测试</w:t>
             </w:r>
           </w:p>
         </w:tc>
@@ -16124,11 +16325,11 @@
             </w:pPr>
             <w:r>
               <w:rPr>
-                <w:rFonts w:ascii="Arial Unicode MS" w:hAnsi="Arial Unicode MS" w:eastAsia="Arial Unicode MS"/>
+                <w:rFonts w:ascii="Hiragino Sans GB" w:hAnsi="Hiragino Sans GB" w:eastAsia="Hiragino Sans GB"/>
                 <w:color w:val="1E2933"/>
                 <w:sz w:val="16"/>
               </w:rPr>
-              <w:t>可维护性</w:t>
+              <w:t>可追溯归档</w:t>
             </w:r>
           </w:p>
         </w:tc>
@@ -16158,11 +16359,11 @@
             </w:pPr>
             <w:r>
               <w:rPr>
-                <w:rFonts w:ascii="Arial Unicode MS" w:hAnsi="Arial Unicode MS" w:eastAsia="Arial Unicode MS"/>
+                <w:rFonts w:ascii="Hiragino Sans GB" w:hAnsi="Hiragino Sans GB" w:eastAsia="Hiragino Sans GB"/>
                 <w:color w:val="1E2933"/>
                 <w:sz w:val="16"/>
               </w:rPr>
-              <w:t>契约唯一来源、Schema、路由和 provenance 完整</w:t>
+              <w:t>九资产、Git IDs、scope/file hashes 全当前</w:t>
             </w:r>
           </w:p>
         </w:tc>
@@ -16192,7 +16393,221 @@
             </w:pPr>
             <w:r>
               <w:rPr>
-                <w:rFonts w:ascii="Arial Unicode MS" w:hAnsi="Arial Unicode MS" w:eastAsia="Arial Unicode MS"/>
+                <w:rFonts w:ascii="Hiragino Sans GB" w:hAnsi="Hiragino Sans GB" w:eastAsia="Hiragino Sans GB"/>
+                <w:color w:val="1E2933"/>
+                <w:sz w:val="16"/>
+              </w:rPr>
+              <w:t>archive evidence / check 测试</w:t>
+            </w:r>
+          </w:p>
+        </w:tc>
+      </w:tr>
+      <w:tr>
+        <w:trPr>
+          <w:cantSplit/>
+        </w:trPr>
+        <w:tc>
+          <w:tcPr>
+            <w:tcW w:type="dxa" w:w="2041"/>
+            <w:shd w:fill="FFFFFF"/>
+            <w:tcBorders>
+              <w:top w:val="single" w:sz="4" w:color="A8BBCB"/>
+              <w:left w:val="single" w:sz="4" w:color="A8BBCB"/>
+              <w:bottom w:val="single" w:sz="4" w:color="A8BBCB"/>
+              <w:right w:val="single" w:sz="4" w:color="A8BBCB"/>
+              <w:insideH w:val="single" w:sz="4" w:color="A8BBCB"/>
+              <w:insideV w:val="single" w:sz="4" w:color="A8BBCB"/>
+            </w:tcBorders>
+            <w:tcMar>
+              <w:top w:w="90" w:type="dxa"/>
+              <w:start w:w="110" w:type="dxa"/>
+              <w:bottom w:w="90" w:type="dxa"/>
+              <w:end w:w="110" w:type="dxa"/>
+            </w:tcMar>
+            <w:vAlign w:val="top"/>
+          </w:tcPr>
+          <w:p>
+            <w:pPr>
+              <w:spacing w:after="0"/>
+            </w:pPr>
+            <w:r>
+              <w:rPr>
+                <w:rFonts w:ascii="Hiragino Sans GB" w:hAnsi="Hiragino Sans GB" w:eastAsia="Hiragino Sans GB"/>
+                <w:color w:val="1E2933"/>
+                <w:sz w:val="16"/>
+              </w:rPr>
+              <w:t>语言一致性</w:t>
+            </w:r>
+          </w:p>
+        </w:tc>
+        <w:tc>
+          <w:tcPr>
+            <w:tcW w:type="dxa" w:w="5216"/>
+            <w:shd w:fill="FFFFFF"/>
+            <w:tcBorders>
+              <w:top w:val="single" w:sz="4" w:color="A8BBCB"/>
+              <w:left w:val="single" w:sz="4" w:color="A8BBCB"/>
+              <w:bottom w:val="single" w:sz="4" w:color="A8BBCB"/>
+              <w:right w:val="single" w:sz="4" w:color="A8BBCB"/>
+              <w:insideH w:val="single" w:sz="4" w:color="A8BBCB"/>
+              <w:insideV w:val="single" w:sz="4" w:color="A8BBCB"/>
+            </w:tcBorders>
+            <w:tcMar>
+              <w:top w:w="90" w:type="dxa"/>
+              <w:start w:w="110" w:type="dxa"/>
+              <w:bottom w:w="90" w:type="dxa"/>
+              <w:end w:w="110" w:type="dxa"/>
+            </w:tcMar>
+            <w:vAlign w:val="top"/>
+          </w:tcPr>
+          <w:p>
+            <w:pPr>
+              <w:spacing w:after="0"/>
+            </w:pPr>
+            <w:r>
+              <w:rPr>
+                <w:rFonts w:ascii="Hiragino Sans GB" w:hAnsi="Hiragino Sans GB" w:eastAsia="Hiragino Sans GB"/>
+                <w:color w:val="1E2933"/>
+                <w:sz w:val="16"/>
+              </w:rPr>
+              <w:t>运行规则和新资产以简体中文为主体，必要英文受控保留</w:t>
+            </w:r>
+          </w:p>
+        </w:tc>
+        <w:tc>
+          <w:tcPr>
+            <w:tcW w:type="dxa" w:w="2891"/>
+            <w:shd w:fill="FFFFFF"/>
+            <w:tcBorders>
+              <w:top w:val="single" w:sz="4" w:color="A8BBCB"/>
+              <w:left w:val="single" w:sz="4" w:color="A8BBCB"/>
+              <w:bottom w:val="single" w:sz="4" w:color="A8BBCB"/>
+              <w:right w:val="single" w:sz="4" w:color="A8BBCB"/>
+              <w:insideH w:val="single" w:sz="4" w:color="A8BBCB"/>
+              <w:insideV w:val="single" w:sz="4" w:color="A8BBCB"/>
+            </w:tcBorders>
+            <w:tcMar>
+              <w:top w:w="90" w:type="dxa"/>
+              <w:start w:w="110" w:type="dxa"/>
+              <w:bottom w:w="90" w:type="dxa"/>
+              <w:end w:w="110" w:type="dxa"/>
+            </w:tcMar>
+            <w:vAlign w:val="top"/>
+          </w:tcPr>
+          <w:p>
+            <w:pPr>
+              <w:spacing w:after="0"/>
+            </w:pPr>
+            <w:r>
+              <w:rPr>
+                <w:rFonts w:ascii="Hiragino Sans GB" w:hAnsi="Hiragino Sans GB" w:eastAsia="Hiragino Sans GB"/>
+                <w:color w:val="1E2933"/>
+                <w:sz w:val="16"/>
+              </w:rPr>
+              <w:t>init / record-artifact 正反例与静态语言校验</w:t>
+            </w:r>
+          </w:p>
+        </w:tc>
+      </w:tr>
+      <w:tr>
+        <w:trPr>
+          <w:cantSplit/>
+        </w:trPr>
+        <w:tc>
+          <w:tcPr>
+            <w:tcW w:type="dxa" w:w="2041"/>
+            <w:shd w:fill="F7F9FB"/>
+            <w:tcBorders>
+              <w:top w:val="single" w:sz="4" w:color="A8BBCB"/>
+              <w:left w:val="single" w:sz="4" w:color="A8BBCB"/>
+              <w:bottom w:val="single" w:sz="4" w:color="A8BBCB"/>
+              <w:right w:val="single" w:sz="4" w:color="A8BBCB"/>
+              <w:insideH w:val="single" w:sz="4" w:color="A8BBCB"/>
+              <w:insideV w:val="single" w:sz="4" w:color="A8BBCB"/>
+            </w:tcBorders>
+            <w:tcMar>
+              <w:top w:w="90" w:type="dxa"/>
+              <w:start w:w="110" w:type="dxa"/>
+              <w:bottom w:w="90" w:type="dxa"/>
+              <w:end w:w="110" w:type="dxa"/>
+            </w:tcMar>
+            <w:vAlign w:val="top"/>
+          </w:tcPr>
+          <w:p>
+            <w:pPr>
+              <w:spacing w:after="0"/>
+            </w:pPr>
+            <w:r>
+              <w:rPr>
+                <w:rFonts w:ascii="Hiragino Sans GB" w:hAnsi="Hiragino Sans GB" w:eastAsia="Hiragino Sans GB"/>
+                <w:color w:val="1E2933"/>
+                <w:sz w:val="16"/>
+              </w:rPr>
+              <w:t>可维护性</w:t>
+            </w:r>
+          </w:p>
+        </w:tc>
+        <w:tc>
+          <w:tcPr>
+            <w:tcW w:type="dxa" w:w="5216"/>
+            <w:shd w:fill="F7F9FB"/>
+            <w:tcBorders>
+              <w:top w:val="single" w:sz="4" w:color="A8BBCB"/>
+              <w:left w:val="single" w:sz="4" w:color="A8BBCB"/>
+              <w:bottom w:val="single" w:sz="4" w:color="A8BBCB"/>
+              <w:right w:val="single" w:sz="4" w:color="A8BBCB"/>
+              <w:insideH w:val="single" w:sz="4" w:color="A8BBCB"/>
+              <w:insideV w:val="single" w:sz="4" w:color="A8BBCB"/>
+            </w:tcBorders>
+            <w:tcMar>
+              <w:top w:w="90" w:type="dxa"/>
+              <w:start w:w="110" w:type="dxa"/>
+              <w:bottom w:w="90" w:type="dxa"/>
+              <w:end w:w="110" w:type="dxa"/>
+            </w:tcMar>
+            <w:vAlign w:val="top"/>
+          </w:tcPr>
+          <w:p>
+            <w:pPr>
+              <w:spacing w:after="0"/>
+            </w:pPr>
+            <w:r>
+              <w:rPr>
+                <w:rFonts w:ascii="Hiragino Sans GB" w:hAnsi="Hiragino Sans GB" w:eastAsia="Hiragino Sans GB"/>
+                <w:color w:val="1E2933"/>
+                <w:sz w:val="16"/>
+              </w:rPr>
+              <w:t>契约唯一来源、Schema、路由和 provenance 完整</w:t>
+            </w:r>
+          </w:p>
+        </w:tc>
+        <w:tc>
+          <w:tcPr>
+            <w:tcW w:type="dxa" w:w="2891"/>
+            <w:shd w:fill="F7F9FB"/>
+            <w:tcBorders>
+              <w:top w:val="single" w:sz="4" w:color="A8BBCB"/>
+              <w:left w:val="single" w:sz="4" w:color="A8BBCB"/>
+              <w:bottom w:val="single" w:sz="4" w:color="A8BBCB"/>
+              <w:right w:val="single" w:sz="4" w:color="A8BBCB"/>
+              <w:insideH w:val="single" w:sz="4" w:color="A8BBCB"/>
+              <w:insideV w:val="single" w:sz="4" w:color="A8BBCB"/>
+            </w:tcBorders>
+            <w:tcMar>
+              <w:top w:w="90" w:type="dxa"/>
+              <w:start w:w="110" w:type="dxa"/>
+              <w:bottom w:w="90" w:type="dxa"/>
+              <w:end w:w="110" w:type="dxa"/>
+            </w:tcMar>
+            <w:vAlign w:val="top"/>
+          </w:tcPr>
+          <w:p>
+            <w:pPr>
+              <w:spacing w:after="0"/>
+            </w:pPr>
+            <w:r>
+              <w:rPr>
+                <w:rFonts w:ascii="Hiragino Sans GB" w:hAnsi="Hiragino Sans GB" w:eastAsia="Hiragino Sans GB"/>
                 <w:color w:val="1E2933"/>
                 <w:sz w:val="16"/>
               </w:rPr>
@@ -16267,7 +16682,7 @@
             </w:pPr>
             <w:r>
               <w:rPr>
-                <w:rFonts w:ascii="Arial Unicode MS" w:hAnsi="Arial Unicode MS" w:eastAsia="Arial Unicode MS"/>
+                <w:rFonts w:ascii="Hiragino Sans GB" w:hAnsi="Hiragino Sans GB" w:eastAsia="Hiragino Sans GB"/>
                 <w:b/>
                 <w:color w:val="2F6F9F"/>
                 <w:sz w:val="21"/>
@@ -16276,7 +16691,7 @@
             </w:r>
             <w:r>
               <w:rPr>
-                <w:rFonts w:ascii="Arial Unicode MS" w:hAnsi="Arial Unicode MS" w:eastAsia="Arial Unicode MS"/>
+                <w:rFonts w:ascii="Hiragino Sans GB" w:hAnsi="Hiragino Sans GB" w:eastAsia="Hiragino Sans GB"/>
                 <w:color w:val="1E2933"/>
                 <w:sz w:val="21"/>
               </w:rPr>
@@ -16308,7 +16723,7 @@
       </w:pPr>
       <w:r>
         <w:rPr>
-          <w:rFonts w:ascii="Arial Unicode MS" w:hAnsi="Arial Unicode MS" w:eastAsia="Arial Unicode MS"/>
+          <w:rFonts w:ascii="Hiragino Sans GB" w:hAnsi="Hiragino Sans GB" w:eastAsia="Hiragino Sans GB"/>
         </w:rPr>
         <w:t>以下命令仅用于 Skill 维护和发布验证，不要求业务开发者执行：</w:t>
       </w:r>
@@ -16348,7 +16763,7 @@
             </w:pPr>
             <w:r>
               <w:rPr>
-                <w:rFonts w:ascii="Arial Unicode MS" w:hAnsi="Arial Unicode MS" w:eastAsia="Arial Unicode MS"/>
+                <w:rFonts w:ascii="Hiragino Sans GB" w:hAnsi="Hiragino Sans GB" w:eastAsia="Hiragino Sans GB"/>
                 <w:color w:val="1E2933"/>
                 <w:sz w:val="18"/>
               </w:rPr>
@@ -16359,7 +16774,7 @@
             </w:r>
             <w:r>
               <w:rPr>
-                <w:rFonts w:ascii="Arial Unicode MS" w:hAnsi="Arial Unicode MS" w:eastAsia="Arial Unicode MS"/>
+                <w:rFonts w:ascii="Hiragino Sans GB" w:hAnsi="Hiragino Sans GB" w:eastAsia="Hiragino Sans GB"/>
                 <w:color w:val="1E2933"/>
                 <w:sz w:val="18"/>
               </w:rPr>
@@ -16370,7 +16785,7 @@
             </w:r>
             <w:r>
               <w:rPr>
-                <w:rFonts w:ascii="Arial Unicode MS" w:hAnsi="Arial Unicode MS" w:eastAsia="Arial Unicode MS"/>
+                <w:rFonts w:ascii="Hiragino Sans GB" w:hAnsi="Hiragino Sans GB" w:eastAsia="Hiragino Sans GB"/>
                 <w:color w:val="1E2933"/>
                 <w:sz w:val="18"/>
               </w:rPr>
@@ -16381,7 +16796,7 @@
             </w:r>
             <w:r>
               <w:rPr>
-                <w:rFonts w:ascii="Arial Unicode MS" w:hAnsi="Arial Unicode MS" w:eastAsia="Arial Unicode MS"/>
+                <w:rFonts w:ascii="Hiragino Sans GB" w:hAnsi="Hiragino Sans GB" w:eastAsia="Hiragino Sans GB"/>
                 <w:color w:val="1E2933"/>
                 <w:sz w:val="18"/>
               </w:rPr>
@@ -16392,7 +16807,7 @@
             </w:r>
             <w:r>
               <w:rPr>
-                <w:rFonts w:ascii="Arial Unicode MS" w:hAnsi="Arial Unicode MS" w:eastAsia="Arial Unicode MS"/>
+                <w:rFonts w:ascii="Hiragino Sans GB" w:hAnsi="Hiragino Sans GB" w:eastAsia="Hiragino Sans GB"/>
                 <w:color w:val="1E2933"/>
                 <w:sz w:val="18"/>
               </w:rPr>
@@ -16415,9 +16830,9 @@
       </w:pPr>
       <w:r>
         <w:rPr>
-          <w:rFonts w:ascii="Arial Unicode MS" w:hAnsi="Arial Unicode MS" w:eastAsia="Arial Unicode MS"/>
+          <w:rFonts w:ascii="Hiragino Sans GB" w:hAnsi="Hiragino Sans GB" w:eastAsia="Hiragino Sans GB"/>
         </w:rPr>
-        <w:t>控制单测必须覆盖审批歧义、消息重放、越序资产、脏基线、范围漂移、测试失败、锁、恢复和完整成功路径。</w:t>
+        <w:t>控制单测必须覆盖审批歧义、消息重放、越序资产、提前代码漂移、实现许可、--no-verify 提交阻断、既有 Hook 兼容、范围漂移、测试失败、锁、恢复和完整成功路径。</w:t>
       </w:r>
     </w:p>
     <w:p>
@@ -16428,7 +16843,7 @@
       </w:pPr>
       <w:r>
         <w:rPr>
-          <w:rFonts w:ascii="Arial Unicode MS" w:hAnsi="Arial Unicode MS" w:eastAsia="Arial Unicode MS"/>
+          <w:rFonts w:ascii="Hiragino Sans GB" w:hAnsi="Hiragino Sans GB" w:eastAsia="Hiragino Sans GB"/>
         </w:rPr>
         <w:t>静态验证必须覆盖运行资产、简体中文主体、Schema、引用、来源映射、历史样例隔离和不变入口。</w:t>
       </w:r>
@@ -16441,7 +16856,7 @@
       </w:pPr>
       <w:r>
         <w:rPr>
-          <w:rFonts w:ascii="Arial Unicode MS" w:hAnsi="Arial Unicode MS" w:eastAsia="Arial Unicode MS"/>
+          <w:rFonts w:ascii="Hiragino Sans GB" w:hAnsi="Hiragino Sans GB" w:eastAsia="Hiragino Sans GB"/>
         </w:rPr>
         <w:t>三个 Skill 必须分别通过 Skill 结构验证。</w:t>
       </w:r>
@@ -16454,7 +16869,7 @@
       </w:pPr>
       <w:r>
         <w:rPr>
-          <w:rFonts w:ascii="Arial Unicode MS" w:hAnsi="Arial Unicode MS" w:eastAsia="Arial Unicode MS"/>
+          <w:rFonts w:ascii="Hiragino Sans GB" w:hAnsi="Hiragino Sans GB" w:eastAsia="Hiragino Sans GB"/>
         </w:rPr>
         <w:t>指南和四张图必须重新生成并完成逐页/逐图视觉检查。</w:t>
       </w:r>
@@ -16511,7 +16926,7 @@
             </w:pPr>
             <w:r>
               <w:rPr>
-                <w:rFonts w:ascii="Arial Unicode MS" w:hAnsi="Arial Unicode MS" w:eastAsia="Arial Unicode MS"/>
+                <w:rFonts w:ascii="Hiragino Sans GB" w:hAnsi="Hiragino Sans GB" w:eastAsia="Hiragino Sans GB"/>
                 <w:b/>
                 <w:color w:val="FFFFFF"/>
                 <w:sz w:val="17"/>
@@ -16546,7 +16961,7 @@
             </w:pPr>
             <w:r>
               <w:rPr>
-                <w:rFonts w:ascii="Arial Unicode MS" w:hAnsi="Arial Unicode MS" w:eastAsia="Arial Unicode MS"/>
+                <w:rFonts w:ascii="Hiragino Sans GB" w:hAnsi="Hiragino Sans GB" w:eastAsia="Hiragino Sans GB"/>
                 <w:b/>
                 <w:color w:val="FFFFFF"/>
                 <w:sz w:val="17"/>
@@ -16586,7 +17001,7 @@
             </w:pPr>
             <w:r>
               <w:rPr>
-                <w:rFonts w:ascii="Arial Unicode MS" w:hAnsi="Arial Unicode MS" w:eastAsia="Arial Unicode MS"/>
+                <w:rFonts w:ascii="Hiragino Sans GB" w:hAnsi="Hiragino Sans GB" w:eastAsia="Hiragino Sans GB"/>
                 <w:color w:val="1E2933"/>
                 <w:sz w:val="17"/>
               </w:rPr>
@@ -16620,7 +17035,7 @@
             </w:pPr>
             <w:r>
               <w:rPr>
-                <w:rFonts w:ascii="Arial Unicode MS" w:hAnsi="Arial Unicode MS" w:eastAsia="Arial Unicode MS"/>
+                <w:rFonts w:ascii="Hiragino Sans GB" w:hAnsi="Hiragino Sans GB" w:eastAsia="Hiragino Sans GB"/>
                 <w:color w:val="1E2933"/>
                 <w:sz w:val="17"/>
               </w:rPr>
@@ -16659,7 +17074,7 @@
             </w:pPr>
             <w:r>
               <w:rPr>
-                <w:rFonts w:ascii="Arial Unicode MS" w:hAnsi="Arial Unicode MS" w:eastAsia="Arial Unicode MS"/>
+                <w:rFonts w:ascii="Hiragino Sans GB" w:hAnsi="Hiragino Sans GB" w:eastAsia="Hiragino Sans GB"/>
                 <w:color w:val="1E2933"/>
                 <w:sz w:val="17"/>
               </w:rPr>
@@ -16693,7 +17108,7 @@
             </w:pPr>
             <w:r>
               <w:rPr>
-                <w:rFonts w:ascii="Arial Unicode MS" w:hAnsi="Arial Unicode MS" w:eastAsia="Arial Unicode MS"/>
+                <w:rFonts w:ascii="Hiragino Sans GB" w:hAnsi="Hiragino Sans GB" w:eastAsia="Hiragino Sans GB"/>
                 <w:color w:val="1E2933"/>
                 <w:sz w:val="17"/>
               </w:rPr>
@@ -16732,11 +17147,11 @@
             </w:pPr>
             <w:r>
               <w:rPr>
-                <w:rFonts w:ascii="Arial Unicode MS" w:hAnsi="Arial Unicode MS" w:eastAsia="Arial Unicode MS"/>
+                <w:rFonts w:ascii="Hiragino Sans GB" w:hAnsi="Hiragino Sans GB" w:eastAsia="Hiragino Sans GB"/>
                 <w:color w:val="1E2933"/>
                 <w:sz w:val="17"/>
               </w:rPr>
-              <w:t>九个公开资产</w:t>
+              <w:t>人工 Gate</w:t>
             </w:r>
           </w:p>
         </w:tc>
@@ -16766,11 +17181,11 @@
             </w:pPr>
             <w:r>
               <w:rPr>
-                <w:rFonts w:ascii="Arial Unicode MS" w:hAnsi="Arial Unicode MS" w:eastAsia="Arial Unicode MS"/>
+                <w:rFonts w:ascii="Hiragino Sans GB" w:hAnsi="Hiragino Sans GB" w:eastAsia="Hiragino Sans GB"/>
                 <w:color w:val="1E2933"/>
                 <w:sz w:val="17"/>
               </w:rPr>
-              <w:t>模板齐全，职责、输入、输出和 Gate 可追溯</w:t>
+              <w:t>五个 Gate 资产记录后强制结束 assistant 回合</w:t>
             </w:r>
           </w:p>
         </w:tc>
@@ -16805,11 +17220,11 @@
             </w:pPr>
             <w:r>
               <w:rPr>
-                <w:rFonts w:ascii="Arial Unicode MS" w:hAnsi="Arial Unicode MS" w:eastAsia="Arial Unicode MS"/>
+                <w:rFonts w:ascii="Hiragino Sans GB" w:hAnsi="Hiragino Sans GB" w:eastAsia="Hiragino Sans GB"/>
                 <w:color w:val="1E2933"/>
                 <w:sz w:val="17"/>
               </w:rPr>
-              <w:t>语言规范</w:t>
+              <w:t>实现许可</w:t>
             </w:r>
           </w:p>
         </w:tc>
@@ -16839,11 +17254,11 @@
             </w:pPr>
             <w:r>
               <w:rPr>
-                <w:rFonts w:ascii="Arial Unicode MS" w:hAnsi="Arial Unicode MS" w:eastAsia="Arial Unicode MS"/>
+                <w:rFonts w:ascii="Hiragino Sans GB" w:hAnsi="Hiragino Sans GB" w:eastAsia="Hiragino Sans GB"/>
                 <w:color w:val="1E2933"/>
                 <w:sz w:val="17"/>
               </w:rPr>
-              <w:t>运行规则及新建或修订资产以简体中文为主体，必要英文不改变机器契约</w:t>
+              <w:t>Spec/Design/Tasks 当前批准与范围契约全部绑定</w:t>
             </w:r>
           </w:p>
         </w:tc>
@@ -16878,11 +17293,11 @@
             </w:pPr>
             <w:r>
               <w:rPr>
-                <w:rFonts w:ascii="Arial Unicode MS" w:hAnsi="Arial Unicode MS" w:eastAsia="Arial Unicode MS"/>
+                <w:rFonts w:ascii="Hiragino Sans GB" w:hAnsi="Hiragino Sans GB" w:eastAsia="Hiragino Sans GB"/>
                 <w:color w:val="1E2933"/>
                 <w:sz w:val="17"/>
               </w:rPr>
-              <w:t>异常路径</w:t>
+              <w:t>Git Guard</w:t>
             </w:r>
           </w:p>
         </w:tc>
@@ -16912,11 +17327,11 @@
             </w:pPr>
             <w:r>
               <w:rPr>
-                <w:rFonts w:ascii="Arial Unicode MS" w:hAnsi="Arial Unicode MS" w:eastAsia="Arial Unicode MS"/>
+                <w:rFonts w:ascii="Hiragino Sans GB" w:hAnsi="Hiragino Sans GB" w:eastAsia="Hiragino Sans GB"/>
                 <w:color w:val="1E2933"/>
                 <w:sz w:val="17"/>
               </w:rPr>
-              <w:t>失败/阻塞/重试/风险关闭/中止均有确定行为</w:t>
+              <w:t>活动 Attempt 的 commit/push 被拒绝，既有 Hook 可继续执行</w:t>
             </w:r>
           </w:p>
         </w:tc>
@@ -16951,11 +17366,11 @@
             </w:pPr>
             <w:r>
               <w:rPr>
-                <w:rFonts w:ascii="Arial Unicode MS" w:hAnsi="Arial Unicode MS" w:eastAsia="Arial Unicode MS"/>
+                <w:rFonts w:ascii="Hiragino Sans GB" w:hAnsi="Hiragino Sans GB" w:eastAsia="Hiragino Sans GB"/>
                 <w:color w:val="1E2933"/>
                 <w:sz w:val="17"/>
               </w:rPr>
-              <w:t>历史样例</w:t>
+              <w:t>九个公开资产</w:t>
             </w:r>
           </w:p>
         </w:tc>
@@ -16985,11 +17400,11 @@
             </w:pPr>
             <w:r>
               <w:rPr>
-                <w:rFonts w:ascii="Arial Unicode MS" w:hAnsi="Arial Unicode MS" w:eastAsia="Arial Unicode MS"/>
+                <w:rFonts w:ascii="Hiragino Sans GB" w:hAnsi="Hiragino Sans GB" w:eastAsia="Hiragino Sans GB"/>
                 <w:color w:val="1E2933"/>
                 <w:sz w:val="17"/>
               </w:rPr>
-              <w:t>明确隔离，不含可被误认为当前审批的记录</w:t>
+              <w:t>模板齐全，职责、输入、输出和 Gate 可追溯</w:t>
             </w:r>
           </w:p>
         </w:tc>
@@ -17024,11 +17439,11 @@
             </w:pPr>
             <w:r>
               <w:rPr>
-                <w:rFonts w:ascii="Arial Unicode MS" w:hAnsi="Arial Unicode MS" w:eastAsia="Arial Unicode MS"/>
+                <w:rFonts w:ascii="Hiragino Sans GB" w:hAnsi="Hiragino Sans GB" w:eastAsia="Hiragino Sans GB"/>
                 <w:color w:val="1E2933"/>
                 <w:sz w:val="17"/>
               </w:rPr>
-              <w:t>文档与图示</w:t>
+              <w:t>语言规范</w:t>
             </w:r>
           </w:p>
         </w:tc>
@@ -17058,11 +17473,11 @@
             </w:pPr>
             <w:r>
               <w:rPr>
-                <w:rFonts w:ascii="Arial Unicode MS" w:hAnsi="Arial Unicode MS" w:eastAsia="Arial Unicode MS"/>
+                <w:rFonts w:ascii="Hiragino Sans GB" w:hAnsi="Hiragino Sans GB" w:eastAsia="Hiragino Sans GB"/>
                 <w:color w:val="1E2933"/>
                 <w:sz w:val="17"/>
               </w:rPr>
-              <w:t>只描述当前 SDD2.0 运行基线，内容与控制契约一致</w:t>
+              <w:t>运行规则及新建或修订资产以简体中文为主体，必要英文不改变机器契约</w:t>
             </w:r>
           </w:p>
         </w:tc>
@@ -17097,11 +17512,11 @@
             </w:pPr>
             <w:r>
               <w:rPr>
-                <w:rFonts w:ascii="Arial Unicode MS" w:hAnsi="Arial Unicode MS" w:eastAsia="Arial Unicode MS"/>
+                <w:rFonts w:ascii="Hiragino Sans GB" w:hAnsi="Hiragino Sans GB" w:eastAsia="Hiragino Sans GB"/>
                 <w:color w:val="1E2933"/>
                 <w:sz w:val="17"/>
               </w:rPr>
-              <w:t>验证</w:t>
+              <w:t>异常路径</w:t>
             </w:r>
           </w:p>
         </w:tc>
@@ -17131,7 +17546,226 @@
             </w:pPr>
             <w:r>
               <w:rPr>
-                <w:rFonts w:ascii="Arial Unicode MS" w:hAnsi="Arial Unicode MS" w:eastAsia="Arial Unicode MS"/>
+                <w:rFonts w:ascii="Hiragino Sans GB" w:hAnsi="Hiragino Sans GB" w:eastAsia="Hiragino Sans GB"/>
+                <w:color w:val="1E2933"/>
+                <w:sz w:val="17"/>
+              </w:rPr>
+              <w:t>失败/阻塞/重试/风险关闭/中止均有确定行为</w:t>
+            </w:r>
+          </w:p>
+        </w:tc>
+      </w:tr>
+      <w:tr>
+        <w:trPr>
+          <w:cantSplit/>
+        </w:trPr>
+        <w:tc>
+          <w:tcPr>
+            <w:tcW w:type="dxa" w:w="2835"/>
+            <w:shd w:fill="F7F9FB"/>
+            <w:tcBorders>
+              <w:top w:val="single" w:sz="4" w:color="A8BBCB"/>
+              <w:left w:val="single" w:sz="4" w:color="A8BBCB"/>
+              <w:bottom w:val="single" w:sz="4" w:color="A8BBCB"/>
+              <w:right w:val="single" w:sz="4" w:color="A8BBCB"/>
+              <w:insideH w:val="single" w:sz="4" w:color="A8BBCB"/>
+              <w:insideV w:val="single" w:sz="4" w:color="A8BBCB"/>
+            </w:tcBorders>
+            <w:tcMar>
+              <w:top w:w="90" w:type="dxa"/>
+              <w:start w:w="110" w:type="dxa"/>
+              <w:bottom w:w="90" w:type="dxa"/>
+              <w:end w:w="110" w:type="dxa"/>
+            </w:tcMar>
+            <w:vAlign w:val="top"/>
+          </w:tcPr>
+          <w:p>
+            <w:pPr>
+              <w:spacing w:after="0"/>
+            </w:pPr>
+            <w:r>
+              <w:rPr>
+                <w:rFonts w:ascii="Hiragino Sans GB" w:hAnsi="Hiragino Sans GB" w:eastAsia="Hiragino Sans GB"/>
+                <w:color w:val="1E2933"/>
+                <w:sz w:val="17"/>
+              </w:rPr>
+              <w:t>历史样例</w:t>
+            </w:r>
+          </w:p>
+        </w:tc>
+        <w:tc>
+          <w:tcPr>
+            <w:tcW w:type="dxa" w:w="7257"/>
+            <w:shd w:fill="F7F9FB"/>
+            <w:tcBorders>
+              <w:top w:val="single" w:sz="4" w:color="A8BBCB"/>
+              <w:left w:val="single" w:sz="4" w:color="A8BBCB"/>
+              <w:bottom w:val="single" w:sz="4" w:color="A8BBCB"/>
+              <w:right w:val="single" w:sz="4" w:color="A8BBCB"/>
+              <w:insideH w:val="single" w:sz="4" w:color="A8BBCB"/>
+              <w:insideV w:val="single" w:sz="4" w:color="A8BBCB"/>
+            </w:tcBorders>
+            <w:tcMar>
+              <w:top w:w="90" w:type="dxa"/>
+              <w:start w:w="110" w:type="dxa"/>
+              <w:bottom w:w="90" w:type="dxa"/>
+              <w:end w:w="110" w:type="dxa"/>
+            </w:tcMar>
+            <w:vAlign w:val="top"/>
+          </w:tcPr>
+          <w:p>
+            <w:pPr>
+              <w:spacing w:after="0"/>
+            </w:pPr>
+            <w:r>
+              <w:rPr>
+                <w:rFonts w:ascii="Hiragino Sans GB" w:hAnsi="Hiragino Sans GB" w:eastAsia="Hiragino Sans GB"/>
+                <w:color w:val="1E2933"/>
+                <w:sz w:val="17"/>
+              </w:rPr>
+              <w:t>明确隔离，不含可被误认为当前审批的记录</w:t>
+            </w:r>
+          </w:p>
+        </w:tc>
+      </w:tr>
+      <w:tr>
+        <w:trPr>
+          <w:cantSplit/>
+        </w:trPr>
+        <w:tc>
+          <w:tcPr>
+            <w:tcW w:type="dxa" w:w="2835"/>
+            <w:shd w:fill="FFFFFF"/>
+            <w:tcBorders>
+              <w:top w:val="single" w:sz="4" w:color="A8BBCB"/>
+              <w:left w:val="single" w:sz="4" w:color="A8BBCB"/>
+              <w:bottom w:val="single" w:sz="4" w:color="A8BBCB"/>
+              <w:right w:val="single" w:sz="4" w:color="A8BBCB"/>
+              <w:insideH w:val="single" w:sz="4" w:color="A8BBCB"/>
+              <w:insideV w:val="single" w:sz="4" w:color="A8BBCB"/>
+            </w:tcBorders>
+            <w:tcMar>
+              <w:top w:w="90" w:type="dxa"/>
+              <w:start w:w="110" w:type="dxa"/>
+              <w:bottom w:w="90" w:type="dxa"/>
+              <w:end w:w="110" w:type="dxa"/>
+            </w:tcMar>
+            <w:vAlign w:val="top"/>
+          </w:tcPr>
+          <w:p>
+            <w:pPr>
+              <w:spacing w:after="0"/>
+            </w:pPr>
+            <w:r>
+              <w:rPr>
+                <w:rFonts w:ascii="Hiragino Sans GB" w:hAnsi="Hiragino Sans GB" w:eastAsia="Hiragino Sans GB"/>
+                <w:color w:val="1E2933"/>
+                <w:sz w:val="17"/>
+              </w:rPr>
+              <w:t>文档与图示</w:t>
+            </w:r>
+          </w:p>
+        </w:tc>
+        <w:tc>
+          <w:tcPr>
+            <w:tcW w:type="dxa" w:w="7257"/>
+            <w:shd w:fill="FFFFFF"/>
+            <w:tcBorders>
+              <w:top w:val="single" w:sz="4" w:color="A8BBCB"/>
+              <w:left w:val="single" w:sz="4" w:color="A8BBCB"/>
+              <w:bottom w:val="single" w:sz="4" w:color="A8BBCB"/>
+              <w:right w:val="single" w:sz="4" w:color="A8BBCB"/>
+              <w:insideH w:val="single" w:sz="4" w:color="A8BBCB"/>
+              <w:insideV w:val="single" w:sz="4" w:color="A8BBCB"/>
+            </w:tcBorders>
+            <w:tcMar>
+              <w:top w:w="90" w:type="dxa"/>
+              <w:start w:w="110" w:type="dxa"/>
+              <w:bottom w:w="90" w:type="dxa"/>
+              <w:end w:w="110" w:type="dxa"/>
+            </w:tcMar>
+            <w:vAlign w:val="top"/>
+          </w:tcPr>
+          <w:p>
+            <w:pPr>
+              <w:spacing w:after="0"/>
+            </w:pPr>
+            <w:r>
+              <w:rPr>
+                <w:rFonts w:ascii="Hiragino Sans GB" w:hAnsi="Hiragino Sans GB" w:eastAsia="Hiragino Sans GB"/>
+                <w:color w:val="1E2933"/>
+                <w:sz w:val="17"/>
+              </w:rPr>
+              <w:t>只描述当前 SDD2.0 运行基线，内容与控制契约一致</w:t>
+            </w:r>
+          </w:p>
+        </w:tc>
+      </w:tr>
+      <w:tr>
+        <w:trPr>
+          <w:cantSplit/>
+        </w:trPr>
+        <w:tc>
+          <w:tcPr>
+            <w:tcW w:type="dxa" w:w="2835"/>
+            <w:shd w:fill="F7F9FB"/>
+            <w:tcBorders>
+              <w:top w:val="single" w:sz="4" w:color="A8BBCB"/>
+              <w:left w:val="single" w:sz="4" w:color="A8BBCB"/>
+              <w:bottom w:val="single" w:sz="4" w:color="A8BBCB"/>
+              <w:right w:val="single" w:sz="4" w:color="A8BBCB"/>
+              <w:insideH w:val="single" w:sz="4" w:color="A8BBCB"/>
+              <w:insideV w:val="single" w:sz="4" w:color="A8BBCB"/>
+            </w:tcBorders>
+            <w:tcMar>
+              <w:top w:w="90" w:type="dxa"/>
+              <w:start w:w="110" w:type="dxa"/>
+              <w:bottom w:w="90" w:type="dxa"/>
+              <w:end w:w="110" w:type="dxa"/>
+            </w:tcMar>
+            <w:vAlign w:val="top"/>
+          </w:tcPr>
+          <w:p>
+            <w:pPr>
+              <w:spacing w:after="0"/>
+            </w:pPr>
+            <w:r>
+              <w:rPr>
+                <w:rFonts w:ascii="Hiragino Sans GB" w:hAnsi="Hiragino Sans GB" w:eastAsia="Hiragino Sans GB"/>
+                <w:color w:val="1E2933"/>
+                <w:sz w:val="17"/>
+              </w:rPr>
+              <w:t>验证</w:t>
+            </w:r>
+          </w:p>
+        </w:tc>
+        <w:tc>
+          <w:tcPr>
+            <w:tcW w:type="dxa" w:w="7257"/>
+            <w:shd w:fill="F7F9FB"/>
+            <w:tcBorders>
+              <w:top w:val="single" w:sz="4" w:color="A8BBCB"/>
+              <w:left w:val="single" w:sz="4" w:color="A8BBCB"/>
+              <w:bottom w:val="single" w:sz="4" w:color="A8BBCB"/>
+              <w:right w:val="single" w:sz="4" w:color="A8BBCB"/>
+              <w:insideH w:val="single" w:sz="4" w:color="A8BBCB"/>
+              <w:insideV w:val="single" w:sz="4" w:color="A8BBCB"/>
+            </w:tcBorders>
+            <w:tcMar>
+              <w:top w:w="90" w:type="dxa"/>
+              <w:start w:w="110" w:type="dxa"/>
+              <w:bottom w:w="90" w:type="dxa"/>
+              <w:end w:w="110" w:type="dxa"/>
+            </w:tcMar>
+            <w:vAlign w:val="top"/>
+          </w:tcPr>
+          <w:p>
+            <w:pPr>
+              <w:spacing w:after="0"/>
+            </w:pPr>
+            <w:r>
+              <w:rPr>
+                <w:rFonts w:ascii="Hiragino Sans GB" w:hAnsi="Hiragino Sans GB" w:eastAsia="Hiragino Sans GB"/>
                 <w:color w:val="1E2933"/>
                 <w:sz w:val="17"/>
               </w:rPr>
@@ -17206,7 +17840,7 @@
             </w:pPr>
             <w:r>
               <w:rPr>
-                <w:rFonts w:ascii="Arial Unicode MS" w:hAnsi="Arial Unicode MS" w:eastAsia="Arial Unicode MS"/>
+                <w:rFonts w:ascii="Hiragino Sans GB" w:hAnsi="Hiragino Sans GB" w:eastAsia="Hiragino Sans GB"/>
                 <w:b/>
                 <w:color w:val="397A55"/>
                 <w:sz w:val="21"/>
@@ -17215,11 +17849,11 @@
             </w:r>
             <w:r>
               <w:rPr>
-                <w:rFonts w:ascii="Arial Unicode MS" w:hAnsi="Arial Unicode MS" w:eastAsia="Arial Unicode MS"/>
+                <w:rFonts w:ascii="Hiragino Sans GB" w:hAnsi="Hiragino Sans GB" w:eastAsia="Hiragino Sans GB"/>
                 <w:color w:val="1E2933"/>
                 <w:sz w:val="21"/>
               </w:rPr>
-              <w:t>当本章全部通过时，SDD2.0 在仓库可控边界达到 5/5：入口稳定、中文资产一致、流程闭环、审批可追溯、范围确定、质量 Gate 可验证、失败可恢复且归档不可伪成功。</w:t>
+              <w:t>当本章全部通过时，SDD2.0 在仓库可控边界达到 5/5：入口稳定、中文资产一致、规划 Gate 强制停轮、实现许可可验证、自动提交受阻、流程闭环、失败可恢复且归档不可伪成功。</w:t>
             </w:r>
           </w:p>
         </w:tc>
@@ -17251,7 +17885,7 @@
     </w:pPr>
     <w:r>
       <w:rPr>
-        <w:rFonts w:ascii="Arial Unicode MS" w:hAnsi="Arial Unicode MS" w:eastAsia="Arial Unicode MS"/>
+        <w:rFonts w:ascii="Hiragino Sans GB" w:hAnsi="Hiragino Sans GB" w:eastAsia="Hiragino Sans GB"/>
         <w:color w:val="637384"/>
         <w:sz w:val="17"/>
       </w:rPr>
@@ -17264,7 +17898,7 @@
     </w:r>
     <w:r>
       <w:rPr>
-        <w:rFonts w:ascii="Arial Unicode MS" w:hAnsi="Arial Unicode MS" w:eastAsia="Arial Unicode MS"/>
+        <w:rFonts w:ascii="Hiragino Sans GB" w:hAnsi="Hiragino Sans GB" w:eastAsia="Hiragino Sans GB"/>
         <w:color w:val="637384"/>
         <w:sz w:val="17"/>
       </w:rPr>
@@ -17283,7 +17917,7 @@
     </w:pPr>
     <w:r>
       <w:rPr>
-        <w:rFonts w:ascii="Arial Unicode MS" w:hAnsi="Arial Unicode MS" w:eastAsia="Arial Unicode MS"/>
+        <w:rFonts w:ascii="Hiragino Sans GB" w:hAnsi="Hiragino Sans GB" w:eastAsia="Hiragino Sans GB"/>
         <w:color w:val="637384"/>
         <w:sz w:val="17"/>
       </w:rPr>
@@ -17492,6 +18126,24 @@
   </w:num>
   <w:num w:numId="9">
     <w:abstractNumId w:val="0"/>
+  </w:num>
+  <w:num w:numId="10">
+    <w:abstractNumId w:val="7"/>
+    <w:lvlOverride w:ilvl="0">
+      <w:startOverride w:val="1"/>
+    </w:lvlOverride>
+  </w:num>
+  <w:num w:numId="11">
+    <w:abstractNumId w:val="7"/>
+    <w:lvlOverride w:ilvl="0">
+      <w:startOverride w:val="1"/>
+    </w:lvlOverride>
+  </w:num>
+  <w:num w:numId="12">
+    <w:abstractNumId w:val="7"/>
+    <w:lvlOverride w:ilvl="0">
+      <w:startOverride w:val="1"/>
+    </w:lvlOverride>
   </w:num>
 </w:numbering>
 </file>
@@ -17660,7 +18312,7 @@
       <w:spacing w:after="100" w:line="276" w:lineRule="auto"/>
     </w:pPr>
     <w:rPr>
-      <w:rFonts w:ascii="Arial Unicode MS" w:hAnsi="Arial Unicode MS" w:eastAsia="Arial Unicode MS"/>
+      <w:rFonts w:ascii="Hiragino Sans GB" w:hAnsi="Hiragino Sans GB" w:eastAsia="Hiragino Sans GB"/>
       <w:color w:val="1E2933"/>
       <w:sz w:val="21"/>
     </w:rPr>
@@ -17724,7 +18376,7 @@
       <w:outlineLvl w:val="0"/>
     </w:pPr>
     <w:rPr>
-      <w:rFonts w:asciiTheme="majorHAnsi" w:eastAsiaTheme="majorEastAsia" w:hAnsiTheme="majorHAnsi" w:cstheme="majorBidi" w:ascii="Arial Unicode MS" w:hAnsi="Arial Unicode MS" w:eastAsia="Arial Unicode MS"/>
+      <w:rFonts w:asciiTheme="majorHAnsi" w:eastAsiaTheme="majorEastAsia" w:hAnsiTheme="majorHAnsi" w:cstheme="majorBidi" w:ascii="Hiragino Sans GB" w:hAnsi="Hiragino Sans GB" w:eastAsia="Hiragino Sans GB"/>
       <w:b/>
       <w:bCs/>
       <w:color w:val="153B5B"/>
@@ -17748,7 +18400,7 @@
       <w:outlineLvl w:val="1"/>
     </w:pPr>
     <w:rPr>
-      <w:rFonts w:asciiTheme="majorHAnsi" w:eastAsiaTheme="majorEastAsia" w:hAnsiTheme="majorHAnsi" w:cstheme="majorBidi" w:ascii="Arial Unicode MS" w:hAnsi="Arial Unicode MS" w:eastAsia="Arial Unicode MS"/>
+      <w:rFonts w:asciiTheme="majorHAnsi" w:eastAsiaTheme="majorEastAsia" w:hAnsiTheme="majorHAnsi" w:cstheme="majorBidi" w:ascii="Hiragino Sans GB" w:hAnsi="Hiragino Sans GB" w:eastAsia="Hiragino Sans GB"/>
       <w:b/>
       <w:bCs/>
       <w:color w:val="2F6F9F"/>
@@ -17772,7 +18424,7 @@
       <w:outlineLvl w:val="2"/>
     </w:pPr>
     <w:rPr>
-      <w:rFonts w:asciiTheme="majorHAnsi" w:eastAsiaTheme="majorEastAsia" w:hAnsiTheme="majorHAnsi" w:cstheme="majorBidi" w:ascii="Arial Unicode MS" w:hAnsi="Arial Unicode MS" w:eastAsia="Arial Unicode MS"/>
+      <w:rFonts w:asciiTheme="majorHAnsi" w:eastAsiaTheme="majorEastAsia" w:hAnsiTheme="majorHAnsi" w:cstheme="majorBidi" w:ascii="Hiragino Sans GB" w:hAnsi="Hiragino Sans GB" w:eastAsia="Hiragino Sans GB"/>
       <w:b/>
       <w:bCs/>
       <w:color w:val="397A55"/>
@@ -18015,7 +18667,7 @@
       <w:contextualSpacing/>
     </w:pPr>
     <w:rPr>
-      <w:rFonts w:asciiTheme="majorHAnsi" w:eastAsiaTheme="majorEastAsia" w:hAnsiTheme="majorHAnsi" w:cstheme="majorBidi" w:ascii="Arial Unicode MS" w:hAnsi="Arial Unicode MS" w:eastAsia="Arial Unicode MS"/>
+      <w:rFonts w:asciiTheme="majorHAnsi" w:eastAsiaTheme="majorEastAsia" w:hAnsiTheme="majorHAnsi" w:cstheme="majorBidi" w:ascii="Hiragino Sans GB" w:hAnsi="Hiragino Sans GB" w:eastAsia="Hiragino Sans GB"/>
       <w:b/>
       <w:color w:val="153B5B"/>
       <w:spacing w:val="5"/>
@@ -18055,7 +18707,7 @@
       <w:spacing w:before="0" w:after="160"/>
     </w:pPr>
     <w:rPr>
-      <w:rFonts w:asciiTheme="majorHAnsi" w:eastAsiaTheme="majorEastAsia" w:hAnsiTheme="majorHAnsi" w:cstheme="majorBidi" w:ascii="Arial Unicode MS" w:hAnsi="Arial Unicode MS" w:eastAsia="Arial Unicode MS"/>
+      <w:rFonts w:asciiTheme="majorHAnsi" w:eastAsiaTheme="majorEastAsia" w:hAnsiTheme="majorHAnsi" w:cstheme="majorBidi" w:ascii="Hiragino Sans GB" w:hAnsi="Hiragino Sans GB" w:eastAsia="Hiragino Sans GB"/>
       <w:b w:val="0"/>
       <w:i/>
       <w:iCs/>
@@ -18202,7 +18854,7 @@
       <w:contextualSpacing/>
     </w:pPr>
     <w:rPr>
-      <w:rFonts w:ascii="Arial Unicode MS" w:hAnsi="Arial Unicode MS" w:eastAsia="Arial Unicode MS"/>
+      <w:rFonts w:ascii="Hiragino Sans GB" w:hAnsi="Hiragino Sans GB" w:eastAsia="Hiragino Sans GB"/>
       <w:sz w:val="21"/>
     </w:rPr>
   </w:style>
@@ -18247,7 +18899,7 @@
       <w:contextualSpacing/>
     </w:pPr>
     <w:rPr>
-      <w:rFonts w:ascii="Arial Unicode MS" w:hAnsi="Arial Unicode MS" w:eastAsia="Arial Unicode MS"/>
+      <w:rFonts w:ascii="Hiragino Sans GB" w:hAnsi="Hiragino Sans GB" w:eastAsia="Hiragino Sans GB"/>
       <w:sz w:val="21"/>
     </w:rPr>
   </w:style>
@@ -29373,7 +30025,7 @@
       <w:ind w:left="198" w:right="198"/>
     </w:pPr>
     <w:rPr>
-      <w:rFonts w:ascii="Arial Unicode MS" w:hAnsi="Arial Unicode MS" w:eastAsia="Arial Unicode MS"/>
+      <w:rFonts w:ascii="Hiragino Sans GB" w:hAnsi="Hiragino Sans GB" w:eastAsia="Hiragino Sans GB"/>
       <w:color w:val="1E2933"/>
       <w:sz w:val="18"/>
     </w:rPr>
